--- a/Kỹ thuật Phục hồi chức năng/01. Môn học Cơ sở (II.1)/MH09. Hóa sinh/Đề cương /4. Acid nucleic.docx
+++ b/Kỹ thuật Phục hồi chức năng/01. Môn học Cơ sở (II.1)/MH09. Hóa sinh/Đề cương /4. Acid nucleic.docx
@@ -51,6 +51,13 @@
           <w:lang w:val="en-US"/>
         </w:rPr>
       </w:r>
+      <w:r>
+        <w:rPr>
+          <w:b/>
+          <w:szCs w:val="28"/>
+          <w:lang w:val="en-US"/>
+        </w:rPr>
+      </w:r>
     </w:p>
     <w:p>
       <w:pPr>
@@ -103,6 +110,13 @@
           <w:lang w:val="en-US"/>
         </w:rPr>
       </w:r>
+      <w:r>
+        <w:rPr>
+          <w:rFonts w:cs="Times New Roman"/>
+          <w:szCs w:val="28"/>
+          <w:lang w:val="en-US"/>
+        </w:rPr>
+      </w:r>
     </w:p>
     <w:p>
       <w:pPr>
@@ -166,6 +180,12 @@
           <w:lang w:val="en-US"/>
         </w:rPr>
       </w:r>
+      <w:r>
+        <w:rPr>
+          <w:szCs w:val="28"/>
+          <w:lang w:val="en-US"/>
+        </w:rPr>
+      </w:r>
     </w:p>
     <w:p>
       <w:pPr>
@@ -210,6 +230,11 @@
         </w:rPr>
         <w:tab/>
         <w:t xml:space="preserve">    E. Tất cả đều sai</w:t>
+      </w:r>
+      <w:r>
+        <w:rPr>
+          <w:szCs w:val="28"/>
+        </w:rPr>
       </w:r>
       <w:r>
         <w:rPr>
@@ -287,6 +312,13 @@
           <w:lang w:val="fr-FR"/>
         </w:rPr>
       </w:r>
+      <w:r>
+        <w:rPr>
+          <w:bCs/>
+          <w:szCs w:val="28"/>
+          <w:lang w:val="fr-FR"/>
+        </w:rPr>
+      </w:r>
     </w:p>
     <w:p>
       <w:pPr>
@@ -328,6 +360,12 @@
           <w:szCs w:val="28"/>
         </w:rPr>
       </w:r>
+      <w:r>
+        <w:rPr>
+          <w:bCs/>
+          <w:szCs w:val="28"/>
+        </w:rPr>
+      </w:r>
     </w:p>
     <w:p>
       <w:pPr>
@@ -369,6 +407,12 @@
           <w:szCs w:val="28"/>
         </w:rPr>
       </w:r>
+      <w:r>
+        <w:rPr>
+          <w:bCs/>
+          <w:szCs w:val="28"/>
+        </w:rPr>
+      </w:r>
     </w:p>
     <w:p>
       <w:pPr>
@@ -405,6 +449,13 @@
           <w:highlight w:val="yellow"/>
         </w:rPr>
       </w:r>
+      <w:r>
+        <w:rPr>
+          <w:bCs/>
+          <w:szCs w:val="28"/>
+          <w:highlight w:val="yellow"/>
+        </w:rPr>
+      </w:r>
     </w:p>
     <w:p>
       <w:pPr>
@@ -438,6 +489,12 @@
           <w:szCs w:val="28"/>
         </w:rPr>
       </w:r>
+      <w:r>
+        <w:rPr>
+          <w:bCs/>
+          <w:szCs w:val="28"/>
+        </w:rPr>
+      </w:r>
     </w:p>
     <w:p>
       <w:pPr>
@@ -492,6 +549,12 @@
           <w:szCs w:val="28"/>
         </w:rPr>
       </w:r>
+      <w:r>
+        <w:rPr>
+          <w:bCs/>
+          <w:szCs w:val="28"/>
+        </w:rPr>
+      </w:r>
     </w:p>
     <w:p>
       <w:pPr>
@@ -586,6 +649,11 @@
           <w:szCs w:val="28"/>
         </w:rPr>
       </w:r>
+      <w:r>
+        <w:rPr>
+          <w:szCs w:val="28"/>
+        </w:rPr>
+      </w:r>
     </w:p>
     <w:p>
       <w:pPr>
@@ -675,6 +743,11 @@
           <w:szCs w:val="28"/>
         </w:rPr>
       </w:r>
+      <w:r>
+        <w:rPr>
+          <w:szCs w:val="28"/>
+        </w:rPr>
+      </w:r>
     </w:p>
     <w:p>
       <w:pPr>
@@ -733,6 +806,12 @@
           <w:szCs w:val="28"/>
         </w:rPr>
       </w:r>
+      <w:r>
+        <w:rPr>
+          <w:bCs/>
+          <w:szCs w:val="28"/>
+        </w:rPr>
+      </w:r>
     </w:p>
     <w:p>
       <w:pPr>
@@ -766,6 +845,12 @@
           <w:szCs w:val="28"/>
         </w:rPr>
       </w:r>
+      <w:r>
+        <w:rPr>
+          <w:bCs/>
+          <w:szCs w:val="28"/>
+        </w:rPr>
+      </w:r>
     </w:p>
     <w:p>
       <w:pPr>
@@ -799,6 +884,12 @@
           <w:szCs w:val="28"/>
         </w:rPr>
       </w:r>
+      <w:r>
+        <w:rPr>
+          <w:bCs/>
+          <w:szCs w:val="28"/>
+        </w:rPr>
+      </w:r>
     </w:p>
     <w:p>
       <w:pPr>
@@ -832,6 +923,12 @@
           <w:szCs w:val="28"/>
         </w:rPr>
       </w:r>
+      <w:r>
+        <w:rPr>
+          <w:bCs/>
+          <w:szCs w:val="28"/>
+        </w:rPr>
+      </w:r>
     </w:p>
     <w:p>
       <w:pPr>
@@ -868,6 +965,13 @@
           <w:highlight w:val="yellow"/>
         </w:rPr>
       </w:r>
+      <w:r>
+        <w:rPr>
+          <w:bCs/>
+          <w:szCs w:val="28"/>
+          <w:highlight w:val="yellow"/>
+        </w:rPr>
+      </w:r>
     </w:p>
     <w:p>
       <w:pPr>
@@ -922,6 +1026,13 @@
           <w:lang w:val="fr-FR"/>
         </w:rPr>
       </w:r>
+      <w:r>
+        <w:rPr>
+          <w:bCs/>
+          <w:szCs w:val="28"/>
+          <w:lang w:val="fr-FR"/>
+        </w:rPr>
+      </w:r>
     </w:p>
     <w:p>
       <w:pPr>
@@ -963,6 +1074,12 @@
           <w:szCs w:val="28"/>
         </w:rPr>
       </w:r>
+      <w:r>
+        <w:rPr>
+          <w:bCs/>
+          <w:szCs w:val="28"/>
+        </w:rPr>
+      </w:r>
     </w:p>
     <w:p>
       <w:pPr>
@@ -999,6 +1116,13 @@
           <w:lang w:val="fr-FR"/>
         </w:rPr>
       </w:r>
+      <w:r>
+        <w:rPr>
+          <w:bCs/>
+          <w:szCs w:val="28"/>
+          <w:lang w:val="fr-FR"/>
+        </w:rPr>
+      </w:r>
     </w:p>
     <w:p>
       <w:pPr>
@@ -1052,6 +1176,13 @@
           <w:highlight w:val="yellow"/>
         </w:rPr>
       </w:r>
+      <w:r>
+        <w:rPr>
+          <w:bCs/>
+          <w:szCs w:val="28"/>
+          <w:highlight w:val="yellow"/>
+        </w:rPr>
+      </w:r>
     </w:p>
     <w:p>
       <w:pPr>
@@ -1088,6 +1219,13 @@
           <w:lang w:val="fr-FR"/>
         </w:rPr>
       </w:r>
+      <w:r>
+        <w:rPr>
+          <w:bCs/>
+          <w:szCs w:val="28"/>
+          <w:lang w:val="fr-FR"/>
+        </w:rPr>
+      </w:r>
     </w:p>
     <w:p>
       <w:pPr>
@@ -1142,6 +1280,13 @@
           <w:lang w:val="fr-FR"/>
         </w:rPr>
       </w:r>
+      <w:r>
+        <w:rPr>
+          <w:bCs/>
+          <w:szCs w:val="28"/>
+          <w:lang w:val="fr-FR"/>
+        </w:rPr>
+      </w:r>
     </w:p>
     <w:p>
       <w:pPr>
@@ -1178,6 +1323,13 @@
           <w:lang w:val="fr-FR"/>
         </w:rPr>
       </w:r>
+      <w:r>
+        <w:rPr>
+          <w:bCs/>
+          <w:szCs w:val="28"/>
+          <w:lang w:val="fr-FR"/>
+        </w:rPr>
+      </w:r>
     </w:p>
     <w:p>
       <w:pPr>
@@ -1230,6 +1382,13 @@
           <w:lang w:val="fr-FR"/>
         </w:rPr>
       </w:r>
+      <w:r>
+        <w:rPr>
+          <w:bCs/>
+          <w:szCs w:val="28"/>
+          <w:lang w:val="fr-FR"/>
+        </w:rPr>
+      </w:r>
     </w:p>
     <w:p>
       <w:pPr>
@@ -1266,6 +1425,13 @@
           <w:lang w:val="fr-FR"/>
         </w:rPr>
       </w:r>
+      <w:r>
+        <w:rPr>
+          <w:bCs/>
+          <w:szCs w:val="28"/>
+          <w:lang w:val="fr-FR"/>
+        </w:rPr>
+      </w:r>
     </w:p>
     <w:p>
       <w:pPr>
@@ -1302,6 +1468,13 @@
           <w:highlight w:val="yellow"/>
         </w:rPr>
       </w:r>
+      <w:r>
+        <w:rPr>
+          <w:bCs/>
+          <w:szCs w:val="28"/>
+          <w:highlight w:val="yellow"/>
+        </w:rPr>
+      </w:r>
     </w:p>
     <w:p>
       <w:pPr>
@@ -1360,6 +1533,12 @@
           <w:szCs w:val="28"/>
         </w:rPr>
       </w:r>
+      <w:r>
+        <w:rPr>
+          <w:bCs/>
+          <w:szCs w:val="28"/>
+        </w:rPr>
+      </w:r>
     </w:p>
     <w:p>
       <w:pPr>
@@ -1423,6 +1602,12 @@
           <w:szCs w:val="28"/>
         </w:rPr>
       </w:r>
+      <w:r>
+        <w:rPr>
+          <w:bCs/>
+          <w:szCs w:val="28"/>
+        </w:rPr>
+      </w:r>
     </w:p>
     <w:p>
       <w:pPr>
@@ -1456,6 +1641,12 @@
           <w:szCs w:val="28"/>
         </w:rPr>
       </w:r>
+      <w:r>
+        <w:rPr>
+          <w:bCs/>
+          <w:szCs w:val="28"/>
+        </w:rPr>
+      </w:r>
     </w:p>
     <w:p>
       <w:pPr>
@@ -1507,6 +1698,13 @@
           <w:lang w:val="fr-FR"/>
         </w:rPr>
       </w:r>
+      <w:r>
+        <w:rPr>
+          <w:bCs/>
+          <w:szCs w:val="28"/>
+          <w:lang w:val="fr-FR"/>
+        </w:rPr>
+      </w:r>
     </w:p>
     <w:p>
       <w:pPr>
@@ -1543,6 +1741,13 @@
           <w:highlight w:val="yellow"/>
         </w:rPr>
       </w:r>
+      <w:r>
+        <w:rPr>
+          <w:bCs/>
+          <w:szCs w:val="28"/>
+          <w:highlight w:val="yellow"/>
+        </w:rPr>
+      </w:r>
     </w:p>
     <w:p>
       <w:pPr>
@@ -1592,6 +1797,12 @@
           <w:szCs w:val="28"/>
         </w:rPr>
       </w:r>
+      <w:r>
+        <w:rPr>
+          <w:bCs/>
+          <w:szCs w:val="28"/>
+        </w:rPr>
+      </w:r>
     </w:p>
     <w:p>
       <w:pPr>
@@ -1625,6 +1836,12 @@
           <w:szCs w:val="28"/>
         </w:rPr>
       </w:r>
+      <w:r>
+        <w:rPr>
+          <w:bCs/>
+          <w:szCs w:val="28"/>
+        </w:rPr>
+      </w:r>
     </w:p>
     <w:p>
       <w:pPr>
@@ -1658,6 +1875,12 @@
           <w:szCs w:val="28"/>
         </w:rPr>
       </w:r>
+      <w:r>
+        <w:rPr>
+          <w:bCs/>
+          <w:szCs w:val="28"/>
+        </w:rPr>
+      </w:r>
     </w:p>
     <w:p>
       <w:pPr>
@@ -1694,6 +1917,13 @@
           <w:highlight w:val="yellow"/>
         </w:rPr>
       </w:r>
+      <w:r>
+        <w:rPr>
+          <w:bCs/>
+          <w:szCs w:val="28"/>
+          <w:highlight w:val="yellow"/>
+        </w:rPr>
+      </w:r>
     </w:p>
     <w:p>
       <w:pPr>
@@ -1727,6 +1957,12 @@
           <w:szCs w:val="28"/>
         </w:rPr>
       </w:r>
+      <w:r>
+        <w:rPr>
+          <w:bCs/>
+          <w:szCs w:val="28"/>
+        </w:rPr>
+      </w:r>
     </w:p>
     <w:p>
       <w:pPr>
@@ -1800,6 +2036,12 @@
           <w:szCs w:val="28"/>
         </w:rPr>
       </w:r>
+      <w:r>
+        <w:rPr>
+          <w:bCs/>
+          <w:szCs w:val="28"/>
+        </w:rPr>
+      </w:r>
     </w:p>
     <w:p>
       <w:pPr>
@@ -1836,6 +2078,13 @@
           <w:highlight w:val="yellow"/>
         </w:rPr>
       </w:r>
+      <w:r>
+        <w:rPr>
+          <w:bCs/>
+          <w:szCs w:val="28"/>
+          <w:highlight w:val="yellow"/>
+        </w:rPr>
+      </w:r>
     </w:p>
     <w:p>
       <w:pPr>
@@ -1869,6 +2118,12 @@
           <w:szCs w:val="28"/>
         </w:rPr>
       </w:r>
+      <w:r>
+        <w:rPr>
+          <w:bCs/>
+          <w:szCs w:val="28"/>
+        </w:rPr>
+      </w:r>
     </w:p>
     <w:p>
       <w:pPr>
@@ -1902,6 +2157,12 @@
           <w:szCs w:val="28"/>
         </w:rPr>
       </w:r>
+      <w:r>
+        <w:rPr>
+          <w:bCs/>
+          <w:szCs w:val="28"/>
+        </w:rPr>
+      </w:r>
     </w:p>
     <w:p>
       <w:pPr>
@@ -1935,6 +2196,12 @@
           <w:szCs w:val="28"/>
         </w:rPr>
       </w:r>
+      <w:r>
+        <w:rPr>
+          <w:bCs/>
+          <w:szCs w:val="28"/>
+        </w:rPr>
+      </w:r>
     </w:p>
     <w:p>
       <w:pPr>
@@ -1960,6 +2227,7 @@
           <w:b/>
           <w:bCs/>
           <w:szCs w:val="28"/>
+          <w:highlight w:val="none"/>
         </w:rPr>
         <w:t xml:space="preserve">Câu </w:t>
       </w:r>
@@ -1968,6 +2236,7 @@
           <w:b/>
           <w:bCs/>
           <w:szCs w:val="28"/>
+          <w:highlight w:val="none"/>
           <w:lang w:val="en-US"/>
         </w:rPr>
         <w:t xml:space="preserve">10</w:t>
@@ -1977,6 +2246,7 @@
           <w:b/>
           <w:bCs/>
           <w:szCs w:val="28"/>
+          <w:highlight w:val="none"/>
         </w:rPr>
         <w:t xml:space="preserve"> :</w:t>
       </w:r>
@@ -1986,6 +2256,12 @@
           <w:szCs w:val="28"/>
         </w:rPr>
         <w:t xml:space="preserve"> Nhận định nào sau đây là sai về Acid nucleic ?</w:t>
+      </w:r>
+      <w:r>
+        <w:rPr>
+          <w:bCs/>
+          <w:szCs w:val="28"/>
+        </w:rPr>
       </w:r>
       <w:r>
         <w:rPr>
@@ -2017,8 +2293,32 @@
         <w:rPr>
           <w:bCs/>
           <w:szCs w:val="28"/>
-        </w:rPr>
-        <w:t xml:space="preserve">A. Acid nucleic chiếm 5-15% khối lượng khô của tế bào.</w:t>
+          <w:highlight w:val="none"/>
+          <w:u w:val="none"/>
+        </w:rPr>
+        <w:t xml:space="preserve">A</w:t>
+      </w:r>
+      <w:r>
+        <w:rPr>
+          <w:bCs/>
+          <w:szCs w:val="28"/>
+          <w:highlight w:val="none"/>
+          <w:u w:val="none"/>
+        </w:rPr>
+        <w:t xml:space="preserve">.</w:t>
+      </w:r>
+      <w:r>
+        <w:rPr>
+          <w:bCs/>
+          <w:szCs w:val="28"/>
+        </w:rPr>
+        <w:t xml:space="preserve"> Acid nucleic chiếm 5-15% khối lượng khô của tế bào.</w:t>
+      </w:r>
+      <w:r>
+        <w:rPr>
+          <w:bCs/>
+          <w:szCs w:val="28"/>
+        </w:rPr>
       </w:r>
       <w:r>
         <w:rPr>
@@ -2059,6 +2359,12 @@
           <w:szCs w:val="28"/>
         </w:rPr>
       </w:r>
+      <w:r>
+        <w:rPr>
+          <w:bCs/>
+          <w:szCs w:val="28"/>
+        </w:rPr>
+      </w:r>
     </w:p>
     <w:p>
       <w:pPr>
@@ -2095,6 +2401,13 @@
           <w:highlight w:val="yellow"/>
         </w:rPr>
       </w:r>
+      <w:r>
+        <w:rPr>
+          <w:bCs/>
+          <w:szCs w:val="28"/>
+          <w:highlight w:val="yellow"/>
+        </w:rPr>
+      </w:r>
     </w:p>
     <w:p>
       <w:pPr>
@@ -2128,6 +2441,12 @@
           <w:szCs w:val="28"/>
         </w:rPr>
       </w:r>
+      <w:r>
+        <w:rPr>
+          <w:bCs/>
+          <w:szCs w:val="28"/>
+        </w:rPr>
+      </w:r>
     </w:p>
     <w:p>
       <w:pPr>
@@ -2186,6 +2505,12 @@
           <w:szCs w:val="28"/>
         </w:rPr>
       </w:r>
+      <w:r>
+        <w:rPr>
+          <w:bCs/>
+          <w:szCs w:val="28"/>
+        </w:rPr>
+      </w:r>
     </w:p>
     <w:p>
       <w:pPr>
@@ -2249,6 +2574,12 @@
           <w:szCs w:val="28"/>
         </w:rPr>
       </w:r>
+      <w:r>
+        <w:rPr>
+          <w:bCs/>
+          <w:szCs w:val="28"/>
+        </w:rPr>
+      </w:r>
     </w:p>
     <w:p>
       <w:pPr>
@@ -2282,6 +2613,12 @@
           <w:szCs w:val="28"/>
         </w:rPr>
       </w:r>
+      <w:r>
+        <w:rPr>
+          <w:bCs/>
+          <w:szCs w:val="28"/>
+        </w:rPr>
+      </w:r>
     </w:p>
     <w:p>
       <w:pPr>
@@ -2334,7 +2671,13 @@
           <w:bCs/>
           <w:szCs w:val="28"/>
           <w:highlight w:val="yellow"/>
-          <w:lang w:val="fr-FR"/>
+        </w:rPr>
+      </w:r>
+      <w:r>
+        <w:rPr>
+          <w:bCs/>
+          <w:szCs w:val="28"/>
+          <w:highlight w:val="yellow"/>
         </w:rPr>
       </w:r>
     </w:p>
@@ -2370,6 +2713,12 @@
           <w:szCs w:val="28"/>
         </w:rPr>
       </w:r>
+      <w:r>
+        <w:rPr>
+          <w:bCs/>
+          <w:szCs w:val="28"/>
+        </w:rPr>
+      </w:r>
     </w:p>
     <w:p>
       <w:pPr>
@@ -2441,6 +2790,13 @@
           <w:lang w:val="fr-FR"/>
         </w:rPr>
       </w:r>
+      <w:r>
+        <w:rPr>
+          <w:bCs/>
+          <w:szCs w:val="28"/>
+          <w:lang w:val="fr-FR"/>
+        </w:rPr>
+      </w:r>
     </w:p>
     <w:p>
       <w:pPr>
@@ -2482,6 +2838,12 @@
           <w:szCs w:val="28"/>
         </w:rPr>
       </w:r>
+      <w:r>
+        <w:rPr>
+          <w:bCs/>
+          <w:szCs w:val="28"/>
+        </w:rPr>
+      </w:r>
     </w:p>
     <w:p>
       <w:pPr>
@@ -2519,6 +2881,13 @@
           <w:highlight w:val="yellow"/>
         </w:rPr>
       </w:r>
+      <w:r>
+        <w:rPr>
+          <w:bCs/>
+          <w:szCs w:val="28"/>
+          <w:highlight w:val="yellow"/>
+        </w:rPr>
+      </w:r>
     </w:p>
     <w:p>
       <w:pPr>
@@ -2555,6 +2924,13 @@
           <w:lang w:val="fr-FR"/>
         </w:rPr>
       </w:r>
+      <w:r>
+        <w:rPr>
+          <w:bCs/>
+          <w:szCs w:val="28"/>
+          <w:lang w:val="fr-FR"/>
+        </w:rPr>
+      </w:r>
     </w:p>
     <w:p>
       <w:pPr>
@@ -2589,6 +2965,12 @@
           <w:szCs w:val="28"/>
         </w:rPr>
       </w:r>
+      <w:r>
+        <w:rPr>
+          <w:bCs/>
+          <w:szCs w:val="28"/>
+        </w:rPr>
+      </w:r>
     </w:p>
     <w:p>
       <w:pPr>
@@ -2639,6 +3021,12 @@
           <w:szCs w:val="28"/>
         </w:rPr>
       </w:r>
+      <w:r>
+        <w:rPr>
+          <w:bCs/>
+          <w:szCs w:val="28"/>
+        </w:rPr>
+      </w:r>
     </w:p>
     <w:p>
       <w:pPr>
@@ -2675,6 +3063,13 @@
           <w:highlight w:val="yellow"/>
         </w:rPr>
       </w:r>
+      <w:r>
+        <w:rPr>
+          <w:bCs/>
+          <w:szCs w:val="28"/>
+          <w:highlight w:val="yellow"/>
+        </w:rPr>
+      </w:r>
     </w:p>
     <w:p>
       <w:pPr>
@@ -2708,6 +3103,12 @@
           <w:szCs w:val="28"/>
         </w:rPr>
       </w:r>
+      <w:r>
+        <w:rPr>
+          <w:bCs/>
+          <w:szCs w:val="28"/>
+        </w:rPr>
+      </w:r>
     </w:p>
     <w:p>
       <w:pPr>
@@ -2741,6 +3142,12 @@
           <w:szCs w:val="28"/>
         </w:rPr>
       </w:r>
+      <w:r>
+        <w:rPr>
+          <w:bCs/>
+          <w:szCs w:val="28"/>
+        </w:rPr>
+      </w:r>
     </w:p>
     <w:p>
       <w:pPr>
@@ -2774,6 +3181,12 @@
           <w:szCs w:val="28"/>
         </w:rPr>
       </w:r>
+      <w:r>
+        <w:rPr>
+          <w:bCs/>
+          <w:szCs w:val="28"/>
+        </w:rPr>
+      </w:r>
     </w:p>
     <w:p>
       <w:pPr>
@@ -2813,6 +3226,12 @@
           <w:lang w:val="en-US"/>
         </w:rPr>
       </w:r>
+      <w:r>
+        <w:rPr>
+          <w:szCs w:val="28"/>
+          <w:lang w:val="en-US"/>
+        </w:rPr>
+      </w:r>
     </w:p>
     <w:p>
       <w:pPr>
@@ -2890,6 +3309,12 @@
           <w:lang w:val="en-US"/>
         </w:rPr>
       </w:r>
+      <w:r>
+        <w:rPr>
+          <w:szCs w:val="28"/>
+          <w:lang w:val="en-US"/>
+        </w:rPr>
+      </w:r>
     </w:p>
     <w:p>
       <w:pPr>
@@ -2986,6 +3411,12 @@
           <w:lang w:val="en-US"/>
         </w:rPr>
       </w:r>
+      <w:r>
+        <w:rPr>
+          <w:szCs w:val="28"/>
+          <w:lang w:val="en-US"/>
+        </w:rPr>
+      </w:r>
     </w:p>
     <w:p>
       <w:pPr>
@@ -3031,6 +3462,12 @@
           <w:lang w:val="en-US"/>
         </w:rPr>
       </w:r>
+      <w:r>
+        <w:rPr>
+          <w:szCs w:val="28"/>
+          <w:lang w:val="en-US"/>
+        </w:rPr>
+      </w:r>
     </w:p>
     <w:p>
       <w:pPr>
@@ -3076,6 +3513,12 @@
           <w:lang w:val="en-US"/>
         </w:rPr>
       </w:r>
+      <w:r>
+        <w:rPr>
+          <w:szCs w:val="28"/>
+          <w:lang w:val="en-US"/>
+        </w:rPr>
+      </w:r>
     </w:p>
     <w:p>
       <w:pPr>
@@ -3121,6 +3564,12 @@
           <w:lang w:val="en-US"/>
         </w:rPr>
       </w:r>
+      <w:r>
+        <w:rPr>
+          <w:szCs w:val="28"/>
+          <w:lang w:val="en-US"/>
+        </w:rPr>
+      </w:r>
     </w:p>
     <w:p>
       <w:pPr>
@@ -3166,6 +3615,12 @@
           <w:lang w:val="en-US"/>
         </w:rPr>
       </w:r>
+      <w:r>
+        <w:rPr>
+          <w:szCs w:val="28"/>
+          <w:lang w:val="en-US"/>
+        </w:rPr>
+      </w:r>
     </w:p>
     <w:p>
       <w:pPr>
@@ -3205,6 +3660,12 @@
           <w:lang w:val="en-US"/>
         </w:rPr>
       </w:r>
+      <w:r>
+        <w:rPr>
+          <w:szCs w:val="28"/>
+          <w:lang w:val="en-US"/>
+        </w:rPr>
+      </w:r>
     </w:p>
     <w:p>
       <w:pPr>
@@ -3244,6 +3705,12 @@
           <w:lang w:val="en-US"/>
         </w:rPr>
       </w:r>
+      <w:r>
+        <w:rPr>
+          <w:szCs w:val="28"/>
+          <w:lang w:val="en-US"/>
+        </w:rPr>
+      </w:r>
     </w:p>
     <w:p>
       <w:pPr>
@@ -3315,6 +3782,12 @@
           <w:lang w:val="en-US"/>
         </w:rPr>
       </w:r>
+      <w:r>
+        <w:rPr>
+          <w:szCs w:val="28"/>
+          <w:lang w:val="en-US"/>
+        </w:rPr>
+      </w:r>
     </w:p>
     <w:p>
       <w:pPr>
@@ -3362,6 +3835,12 @@
           <w:lang w:val="en-US"/>
         </w:rPr>
       </w:r>
+      <w:r>
+        <w:rPr>
+          <w:szCs w:val="28"/>
+          <w:lang w:val="en-US"/>
+        </w:rPr>
+      </w:r>
     </w:p>
     <w:p>
       <w:pPr>
@@ -3439,6 +3918,12 @@
           <w:lang w:val="en-US"/>
         </w:rPr>
         <w:t xml:space="preserve"> cả đều sai</w:t>
+      </w:r>
+      <w:r>
+        <w:rPr>
+          <w:szCs w:val="28"/>
+          <w:lang w:val="en-US"/>
+        </w:rPr>
       </w:r>
       <w:r>
         <w:rPr>
@@ -3511,6 +3996,12 @@
           <w:szCs w:val="28"/>
         </w:rPr>
       </w:r>
+      <w:r>
+        <w:rPr>
+          <w:bCs/>
+          <w:szCs w:val="28"/>
+        </w:rPr>
+      </w:r>
     </w:p>
     <w:p>
       <w:pPr>
@@ -3552,6 +4043,12 @@
           <w:szCs w:val="28"/>
         </w:rPr>
       </w:r>
+      <w:r>
+        <w:rPr>
+          <w:bCs/>
+          <w:szCs w:val="28"/>
+        </w:rPr>
+      </w:r>
     </w:p>
     <w:p>
       <w:pPr>
@@ -3615,6 +4112,12 @@
           <w:szCs w:val="28"/>
         </w:rPr>
       </w:r>
+      <w:r>
+        <w:rPr>
+          <w:bCs/>
+          <w:szCs w:val="28"/>
+        </w:rPr>
+      </w:r>
     </w:p>
     <w:p>
       <w:pPr>
@@ -3656,6 +4159,12 @@
           <w:szCs w:val="28"/>
         </w:rPr>
       </w:r>
+      <w:r>
+        <w:rPr>
+          <w:bCs/>
+          <w:szCs w:val="28"/>
+        </w:rPr>
+      </w:r>
     </w:p>
     <w:p>
       <w:pPr>
@@ -3707,6 +4216,12 @@
           <w:szCs w:val="28"/>
         </w:rPr>
       </w:r>
+      <w:r>
+        <w:rPr>
+          <w:bCs/>
+          <w:szCs w:val="28"/>
+        </w:rPr>
+      </w:r>
     </w:p>
     <w:p>
       <w:pPr>
@@ -3775,6 +4290,12 @@
           <w:lang w:val="en-US"/>
         </w:rPr>
       </w:r>
+      <w:r>
+        <w:rPr>
+          <w:szCs w:val="28"/>
+          <w:lang w:val="en-US"/>
+        </w:rPr>
+      </w:r>
     </w:p>
     <w:p>
       <w:pPr>
@@ -3834,6 +4355,12 @@
           <w:lang w:val="en-US"/>
         </w:rPr>
       </w:r>
+      <w:r>
+        <w:rPr>
+          <w:szCs w:val="28"/>
+          <w:lang w:val="en-US"/>
+        </w:rPr>
+      </w:r>
     </w:p>
     <w:p>
       <w:pPr>
@@ -3880,6 +4407,12 @@
           <w:lang w:val="en-US"/>
         </w:rPr>
       </w:r>
+      <w:r>
+        <w:rPr>
+          <w:szCs w:val="28"/>
+          <w:lang w:val="en-US"/>
+        </w:rPr>
+      </w:r>
     </w:p>
     <w:p>
       <w:pPr>
@@ -3942,7 +4475,12 @@
         <w:rPr>
           <w:szCs w:val="28"/>
           <w:highlight w:val="yellow"/>
-          <w:lang w:val="en-US"/>
+        </w:rPr>
+      </w:r>
+      <w:r>
+        <w:rPr>
+          <w:szCs w:val="28"/>
+          <w:highlight w:val="yellow"/>
         </w:rPr>
       </w:r>
     </w:p>
@@ -3991,6 +4529,12 @@
           <w:lang w:val="en-US"/>
         </w:rPr>
       </w:r>
+      <w:r>
+        <w:rPr>
+          <w:szCs w:val="28"/>
+          <w:lang w:val="en-US"/>
+        </w:rPr>
+      </w:r>
     </w:p>
     <w:p>
       <w:pPr>
@@ -4037,6 +4581,12 @@
           <w:lang w:val="en-US"/>
         </w:rPr>
       </w:r>
+      <w:r>
+        <w:rPr>
+          <w:szCs w:val="28"/>
+          <w:lang w:val="en-US"/>
+        </w:rPr>
+      </w:r>
     </w:p>
     <w:p>
       <w:pPr>
@@ -4076,6 +4626,12 @@
           <w:lang w:val="en-US"/>
         </w:rPr>
       </w:r>
+      <w:r>
+        <w:rPr>
+          <w:szCs w:val="28"/>
+          <w:lang w:val="en-US"/>
+        </w:rPr>
+      </w:r>
     </w:p>
     <w:p>
       <w:pPr>
@@ -4147,6 +4703,12 @@
           <w:lang w:val="en-US"/>
         </w:rPr>
       </w:r>
+      <w:r>
+        <w:rPr>
+          <w:szCs w:val="28"/>
+          <w:lang w:val="en-US"/>
+        </w:rPr>
+      </w:r>
     </w:p>
     <w:p>
       <w:pPr>
@@ -4194,6 +4756,12 @@
           <w:lang w:val="en-US"/>
         </w:rPr>
       </w:r>
+      <w:r>
+        <w:rPr>
+          <w:szCs w:val="28"/>
+          <w:lang w:val="en-US"/>
+        </w:rPr>
+      </w:r>
     </w:p>
     <w:p>
       <w:pPr>
@@ -4271,6 +4839,12 @@
           <w:lang w:val="en-US"/>
         </w:rPr>
       </w:r>
+      <w:r>
+        <w:rPr>
+          <w:szCs w:val="28"/>
+          <w:lang w:val="en-US"/>
+        </w:rPr>
+      </w:r>
     </w:p>
     <w:p>
       <w:pPr>
@@ -4325,10 +4899,16 @@
           <w:lang w:val="en-US"/>
         </w:rPr>
       </w:r>
+      <w:r>
+        <w:rPr>
+          <w:szCs w:val="28"/>
+          <w:lang w:val="en-US"/>
+        </w:rPr>
+      </w:r>
     </w:p>
     <w:p>
       <w:pPr>
-        <w:pStyle w:val="752"/>
+        <w:pStyle w:val="959"/>
         <w:keepNext w:val="false"/>
         <w:numPr>
           <w:ilvl w:val="0"/>
@@ -4361,10 +4941,15 @@
           <w:szCs w:val="28"/>
         </w:rPr>
       </w:r>
+      <w:r>
+        <w:rPr>
+          <w:szCs w:val="28"/>
+        </w:rPr>
+      </w:r>
     </w:p>
     <w:p>
       <w:pPr>
-        <w:pStyle w:val="752"/>
+        <w:pStyle w:val="959"/>
         <w:keepNext w:val="false"/>
         <w:numPr>
           <w:ilvl w:val="0"/>
@@ -4411,10 +4996,15 @@
           <w:szCs w:val="28"/>
         </w:rPr>
       </w:r>
+      <w:r>
+        <w:rPr>
+          <w:szCs w:val="28"/>
+        </w:rPr>
+      </w:r>
     </w:p>
     <w:p>
       <w:pPr>
-        <w:pStyle w:val="752"/>
+        <w:pStyle w:val="959"/>
         <w:keepNext w:val="false"/>
         <w:numPr>
           <w:ilvl w:val="0"/>
@@ -4467,10 +5057,16 @@
           <w:highlight w:val="yellow"/>
         </w:rPr>
       </w:r>
+      <w:r>
+        <w:rPr>
+          <w:szCs w:val="28"/>
+          <w:highlight w:val="yellow"/>
+        </w:rPr>
+      </w:r>
     </w:p>
     <w:p>
       <w:pPr>
-        <w:pStyle w:val="752"/>
+        <w:pStyle w:val="959"/>
         <w:keepNext w:val="false"/>
         <w:numPr>
           <w:ilvl w:val="0"/>
@@ -4503,10 +5099,15 @@
           <w:szCs w:val="28"/>
         </w:rPr>
       </w:r>
+      <w:r>
+        <w:rPr>
+          <w:szCs w:val="28"/>
+        </w:rPr>
+      </w:r>
     </w:p>
     <w:p>
       <w:pPr>
-        <w:pStyle w:val="752"/>
+        <w:pStyle w:val="959"/>
         <w:keepNext w:val="false"/>
         <w:numPr>
           <w:ilvl w:val="0"/>
@@ -4539,6 +5140,11 @@
           <w:szCs w:val="28"/>
         </w:rPr>
       </w:r>
+      <w:r>
+        <w:rPr>
+          <w:szCs w:val="28"/>
+        </w:rPr>
+      </w:r>
     </w:p>
     <w:p>
       <w:pPr>
@@ -4586,10 +5192,16 @@
           <w:lang w:val="en-US"/>
         </w:rPr>
       </w:r>
+      <w:r>
+        <w:rPr>
+          <w:szCs w:val="28"/>
+          <w:lang w:val="en-US"/>
+        </w:rPr>
+      </w:r>
     </w:p>
     <w:p>
       <w:pPr>
-        <w:pStyle w:val="752"/>
+        <w:pStyle w:val="959"/>
         <w:keepNext w:val="false"/>
         <w:numPr>
           <w:ilvl w:val="0"/>
@@ -4622,10 +5234,15 @@
           <w:szCs w:val="28"/>
         </w:rPr>
       </w:r>
+      <w:r>
+        <w:rPr>
+          <w:szCs w:val="28"/>
+        </w:rPr>
+      </w:r>
     </w:p>
     <w:p>
       <w:pPr>
-        <w:pStyle w:val="752"/>
+        <w:pStyle w:val="959"/>
         <w:keepNext w:val="false"/>
         <w:numPr>
           <w:ilvl w:val="0"/>
@@ -4658,10 +5275,15 @@
           <w:szCs w:val="28"/>
         </w:rPr>
       </w:r>
+      <w:r>
+        <w:rPr>
+          <w:szCs w:val="28"/>
+        </w:rPr>
+      </w:r>
     </w:p>
     <w:p>
       <w:pPr>
-        <w:pStyle w:val="752"/>
+        <w:pStyle w:val="959"/>
         <w:keepNext w:val="false"/>
         <w:numPr>
           <w:ilvl w:val="0"/>
@@ -4694,10 +5316,15 @@
           <w:szCs w:val="28"/>
         </w:rPr>
       </w:r>
+      <w:r>
+        <w:rPr>
+          <w:szCs w:val="28"/>
+        </w:rPr>
+      </w:r>
     </w:p>
     <w:p>
       <w:pPr>
-        <w:pStyle w:val="752"/>
+        <w:pStyle w:val="959"/>
         <w:keepNext w:val="false"/>
         <w:numPr>
           <w:ilvl w:val="0"/>
@@ -4750,10 +5377,16 @@
           <w:highlight w:val="yellow"/>
         </w:rPr>
       </w:r>
+      <w:r>
+        <w:rPr>
+          <w:szCs w:val="28"/>
+          <w:highlight w:val="yellow"/>
+        </w:rPr>
+      </w:r>
     </w:p>
     <w:p>
       <w:pPr>
-        <w:pStyle w:val="752"/>
+        <w:pStyle w:val="959"/>
         <w:keepNext w:val="false"/>
         <w:numPr>
           <w:ilvl w:val="0"/>
@@ -4786,6 +5419,11 @@
           <w:szCs w:val="28"/>
         </w:rPr>
       </w:r>
+      <w:r>
+        <w:rPr>
+          <w:szCs w:val="28"/>
+        </w:rPr>
+      </w:r>
     </w:p>
     <w:p>
       <w:pPr>
@@ -4833,10 +5471,16 @@
           <w:lang w:val="en-US"/>
         </w:rPr>
       </w:r>
+      <w:r>
+        <w:rPr>
+          <w:szCs w:val="28"/>
+          <w:lang w:val="en-US"/>
+        </w:rPr>
+      </w:r>
     </w:p>
     <w:p>
       <w:pPr>
-        <w:pStyle w:val="752"/>
+        <w:pStyle w:val="959"/>
         <w:keepNext w:val="false"/>
         <w:numPr>
           <w:ilvl w:val="0"/>
@@ -4869,10 +5513,15 @@
           <w:szCs w:val="28"/>
         </w:rPr>
       </w:r>
+      <w:r>
+        <w:rPr>
+          <w:szCs w:val="28"/>
+        </w:rPr>
+      </w:r>
     </w:p>
     <w:p>
       <w:pPr>
-        <w:pStyle w:val="752"/>
+        <w:pStyle w:val="959"/>
         <w:keepNext w:val="false"/>
         <w:numPr>
           <w:ilvl w:val="0"/>
@@ -4941,10 +5590,16 @@
           <w:highlight w:val="yellow"/>
         </w:rPr>
       </w:r>
+      <w:r>
+        <w:rPr>
+          <w:szCs w:val="28"/>
+          <w:highlight w:val="yellow"/>
+        </w:rPr>
+      </w:r>
     </w:p>
     <w:p>
       <w:pPr>
-        <w:pStyle w:val="752"/>
+        <w:pStyle w:val="959"/>
         <w:keepNext w:val="false"/>
         <w:numPr>
           <w:ilvl w:val="0"/>
@@ -4977,10 +5632,15 @@
           <w:szCs w:val="28"/>
         </w:rPr>
       </w:r>
+      <w:r>
+        <w:rPr>
+          <w:szCs w:val="28"/>
+        </w:rPr>
+      </w:r>
     </w:p>
     <w:p>
       <w:pPr>
-        <w:pStyle w:val="752"/>
+        <w:pStyle w:val="959"/>
         <w:keepNext w:val="false"/>
         <w:numPr>
           <w:ilvl w:val="0"/>
@@ -5013,10 +5673,15 @@
           <w:szCs w:val="28"/>
         </w:rPr>
       </w:r>
+      <w:r>
+        <w:rPr>
+          <w:szCs w:val="28"/>
+        </w:rPr>
+      </w:r>
     </w:p>
     <w:p>
       <w:pPr>
-        <w:pStyle w:val="752"/>
+        <w:pStyle w:val="959"/>
         <w:keepNext w:val="false"/>
         <w:numPr>
           <w:ilvl w:val="0"/>
@@ -5049,6 +5714,11 @@
           <w:szCs w:val="28"/>
         </w:rPr>
       </w:r>
+      <w:r>
+        <w:rPr>
+          <w:szCs w:val="28"/>
+        </w:rPr>
+      </w:r>
     </w:p>
     <w:p>
       <w:pPr>
@@ -5088,6 +5758,12 @@
           <w:lang w:val="en-US"/>
         </w:rPr>
       </w:r>
+      <w:r>
+        <w:rPr>
+          <w:szCs w:val="28"/>
+          <w:lang w:val="en-US"/>
+        </w:rPr>
+      </w:r>
     </w:p>
     <w:p>
       <w:pPr>
@@ -5163,13 +5839,18 @@
         <w:rPr>
           <w:szCs w:val="28"/>
           <w:highlight w:val="yellow"/>
-          <w:lang w:val="en-US"/>
+        </w:rPr>
+      </w:r>
+      <w:r>
+        <w:rPr>
+          <w:szCs w:val="28"/>
+          <w:highlight w:val="yellow"/>
         </w:rPr>
       </w:r>
     </w:p>
     <w:p>
       <w:pPr>
-        <w:pStyle w:val="752"/>
+        <w:pStyle w:val="959"/>
         <w:keepNext w:val="false"/>
         <w:numPr>
           <w:ilvl w:val="0"/>
@@ -5216,10 +5897,15 @@
           <w:szCs w:val="28"/>
         </w:rPr>
       </w:r>
+      <w:r>
+        <w:rPr>
+          <w:szCs w:val="28"/>
+        </w:rPr>
+      </w:r>
     </w:p>
     <w:p>
       <w:pPr>
-        <w:pStyle w:val="752"/>
+        <w:pStyle w:val="959"/>
         <w:keepNext w:val="false"/>
         <w:numPr>
           <w:ilvl w:val="0"/>
@@ -5257,10 +5943,15 @@
           <w:szCs w:val="28"/>
         </w:rPr>
       </w:r>
+      <w:r>
+        <w:rPr>
+          <w:szCs w:val="28"/>
+        </w:rPr>
+      </w:r>
     </w:p>
     <w:p>
       <w:pPr>
-        <w:pStyle w:val="752"/>
+        <w:pStyle w:val="959"/>
         <w:keepNext w:val="false"/>
         <w:numPr>
           <w:ilvl w:val="0"/>
@@ -5342,10 +6033,15 @@
           <w:szCs w:val="28"/>
         </w:rPr>
       </w:r>
+      <w:r>
+        <w:rPr>
+          <w:szCs w:val="28"/>
+        </w:rPr>
+      </w:r>
     </w:p>
     <w:p>
       <w:pPr>
-        <w:pStyle w:val="752"/>
+        <w:pStyle w:val="959"/>
         <w:keepNext w:val="false"/>
         <w:numPr>
           <w:ilvl w:val="0"/>
@@ -5389,6 +6085,11 @@
           <w:szCs w:val="28"/>
         </w:rPr>
       </w:r>
+      <w:r>
+        <w:rPr>
+          <w:szCs w:val="28"/>
+        </w:rPr>
+      </w:r>
     </w:p>
     <w:p>
       <w:pPr>
@@ -5451,6 +6152,12 @@
           <w:lang w:val="en-US"/>
         </w:rPr>
       </w:r>
+      <w:r>
+        <w:rPr>
+          <w:szCs w:val="28"/>
+          <w:lang w:val="en-US"/>
+        </w:rPr>
+      </w:r>
     </w:p>
     <w:p>
       <w:pPr>
@@ -5501,10 +6208,16 @@
           <w:lang w:val="en-US"/>
         </w:rPr>
       </w:r>
+      <w:r>
+        <w:rPr>
+          <w:szCs w:val="28"/>
+          <w:lang w:val="en-US"/>
+        </w:rPr>
+      </w:r>
     </w:p>
     <w:p>
       <w:pPr>
-        <w:pStyle w:val="752"/>
+        <w:pStyle w:val="959"/>
         <w:keepNext w:val="false"/>
         <w:numPr>
           <w:ilvl w:val="0"/>
@@ -5572,10 +6285,16 @@
           <w:highlight w:val="yellow"/>
         </w:rPr>
       </w:r>
+      <w:r>
+        <w:rPr>
+          <w:szCs w:val="28"/>
+          <w:highlight w:val="yellow"/>
+        </w:rPr>
+      </w:r>
     </w:p>
     <w:p>
       <w:pPr>
-        <w:pStyle w:val="752"/>
+        <w:pStyle w:val="959"/>
         <w:keepNext w:val="false"/>
         <w:numPr>
           <w:ilvl w:val="0"/>
@@ -5613,10 +6332,15 @@
           <w:szCs w:val="28"/>
         </w:rPr>
       </w:r>
+      <w:r>
+        <w:rPr>
+          <w:szCs w:val="28"/>
+        </w:rPr>
+      </w:r>
     </w:p>
     <w:p>
       <w:pPr>
-        <w:pStyle w:val="752"/>
+        <w:pStyle w:val="959"/>
         <w:keepNext w:val="false"/>
         <w:numPr>
           <w:ilvl w:val="0"/>
@@ -5698,10 +6422,15 @@
           <w:szCs w:val="28"/>
         </w:rPr>
       </w:r>
+      <w:r>
+        <w:rPr>
+          <w:szCs w:val="28"/>
+        </w:rPr>
+      </w:r>
     </w:p>
     <w:p>
       <w:pPr>
-        <w:pStyle w:val="752"/>
+        <w:pStyle w:val="959"/>
         <w:keepNext w:val="false"/>
         <w:numPr>
           <w:ilvl w:val="0"/>
@@ -5739,10 +6468,15 @@
           <w:szCs w:val="28"/>
         </w:rPr>
       </w:r>
+      <w:r>
+        <w:rPr>
+          <w:szCs w:val="28"/>
+        </w:rPr>
+      </w:r>
     </w:p>
     <w:p>
       <w:pPr>
-        <w:pStyle w:val="752"/>
+        <w:pStyle w:val="959"/>
         <w:pBdr/>
         <w:tabs>
           <w:tab w:val="left" w:leader="none" w:pos="2160"/>
@@ -5756,6 +6490,11 @@
           <w:szCs w:val="28"/>
         </w:rPr>
       </w:pPr>
+      <w:r>
+        <w:rPr>
+          <w:szCs w:val="28"/>
+        </w:rPr>
+      </w:r>
       <w:r>
         <w:rPr>
           <w:szCs w:val="28"/>
@@ -5813,6 +6552,12 @@
           <w:lang w:val="en-US"/>
         </w:rPr>
       </w:r>
+      <w:r>
+        <w:rPr>
+          <w:szCs w:val="28"/>
+          <w:lang w:val="en-US"/>
+        </w:rPr>
+      </w:r>
     </w:p>
     <w:p>
       <w:pPr>
@@ -5863,10 +6608,16 @@
           <w:lang w:val="en-US"/>
         </w:rPr>
       </w:r>
+      <w:r>
+        <w:rPr>
+          <w:szCs w:val="28"/>
+          <w:lang w:val="en-US"/>
+        </w:rPr>
+      </w:r>
     </w:p>
     <w:p>
       <w:pPr>
-        <w:pStyle w:val="752"/>
+        <w:pStyle w:val="959"/>
         <w:keepNext w:val="false"/>
         <w:numPr>
           <w:ilvl w:val="0"/>
@@ -5913,10 +6664,15 @@
           <w:szCs w:val="28"/>
         </w:rPr>
       </w:r>
+      <w:r>
+        <w:rPr>
+          <w:szCs w:val="28"/>
+        </w:rPr>
+      </w:r>
     </w:p>
     <w:p>
       <w:pPr>
-        <w:pStyle w:val="752"/>
+        <w:pStyle w:val="959"/>
         <w:keepNext w:val="false"/>
         <w:numPr>
           <w:ilvl w:val="0"/>
@@ -5974,10 +6730,16 @@
           <w:highlight w:val="yellow"/>
         </w:rPr>
       </w:r>
+      <w:r>
+        <w:rPr>
+          <w:szCs w:val="28"/>
+          <w:highlight w:val="yellow"/>
+        </w:rPr>
+      </w:r>
     </w:p>
     <w:p>
       <w:pPr>
-        <w:pStyle w:val="752"/>
+        <w:pStyle w:val="959"/>
         <w:keepNext w:val="false"/>
         <w:numPr>
           <w:ilvl w:val="0"/>
@@ -6059,10 +6821,15 @@
           <w:szCs w:val="28"/>
         </w:rPr>
       </w:r>
+      <w:r>
+        <w:rPr>
+          <w:szCs w:val="28"/>
+        </w:rPr>
+      </w:r>
     </w:p>
     <w:p>
       <w:pPr>
-        <w:pStyle w:val="752"/>
+        <w:pStyle w:val="959"/>
         <w:keepNext w:val="false"/>
         <w:numPr>
           <w:ilvl w:val="0"/>
@@ -6106,10 +6873,15 @@
           <w:szCs w:val="28"/>
         </w:rPr>
       </w:r>
+      <w:r>
+        <w:rPr>
+          <w:szCs w:val="28"/>
+        </w:rPr>
+      </w:r>
     </w:p>
     <w:p>
       <w:pPr>
-        <w:pStyle w:val="752"/>
+        <w:pStyle w:val="959"/>
         <w:pBdr/>
         <w:tabs>
           <w:tab w:val="left" w:leader="none" w:pos="2160"/>
@@ -6123,6 +6895,11 @@
           <w:szCs w:val="28"/>
         </w:rPr>
       </w:pPr>
+      <w:r>
+        <w:rPr>
+          <w:szCs w:val="28"/>
+        </w:rPr>
+      </w:r>
       <w:r>
         <w:rPr>
           <w:szCs w:val="28"/>
@@ -6180,6 +6957,12 @@
           <w:lang w:val="en-US"/>
         </w:rPr>
       </w:r>
+      <w:r>
+        <w:rPr>
+          <w:szCs w:val="28"/>
+          <w:lang w:val="en-US"/>
+        </w:rPr>
+      </w:r>
     </w:p>
     <w:p>
       <w:pPr>
@@ -6230,10 +7013,16 @@
           <w:lang w:val="en-US"/>
         </w:rPr>
       </w:r>
+      <w:r>
+        <w:rPr>
+          <w:szCs w:val="28"/>
+          <w:lang w:val="en-US"/>
+        </w:rPr>
+      </w:r>
     </w:p>
     <w:p>
       <w:pPr>
-        <w:pStyle w:val="752"/>
+        <w:pStyle w:val="959"/>
         <w:keepNext w:val="false"/>
         <w:numPr>
           <w:ilvl w:val="0"/>
@@ -6280,10 +7069,15 @@
           <w:szCs w:val="28"/>
         </w:rPr>
       </w:r>
+      <w:r>
+        <w:rPr>
+          <w:szCs w:val="28"/>
+        </w:rPr>
+      </w:r>
     </w:p>
     <w:p>
       <w:pPr>
-        <w:pStyle w:val="752"/>
+        <w:pStyle w:val="959"/>
         <w:keepNext w:val="false"/>
         <w:numPr>
           <w:ilvl w:val="0"/>
@@ -6321,10 +7115,15 @@
           <w:szCs w:val="28"/>
         </w:rPr>
       </w:r>
+      <w:r>
+        <w:rPr>
+          <w:szCs w:val="28"/>
+        </w:rPr>
+      </w:r>
     </w:p>
     <w:p>
       <w:pPr>
-        <w:pStyle w:val="752"/>
+        <w:pStyle w:val="959"/>
         <w:keepNext w:val="false"/>
         <w:numPr>
           <w:ilvl w:val="0"/>
@@ -6411,10 +7210,16 @@
           <w:highlight w:val="yellow"/>
         </w:rPr>
       </w:r>
+      <w:r>
+        <w:rPr>
+          <w:szCs w:val="28"/>
+          <w:highlight w:val="yellow"/>
+        </w:rPr>
+      </w:r>
     </w:p>
     <w:p>
       <w:pPr>
-        <w:pStyle w:val="752"/>
+        <w:pStyle w:val="959"/>
         <w:keepNext w:val="false"/>
         <w:numPr>
           <w:ilvl w:val="0"/>
@@ -6458,6 +7263,11 @@
           <w:szCs w:val="28"/>
         </w:rPr>
       </w:r>
+      <w:r>
+        <w:rPr>
+          <w:szCs w:val="28"/>
+        </w:rPr>
+      </w:r>
     </w:p>
     <w:p>
       <w:pPr>
@@ -6497,6 +7307,12 @@
           <w:lang w:val="en-US"/>
         </w:rPr>
       </w:r>
+      <w:r>
+        <w:rPr>
+          <w:szCs w:val="28"/>
+          <w:lang w:val="en-US"/>
+        </w:rPr>
+      </w:r>
     </w:p>
     <w:p>
       <w:pPr>
@@ -6547,10 +7363,16 @@
           <w:lang w:val="en-US"/>
         </w:rPr>
       </w:r>
+      <w:r>
+        <w:rPr>
+          <w:szCs w:val="28"/>
+          <w:lang w:val="en-US"/>
+        </w:rPr>
+      </w:r>
     </w:p>
     <w:p>
       <w:pPr>
-        <w:pStyle w:val="752"/>
+        <w:pStyle w:val="959"/>
         <w:keepNext w:val="false"/>
         <w:numPr>
           <w:ilvl w:val="0"/>
@@ -6582,10 +7404,15 @@
           <w:szCs w:val="28"/>
         </w:rPr>
       </w:r>
+      <w:r>
+        <w:rPr>
+          <w:szCs w:val="28"/>
+        </w:rPr>
+      </w:r>
     </w:p>
     <w:p>
       <w:pPr>
-        <w:pStyle w:val="752"/>
+        <w:pStyle w:val="959"/>
         <w:keepNext w:val="false"/>
         <w:numPr>
           <w:ilvl w:val="0"/>
@@ -6617,10 +7444,15 @@
           <w:szCs w:val="28"/>
         </w:rPr>
       </w:r>
+      <w:r>
+        <w:rPr>
+          <w:szCs w:val="28"/>
+        </w:rPr>
+      </w:r>
     </w:p>
     <w:p>
       <w:pPr>
-        <w:pStyle w:val="752"/>
+        <w:pStyle w:val="959"/>
         <w:keepNext w:val="false"/>
         <w:numPr>
           <w:ilvl w:val="0"/>
@@ -6667,10 +7499,15 @@
           <w:szCs w:val="28"/>
         </w:rPr>
       </w:r>
+      <w:r>
+        <w:rPr>
+          <w:szCs w:val="28"/>
+        </w:rPr>
+      </w:r>
     </w:p>
     <w:p>
       <w:pPr>
-        <w:pStyle w:val="752"/>
+        <w:pStyle w:val="959"/>
         <w:keepNext w:val="false"/>
         <w:numPr>
           <w:ilvl w:val="0"/>
@@ -6706,6 +7543,12 @@
           <w:highlight w:val="yellow"/>
         </w:rPr>
       </w:r>
+      <w:r>
+        <w:rPr>
+          <w:szCs w:val="28"/>
+          <w:highlight w:val="yellow"/>
+        </w:rPr>
+      </w:r>
     </w:p>
     <w:p>
       <w:pPr>
@@ -6745,6 +7588,12 @@
           <w:lang w:val="en-US"/>
         </w:rPr>
       </w:r>
+      <w:r>
+        <w:rPr>
+          <w:szCs w:val="28"/>
+          <w:lang w:val="en-US"/>
+        </w:rPr>
+      </w:r>
     </w:p>
     <w:p>
       <w:pPr>
@@ -6798,6 +7647,12 @@
           <w:lang w:val="en-US"/>
         </w:rPr>
       </w:r>
+      <w:r>
+        <w:rPr>
+          <w:szCs w:val="28"/>
+          <w:lang w:val="en-US"/>
+        </w:rPr>
+      </w:r>
     </w:p>
     <w:p>
       <w:pPr>
@@ -6862,6 +7717,12 @@
           <w:lang w:val="en-US"/>
         </w:rPr>
       </w:r>
+      <w:r>
+        <w:rPr>
+          <w:szCs w:val="28"/>
+          <w:lang w:val="en-US"/>
+        </w:rPr>
+      </w:r>
     </w:p>
     <w:p>
       <w:pPr>
@@ -6970,6 +7831,12 @@
           <w:lang w:val="en-US"/>
         </w:rPr>
       </w:r>
+      <w:r>
+        <w:rPr>
+          <w:szCs w:val="28"/>
+          <w:lang w:val="en-US"/>
+        </w:rPr>
+      </w:r>
     </w:p>
     <w:p>
       <w:pPr>
@@ -7004,6 +7871,12 @@
           <w:lang w:val="en-US"/>
         </w:rPr>
       </w:r>
+      <w:r>
+        <w:rPr>
+          <w:szCs w:val="28"/>
+          <w:lang w:val="en-US"/>
+        </w:rPr>
+      </w:r>
     </w:p>
     <w:p>
       <w:pPr>
@@ -7047,6 +7920,11 @@
           <w:lang w:val="en-US"/>
         </w:rPr>
       </w:r>
+      <w:r>
+        <w:rPr>
+          <w:lang w:val="en-US"/>
+        </w:rPr>
+      </w:r>
     </w:p>
     <w:p>
       <w:pPr>
@@ -7080,7 +7958,11 @@
       <w:r>
         <w:rPr>
           <w:highlight w:val="yellow"/>
-          <w:lang w:val="en-US"/>
+        </w:rPr>
+      </w:r>
+      <w:r>
+        <w:rPr>
+          <w:highlight w:val="yellow"/>
         </w:rPr>
       </w:r>
     </w:p>
@@ -7117,6 +7999,11 @@
           <w:lang w:val="en-US"/>
         </w:rPr>
       </w:r>
+      <w:r>
+        <w:rPr>
+          <w:lang w:val="en-US"/>
+        </w:rPr>
+      </w:r>
     </w:p>
     <w:p>
       <w:pPr>
@@ -7151,6 +8038,11 @@
           <w:lang w:val="en-US"/>
         </w:rPr>
       </w:r>
+      <w:r>
+        <w:rPr>
+          <w:lang w:val="en-US"/>
+        </w:rPr>
+      </w:r>
     </w:p>
     <w:p>
       <w:pPr>
@@ -7185,6 +8077,11 @@
           <w:lang w:val="en-US"/>
         </w:rPr>
       </w:r>
+      <w:r>
+        <w:rPr>
+          <w:lang w:val="en-US"/>
+        </w:rPr>
+      </w:r>
     </w:p>
     <w:p>
       <w:pPr>
@@ -7219,6 +8116,11 @@
           <w:lang w:val="en-US"/>
         </w:rPr>
       </w:r>
+      <w:r>
+        <w:rPr>
+          <w:lang w:val="en-US"/>
+        </w:rPr>
+      </w:r>
     </w:p>
     <w:p>
       <w:pPr>
@@ -7262,6 +8164,11 @@
           <w:lang w:val="en-US"/>
         </w:rPr>
       </w:r>
+      <w:r>
+        <w:rPr>
+          <w:lang w:val="en-US"/>
+        </w:rPr>
+      </w:r>
     </w:p>
     <w:p>
       <w:pPr>
@@ -7295,7 +8202,11 @@
       <w:r>
         <w:rPr>
           <w:highlight w:val="yellow"/>
-          <w:lang w:val="en-US"/>
+        </w:rPr>
+      </w:r>
+      <w:r>
+        <w:rPr>
+          <w:highlight w:val="yellow"/>
         </w:rPr>
       </w:r>
     </w:p>
@@ -7332,6 +8243,11 @@
           <w:lang w:val="en-US"/>
         </w:rPr>
       </w:r>
+      <w:r>
+        <w:rPr>
+          <w:lang w:val="en-US"/>
+        </w:rPr>
+      </w:r>
     </w:p>
     <w:p>
       <w:pPr>
@@ -7366,6 +8282,11 @@
           <w:lang w:val="en-US"/>
         </w:rPr>
       </w:r>
+      <w:r>
+        <w:rPr>
+          <w:lang w:val="en-US"/>
+        </w:rPr>
+      </w:r>
     </w:p>
     <w:p>
       <w:pPr>
@@ -7400,6 +8321,11 @@
           <w:lang w:val="en-US"/>
         </w:rPr>
       </w:r>
+      <w:r>
+        <w:rPr>
+          <w:lang w:val="en-US"/>
+        </w:rPr>
+      </w:r>
     </w:p>
     <w:p>
       <w:pPr>
@@ -7436,6 +8362,11 @@
           <w:lang w:val="en-US"/>
         </w:rPr>
       </w:r>
+      <w:r>
+        <w:rPr>
+          <w:lang w:val="en-US"/>
+        </w:rPr>
+      </w:r>
     </w:p>
     <w:p>
       <w:pPr>
@@ -7479,6 +8410,11 @@
           <w:lang w:val="en-US"/>
         </w:rPr>
       </w:r>
+      <w:r>
+        <w:rPr>
+          <w:lang w:val="en-US"/>
+        </w:rPr>
+      </w:r>
     </w:p>
     <w:p>
       <w:pPr>
@@ -7546,6 +8482,11 @@
           <w:lang w:val="en-US"/>
         </w:rPr>
       </w:r>
+      <w:r>
+        <w:rPr>
+          <w:lang w:val="en-US"/>
+        </w:rPr>
+      </w:r>
     </w:p>
     <w:p>
       <w:pPr>
@@ -7613,6 +8554,11 @@
           <w:lang w:val="en-US"/>
         </w:rPr>
       </w:r>
+      <w:r>
+        <w:rPr>
+          <w:lang w:val="en-US"/>
+        </w:rPr>
+      </w:r>
     </w:p>
     <w:p>
       <w:pPr>
@@ -7653,6 +8599,11 @@
           <w:lang w:val="en-US"/>
         </w:rPr>
       </w:r>
+      <w:r>
+        <w:rPr>
+          <w:lang w:val="en-US"/>
+        </w:rPr>
+      </w:r>
     </w:p>
     <w:p>
       <w:pPr>
@@ -7684,6 +8635,11 @@
           <w:lang w:val="en-US"/>
         </w:rPr>
       </w:r>
+      <w:r>
+        <w:rPr>
+          <w:lang w:val="en-US"/>
+        </w:rPr>
+      </w:r>
     </w:p>
     <w:p>
       <w:pPr>
@@ -7715,6 +8671,11 @@
           <w:lang w:val="en-US"/>
         </w:rPr>
       </w:r>
+      <w:r>
+        <w:rPr>
+          <w:lang w:val="en-US"/>
+        </w:rPr>
+      </w:r>
     </w:p>
     <w:p>
       <w:pPr>
@@ -7755,6 +8716,11 @@
           <w:lang w:val="en-US"/>
         </w:rPr>
       </w:r>
+      <w:r>
+        <w:rPr>
+          <w:lang w:val="en-US"/>
+        </w:rPr>
+      </w:r>
     </w:p>
     <w:p>
       <w:pPr>
@@ -7785,6 +8751,11 @@
           <w:highlight w:val="yellow"/>
         </w:rPr>
         <w:t xml:space="preserve">D. A,B và C đúng</w:t>
+      </w:r>
+      <w:r>
+        <w:rPr>
+          <w:lang w:val="en-US"/>
+        </w:rPr>
       </w:r>
       <w:r>
         <w:rPr>
@@ -7856,6 +8827,12 @@
           <w:szCs w:val="28"/>
         </w:rPr>
       </w:r>
+      <w:r>
+        <w:rPr>
+          <w:bCs/>
+          <w:szCs w:val="28"/>
+        </w:rPr>
+      </w:r>
     </w:p>
     <w:p>
       <w:pPr>
@@ -7892,6 +8869,13 @@
           <w:highlight w:val="yellow"/>
         </w:rPr>
       </w:r>
+      <w:r>
+        <w:rPr>
+          <w:bCs/>
+          <w:szCs w:val="28"/>
+          <w:highlight w:val="yellow"/>
+        </w:rPr>
+      </w:r>
     </w:p>
     <w:p>
       <w:pPr>
@@ -7947,6 +8931,12 @@
           <w:szCs w:val="28"/>
         </w:rPr>
       </w:r>
+      <w:r>
+        <w:rPr>
+          <w:bCs/>
+          <w:szCs w:val="28"/>
+        </w:rPr>
+      </w:r>
     </w:p>
     <w:p>
       <w:pPr>
@@ -7980,6 +8970,12 @@
           <w:szCs w:val="28"/>
         </w:rPr>
       </w:r>
+      <w:r>
+        <w:rPr>
+          <w:bCs/>
+          <w:szCs w:val="28"/>
+        </w:rPr>
+      </w:r>
     </w:p>
     <w:p>
       <w:pPr>
@@ -8013,6 +9009,12 @@
           <w:szCs w:val="28"/>
         </w:rPr>
       </w:r>
+      <w:r>
+        <w:rPr>
+          <w:bCs/>
+          <w:szCs w:val="28"/>
+        </w:rPr>
+      </w:r>
     </w:p>
     <w:p>
       <w:pPr>
@@ -8078,6 +9080,12 @@
           <w:szCs w:val="28"/>
         </w:rPr>
       </w:r>
+      <w:r>
+        <w:rPr>
+          <w:bCs/>
+          <w:szCs w:val="28"/>
+        </w:rPr>
+      </w:r>
     </w:p>
     <w:p>
       <w:pPr>
@@ -8111,6 +9119,12 @@
           <w:szCs w:val="28"/>
         </w:rPr>
       </w:r>
+      <w:r>
+        <w:rPr>
+          <w:bCs/>
+          <w:szCs w:val="28"/>
+        </w:rPr>
+      </w:r>
     </w:p>
     <w:p>
       <w:pPr>
@@ -8144,6 +9158,12 @@
           <w:szCs w:val="28"/>
         </w:rPr>
       </w:r>
+      <w:r>
+        <w:rPr>
+          <w:bCs/>
+          <w:szCs w:val="28"/>
+        </w:rPr>
+      </w:r>
     </w:p>
     <w:p>
       <w:pPr>
@@ -8177,6 +9197,12 @@
           <w:szCs w:val="28"/>
         </w:rPr>
       </w:r>
+      <w:r>
+        <w:rPr>
+          <w:bCs/>
+          <w:szCs w:val="28"/>
+        </w:rPr>
+      </w:r>
     </w:p>
     <w:p>
       <w:pPr>
@@ -8213,6 +9239,13 @@
           <w:highlight w:val="yellow"/>
         </w:rPr>
       </w:r>
+      <w:r>
+        <w:rPr>
+          <w:bCs/>
+          <w:szCs w:val="28"/>
+          <w:highlight w:val="yellow"/>
+        </w:rPr>
+      </w:r>
     </w:p>
     <w:p>
       <w:pPr>
@@ -8253,6 +9286,11 @@
           <w:lang w:val="en-US"/>
         </w:rPr>
       </w:r>
+      <w:r>
+        <w:rPr>
+          <w:lang w:val="en-US"/>
+        </w:rPr>
+      </w:r>
     </w:p>
     <w:p>
       <w:pPr>
@@ -8290,6 +9328,11 @@
           <w:lang w:val="en-US"/>
         </w:rPr>
       </w:r>
+      <w:r>
+        <w:rPr>
+          <w:lang w:val="en-US"/>
+        </w:rPr>
+      </w:r>
     </w:p>
     <w:p>
       <w:pPr>
@@ -8330,6 +9373,11 @@
           <w:lang w:val="en-US"/>
         </w:rPr>
       </w:r>
+      <w:r>
+        <w:rPr>
+          <w:lang w:val="en-US"/>
+        </w:rPr>
+      </w:r>
     </w:p>
     <w:p>
       <w:pPr>
@@ -8361,6 +9409,11 @@
           <w:lang w:val="en-US"/>
         </w:rPr>
       </w:r>
+      <w:r>
+        <w:rPr>
+          <w:lang w:val="en-US"/>
+        </w:rPr>
+      </w:r>
     </w:p>
     <w:p>
       <w:pPr>
@@ -8393,7 +9446,11 @@
       <w:r>
         <w:rPr>
           <w:highlight w:val="yellow"/>
-          <w:lang w:val="en-US"/>
+        </w:rPr>
+      </w:r>
+      <w:r>
+        <w:rPr>
+          <w:highlight w:val="yellow"/>
         </w:rPr>
       </w:r>
     </w:p>
@@ -8436,6 +9493,11 @@
           <w:lang w:val="en-US"/>
         </w:rPr>
       </w:r>
+      <w:r>
+        <w:rPr>
+          <w:lang w:val="en-US"/>
+        </w:rPr>
+      </w:r>
     </w:p>
     <w:p>
       <w:pPr>
@@ -8480,6 +9542,11 @@
           <w:lang w:val="en-US"/>
         </w:rPr>
       </w:r>
+      <w:r>
+        <w:rPr>
+          <w:lang w:val="en-US"/>
+        </w:rPr>
+      </w:r>
     </w:p>
     <w:p>
       <w:pPr>
@@ -8523,6 +9590,11 @@
           <w:lang w:val="en-US"/>
         </w:rPr>
       </w:r>
+      <w:r>
+        <w:rPr>
+          <w:lang w:val="en-US"/>
+        </w:rPr>
+      </w:r>
     </w:p>
     <w:p>
       <w:pPr>
@@ -8563,6 +9635,11 @@
           <w:lang w:val="en-US"/>
         </w:rPr>
       </w:r>
+      <w:r>
+        <w:rPr>
+          <w:lang w:val="en-US"/>
+        </w:rPr>
+      </w:r>
     </w:p>
     <w:p>
       <w:pPr>
@@ -8594,6 +9671,11 @@
           <w:lang w:val="en-US"/>
         </w:rPr>
       </w:r>
+      <w:r>
+        <w:rPr>
+          <w:lang w:val="en-US"/>
+        </w:rPr>
+      </w:r>
     </w:p>
     <w:p>
       <w:pPr>
@@ -8625,6 +9707,11 @@
           <w:lang w:val="en-US"/>
         </w:rPr>
       </w:r>
+      <w:r>
+        <w:rPr>
+          <w:lang w:val="en-US"/>
+        </w:rPr>
+      </w:r>
     </w:p>
     <w:p>
       <w:pPr>
@@ -8657,7 +9744,11 @@
       <w:r>
         <w:rPr>
           <w:highlight w:val="yellow"/>
-          <w:lang w:val="en-US"/>
+        </w:rPr>
+      </w:r>
+      <w:r>
+        <w:rPr>
+          <w:highlight w:val="yellow"/>
         </w:rPr>
       </w:r>
     </w:p>
@@ -8691,6 +9782,11 @@
           <w:lang w:val="en-US"/>
         </w:rPr>
       </w:r>
+      <w:r>
+        <w:rPr>
+          <w:lang w:val="en-US"/>
+        </w:rPr>
+      </w:r>
     </w:p>
     <w:p>
       <w:pPr>
@@ -8731,6 +9827,11 @@
           <w:lang w:val="en-US"/>
         </w:rPr>
       </w:r>
+      <w:r>
+        <w:rPr>
+          <w:lang w:val="en-US"/>
+        </w:rPr>
+      </w:r>
     </w:p>
     <w:p>
       <w:pPr>
@@ -8763,7 +9864,11 @@
       <w:r>
         <w:rPr>
           <w:highlight w:val="yellow"/>
-          <w:lang w:val="en-US"/>
+        </w:rPr>
+      </w:r>
+      <w:r>
+        <w:rPr>
+          <w:highlight w:val="yellow"/>
         </w:rPr>
       </w:r>
     </w:p>
@@ -8797,6 +9902,11 @@
           <w:lang w:val="en-US"/>
         </w:rPr>
       </w:r>
+      <w:r>
+        <w:rPr>
+          <w:lang w:val="en-US"/>
+        </w:rPr>
+      </w:r>
     </w:p>
     <w:p>
       <w:pPr>
@@ -8828,6 +9938,11 @@
           <w:lang w:val="en-US"/>
         </w:rPr>
       </w:r>
+      <w:r>
+        <w:rPr>
+          <w:lang w:val="en-US"/>
+        </w:rPr>
+      </w:r>
     </w:p>
     <w:p>
       <w:pPr>
@@ -8859,6 +9974,11 @@
           <w:lang w:val="en-US"/>
         </w:rPr>
       </w:r>
+      <w:r>
+        <w:rPr>
+          <w:lang w:val="en-US"/>
+        </w:rPr>
+      </w:r>
     </w:p>
     <w:p>
       <w:pPr>
@@ -8902,6 +10022,11 @@
           <w:lang w:val="en-US"/>
         </w:rPr>
       </w:r>
+      <w:r>
+        <w:rPr>
+          <w:lang w:val="en-US"/>
+        </w:rPr>
+      </w:r>
     </w:p>
     <w:p>
       <w:pPr>
@@ -8989,6 +10114,11 @@
           <w:lang w:val="en-US"/>
         </w:rPr>
       </w:r>
+      <w:r>
+        <w:rPr>
+          <w:lang w:val="en-US"/>
+        </w:rPr>
+      </w:r>
     </w:p>
     <w:p>
       <w:pPr>
@@ -9032,6 +10162,11 @@
           <w:lang w:val="en-US"/>
         </w:rPr>
       </w:r>
+      <w:r>
+        <w:rPr>
+          <w:lang w:val="en-US"/>
+        </w:rPr>
+      </w:r>
     </w:p>
     <w:p>
       <w:pPr>
@@ -9125,6 +10260,11 @@
           <w:lang w:val="en-US"/>
         </w:rPr>
       </w:r>
+      <w:r>
+        <w:rPr>
+          <w:lang w:val="en-US"/>
+        </w:rPr>
+      </w:r>
     </w:p>
     <w:p>
       <w:pPr>
@@ -9175,6 +10315,11 @@
           <w:lang w:val="en-US"/>
         </w:rPr>
       </w:r>
+      <w:r>
+        <w:rPr>
+          <w:lang w:val="en-US"/>
+        </w:rPr>
+      </w:r>
     </w:p>
     <w:p>
       <w:pPr>
@@ -9268,6 +10413,11 @@
           <w:lang w:val="en-US"/>
         </w:rPr>
       </w:r>
+      <w:r>
+        <w:rPr>
+          <w:lang w:val="en-US"/>
+        </w:rPr>
+      </w:r>
     </w:p>
     <w:p>
       <w:pPr>
@@ -9311,6 +10461,11 @@
           <w:lang w:val="en-US"/>
         </w:rPr>
       </w:r>
+      <w:r>
+        <w:rPr>
+          <w:lang w:val="en-US"/>
+        </w:rPr>
+      </w:r>
     </w:p>
     <w:p>
       <w:pPr>
@@ -9359,6 +10514,11 @@
           <w:lang w:val="en-US"/>
         </w:rPr>
       </w:r>
+      <w:r>
+        <w:rPr>
+          <w:lang w:val="en-US"/>
+        </w:rPr>
+      </w:r>
     </w:p>
     <w:p>
       <w:pPr>
@@ -9414,6 +10574,11 @@
           <w:lang w:val="en-US"/>
         </w:rPr>
       </w:r>
+      <w:r>
+        <w:rPr>
+          <w:lang w:val="en-US"/>
+        </w:rPr>
+      </w:r>
     </w:p>
     <w:p>
       <w:pPr>
@@ -9462,6 +10627,7 @@
       <w:r>
         <w:rPr>
           <w:b/>
+          <w:highlight w:val="green"/>
           <w:lang w:val="en-US"/>
         </w:rPr>
         <w:t xml:space="preserve">Câu 45:</w:t>
@@ -9477,6 +10643,11 @@
           <w:lang w:val="en-US"/>
         </w:rPr>
         <w:t xml:space="preserve">Vai trò của liên kết hydro trong Acid nucleic</w:t>
+      </w:r>
+      <w:r>
+        <w:rPr>
+          <w:lang w:val="en-US"/>
+        </w:rPr>
       </w:r>
       <w:r>
         <w:rPr>
@@ -9530,6 +10701,11 @@
           <w:lang w:val="en-US"/>
         </w:rPr>
       </w:r>
+      <w:r>
+        <w:rPr>
+          <w:lang w:val="en-US"/>
+        </w:rPr>
+      </w:r>
     </w:p>
     <w:p>
       <w:pPr>
@@ -9587,13 +10763,26 @@
         <w:rPr>
           <w:lang w:val="en-US"/>
         </w:rPr>
-        <w:t xml:space="preserve">                  E. </w:t>
-      </w:r>
-      <w:r>
-        <w:rPr>
+        <w:t xml:space="preserve">                  </w:t>
+      </w:r>
+      <w:r>
+        <w:rPr>
+          <w:highlight w:val="green"/>
+          <w:lang w:val="en-US"/>
+        </w:rPr>
+        <w:t xml:space="preserve">E. </w:t>
+      </w:r>
+      <w:r>
+        <w:rPr>
+          <w:highlight w:val="green"/>
           <w:lang w:val="en-US"/>
         </w:rPr>
         <w:t xml:space="preserve">B và C đúng</w:t>
+      </w:r>
+      <w:r>
+        <w:rPr>
+          <w:lang w:val="en-US"/>
+        </w:rPr>
       </w:r>
       <w:r>
         <w:rPr>
@@ -9637,6 +10826,11 @@
           <w:lang w:val="en-US"/>
         </w:rPr>
       </w:r>
+      <w:r>
+        <w:rPr>
+          <w:lang w:val="en-US"/>
+        </w:rPr>
+      </w:r>
     </w:p>
     <w:p>
       <w:pPr>
@@ -9694,6 +10888,11 @@
         </w:rPr>
         <w:tab/>
         <w:t xml:space="preserve">E.5</w:t>
+      </w:r>
+      <w:r>
+        <w:rPr>
+          <w:lang w:val="en-US"/>
+        </w:rPr>
       </w:r>
       <w:r>
         <w:rPr>
@@ -9744,6 +10943,11 @@
           <w:lang w:val="en-US"/>
         </w:rPr>
       </w:r>
+      <w:r>
+        <w:rPr>
+          <w:lang w:val="en-US"/>
+        </w:rPr>
+      </w:r>
     </w:p>
     <w:p>
       <w:pPr>
@@ -9809,6 +11013,11 @@
           <w:lang w:val="en-US"/>
         </w:rPr>
       </w:r>
+      <w:r>
+        <w:rPr>
+          <w:lang w:val="en-US"/>
+        </w:rPr>
+      </w:r>
     </w:p>
     <w:p>
       <w:pPr>
@@ -9846,6 +11055,11 @@
           <w:lang w:val="en-US"/>
         </w:rPr>
       </w:r>
+      <w:r>
+        <w:rPr>
+          <w:lang w:val="en-US"/>
+        </w:rPr>
+      </w:r>
     </w:p>
     <w:p>
       <w:pPr>
@@ -9921,7 +11135,11 @@
       <w:r>
         <w:rPr>
           <w:highlight w:val="yellow"/>
-          <w:lang w:val="en-US"/>
+        </w:rPr>
+      </w:r>
+      <w:r>
+        <w:rPr>
+          <w:highlight w:val="yellow"/>
         </w:rPr>
       </w:r>
     </w:p>
@@ -9974,6 +11192,11 @@
           <w:lang w:val="en-US"/>
         </w:rPr>
       </w:r>
+      <w:r>
+        <w:rPr>
+          <w:lang w:val="en-US"/>
+        </w:rPr>
+      </w:r>
     </w:p>
     <w:p>
       <w:pPr>
@@ -10064,6 +11287,11 @@
           <w:lang w:val="en-US"/>
         </w:rPr>
       </w:r>
+      <w:r>
+        <w:rPr>
+          <w:lang w:val="en-US"/>
+        </w:rPr>
+      </w:r>
     </w:p>
     <w:p>
       <w:pPr>
@@ -10155,6 +11383,11 @@
           <w:lang w:val="en-US"/>
         </w:rPr>
       </w:r>
+      <w:r>
+        <w:rPr>
+          <w:lang w:val="en-US"/>
+        </w:rPr>
+      </w:r>
     </w:p>
     <w:p>
       <w:pPr>
@@ -10212,6 +11445,11 @@
           <w:lang w:val="en-US"/>
         </w:rPr>
       </w:r>
+      <w:r>
+        <w:rPr>
+          <w:lang w:val="en-US"/>
+        </w:rPr>
+      </w:r>
     </w:p>
     <w:p>
       <w:pPr>
@@ -10312,6 +11550,11 @@
           <w:lang w:val="en-US"/>
         </w:rPr>
       </w:r>
+      <w:r>
+        <w:rPr>
+          <w:lang w:val="en-US"/>
+        </w:rPr>
+      </w:r>
     </w:p>
     <w:p>
       <w:pPr>
@@ -10395,6 +11638,11 @@
           <w:lang w:val="en-US"/>
         </w:rPr>
       </w:r>
+      <w:r>
+        <w:rPr>
+          <w:lang w:val="en-US"/>
+        </w:rPr>
+      </w:r>
     </w:p>
     <w:p>
       <w:pPr>
@@ -10416,6 +11664,7 @@
       <w:r>
         <w:rPr>
           <w:b/>
+          <w:highlight w:val="green"/>
           <w:lang w:val="en-US"/>
         </w:rPr>
         <w:t xml:space="preserve">Câu 51:</w:t>
@@ -10424,7 +11673,38 @@
         <w:rPr>
           <w:lang w:val="en-US"/>
         </w:rPr>
-        <w:t xml:space="preserve"> Có bao nhiêu liên kết Phosphat trong phân tử ATP</w:t>
+        <w:t xml:space="preserve"> Có bao nhiêu </w:t>
+      </w:r>
+      <w:r>
+        <w:rPr>
+          <w:u w:val="single"/>
+          <w:lang w:val="en-US"/>
+        </w:rPr>
+        <w:t xml:space="preserve">liên kết Phosphat</w:t>
+      </w:r>
+      <w:r>
+        <w:rPr>
+          <w:lang w:val="en-US"/>
+        </w:rPr>
+        <w:t xml:space="preserve"> trong phân tử A</w:t>
+      </w:r>
+      <w:r>
+        <w:rPr>
+          <w:highlight w:val="green"/>
+          <w:lang w:val="en-US"/>
+        </w:rPr>
+        <w:t xml:space="preserve">T</w:t>
+      </w:r>
+      <w:r>
+        <w:rPr>
+          <w:lang w:val="en-US"/>
+        </w:rPr>
+        <w:t xml:space="preserve">P</w:t>
+      </w:r>
+      <w:r>
+        <w:rPr>
+          <w:lang w:val="en-US"/>
+        </w:rPr>
       </w:r>
       <w:r>
         <w:rPr>
@@ -10465,6 +11745,7 @@
       <w:r>
         <w:rPr>
           <w:highlight w:val="yellow"/>
+          <w:u w:val="single"/>
           <w:lang w:val="en-US"/>
         </w:rPr>
         <w:t xml:space="preserve">B.2</w:t>
@@ -10474,6 +11755,12 @@
           <w:lang w:val="en-US"/>
         </w:rPr>
         <w:tab/>
+      </w:r>
+      <w:r>
+        <w:rPr>
+          <w:highlight w:val="green"/>
+          <w:lang w:val="en-US"/>
+        </w:rPr>
         <w:t xml:space="preserve">C.3</w:t>
       </w:r>
       <w:r>
@@ -10489,6 +11776,11 @@
         </w:rPr>
         <w:tab/>
         <w:t xml:space="preserve">E.5</w:t>
+      </w:r>
+      <w:r>
+        <w:rPr>
+          <w:lang w:val="en-US"/>
+        </w:rPr>
       </w:r>
       <w:r>
         <w:rPr>
@@ -10516,6 +11808,7 @@
       <w:r>
         <w:rPr>
           <w:b/>
+          <w:highlight w:val="green"/>
           <w:lang w:val="en-US"/>
         </w:rPr>
         <w:t xml:space="preserve">Câu 52</w:t>
@@ -10523,6 +11816,7 @@
       <w:r>
         <w:rPr>
           <w:b/>
+          <w:highlight w:val="green"/>
           <w:lang w:val="en-US"/>
         </w:rPr>
         <w:t xml:space="preserve">:</w:t>
@@ -10531,7 +11825,38 @@
         <w:rPr>
           <w:lang w:val="en-US"/>
         </w:rPr>
-        <w:t xml:space="preserve"> Có bao nhiêu liên kết Phosphat trong phân tử ADP</w:t>
+        <w:t xml:space="preserve"> Có bao nhiêu </w:t>
+      </w:r>
+      <w:r>
+        <w:rPr>
+          <w:u w:val="single"/>
+          <w:lang w:val="en-US"/>
+        </w:rPr>
+        <w:t xml:space="preserve">liên kết Phosphat</w:t>
+      </w:r>
+      <w:r>
+        <w:rPr>
+          <w:lang w:val="en-US"/>
+        </w:rPr>
+        <w:t xml:space="preserve"> trong phân tử A</w:t>
+      </w:r>
+      <w:r>
+        <w:rPr>
+          <w:highlight w:val="yellow"/>
+          <w:lang w:val="en-US"/>
+        </w:rPr>
+        <w:t xml:space="preserve">D</w:t>
+      </w:r>
+      <w:r>
+        <w:rPr>
+          <w:lang w:val="en-US"/>
+        </w:rPr>
+        <w:t xml:space="preserve">P</w:t>
+      </w:r>
+      <w:r>
+        <w:rPr>
+          <w:lang w:val="en-US"/>
+        </w:rPr>
       </w:r>
       <w:r>
         <w:rPr>
@@ -10560,6 +11885,7 @@
       <w:r>
         <w:rPr>
           <w:highlight w:val="yellow"/>
+          <w:u w:val="single"/>
           <w:lang w:val="en-US"/>
         </w:rPr>
         <w:t xml:space="preserve">A.1</w:t>
@@ -10569,6 +11895,12 @@
           <w:lang w:val="en-US"/>
         </w:rPr>
         <w:tab/>
+      </w:r>
+      <w:r>
+        <w:rPr>
+          <w:highlight w:val="green"/>
+          <w:lang w:val="en-US"/>
+        </w:rPr>
         <w:t xml:space="preserve">B.2</w:t>
       </w:r>
       <w:r>
@@ -10591,6 +11923,11 @@
         </w:rPr>
         <w:tab/>
         <w:t xml:space="preserve">E.5</w:t>
+      </w:r>
+      <w:r>
+        <w:rPr>
+          <w:lang w:val="en-US"/>
+        </w:rPr>
       </w:r>
       <w:r>
         <w:rPr>
@@ -10634,6 +11971,11 @@
           <w:lang w:val="en-US"/>
         </w:rPr>
         <w:t xml:space="preserve"> Có bao nhiêu liên kết Phosphat trong phân tử AMP vòng</w:t>
+      </w:r>
+      <w:r>
+        <w:rPr>
+          <w:lang w:val="en-US"/>
+        </w:rPr>
       </w:r>
       <w:r>
         <w:rPr>
@@ -10699,6 +12041,11 @@
           <w:lang w:val="en-US"/>
         </w:rPr>
       </w:r>
+      <w:r>
+        <w:rPr>
+          <w:lang w:val="en-US"/>
+        </w:rPr>
+      </w:r>
     </w:p>
     <w:p>
       <w:pPr>
@@ -10814,10 +12161,18 @@
           <w:lang w:val="en-US"/>
         </w:rPr>
       </w:r>
+      <w:r>
+        <w:rPr>
+          <w:rFonts w:cs="Times New Roman"/>
+          <w:bCs/>
+          <w:szCs w:val="28"/>
+          <w:lang w:val="en-US"/>
+        </w:rPr>
+      </w:r>
     </w:p>
     <w:p>
       <w:pPr>
-        <w:pStyle w:val="752"/>
+        <w:pStyle w:val="959"/>
         <w:numPr>
           <w:ilvl w:val="0"/>
           <w:numId w:val="28"/>
@@ -10888,6 +12243,12 @@
           <w:szCs w:val="28"/>
         </w:rPr>
       </w:r>
+      <w:r>
+        <w:rPr>
+          <w:bCs/>
+          <w:szCs w:val="28"/>
+        </w:rPr>
+      </w:r>
     </w:p>
     <w:p>
       <w:pPr>
@@ -10944,6 +12305,13 @@
           <w:lang w:val="en-US"/>
         </w:rPr>
       </w:r>
+      <w:r>
+        <w:rPr>
+          <w:bCs/>
+          <w:szCs w:val="28"/>
+          <w:lang w:val="en-US"/>
+        </w:rPr>
+      </w:r>
     </w:p>
     <w:p>
       <w:pPr>
@@ -11014,10 +12382,17 @@
           <w:lang w:val="en-US"/>
         </w:rPr>
       </w:r>
+      <w:r>
+        <w:rPr>
+          <w:rFonts w:cs="Times New Roman"/>
+          <w:szCs w:val="28"/>
+          <w:lang w:val="en-US"/>
+        </w:rPr>
+      </w:r>
     </w:p>
     <w:p>
       <w:pPr>
-        <w:pStyle w:val="752"/>
+        <w:pStyle w:val="959"/>
         <w:numPr>
           <w:ilvl w:val="0"/>
           <w:numId w:val="29"/>
@@ -11050,10 +12425,16 @@
           <w:highlight w:val="yellow"/>
         </w:rPr>
       </w:r>
+      <w:r>
+        <w:rPr>
+          <w:szCs w:val="28"/>
+          <w:highlight w:val="yellow"/>
+        </w:rPr>
+      </w:r>
     </w:p>
     <w:p>
       <w:pPr>
-        <w:pStyle w:val="752"/>
+        <w:pStyle w:val="959"/>
         <w:numPr>
           <w:ilvl w:val="0"/>
           <w:numId w:val="29"/>
@@ -11083,10 +12464,15 @@
           <w:szCs w:val="28"/>
         </w:rPr>
       </w:r>
+      <w:r>
+        <w:rPr>
+          <w:szCs w:val="28"/>
+        </w:rPr>
+      </w:r>
     </w:p>
     <w:p>
       <w:pPr>
-        <w:pStyle w:val="752"/>
+        <w:pStyle w:val="959"/>
         <w:numPr>
           <w:ilvl w:val="0"/>
           <w:numId w:val="29"/>
@@ -11116,10 +12502,15 @@
           <w:szCs w:val="28"/>
         </w:rPr>
       </w:r>
+      <w:r>
+        <w:rPr>
+          <w:szCs w:val="28"/>
+        </w:rPr>
+      </w:r>
     </w:p>
     <w:p>
       <w:pPr>
-        <w:pStyle w:val="752"/>
+        <w:pStyle w:val="959"/>
         <w:numPr>
           <w:ilvl w:val="0"/>
           <w:numId w:val="29"/>
@@ -11149,10 +12540,15 @@
           <w:szCs w:val="28"/>
         </w:rPr>
       </w:r>
+      <w:r>
+        <w:rPr>
+          <w:szCs w:val="28"/>
+        </w:rPr>
+      </w:r>
     </w:p>
     <w:p>
       <w:pPr>
-        <w:pStyle w:val="752"/>
+        <w:pStyle w:val="959"/>
         <w:numPr>
           <w:ilvl w:val="0"/>
           <w:numId w:val="29"/>
@@ -11182,6 +12578,11 @@
           <w:szCs w:val="28"/>
         </w:rPr>
       </w:r>
+      <w:r>
+        <w:rPr>
+          <w:szCs w:val="28"/>
+        </w:rPr>
+      </w:r>
     </w:p>
     <w:p>
       <w:pPr>
@@ -11226,6 +12627,11 @@
           <w:lang w:val="en-US"/>
         </w:rPr>
       </w:r>
+      <w:r>
+        <w:rPr>
+          <w:lang w:val="en-US"/>
+        </w:rPr>
+      </w:r>
     </w:p>
     <w:p>
       <w:pPr>
@@ -11260,6 +12666,11 @@
           <w:lang w:val="en-US"/>
         </w:rPr>
       </w:r>
+      <w:r>
+        <w:rPr>
+          <w:lang w:val="en-US"/>
+        </w:rPr>
+      </w:r>
     </w:p>
     <w:p>
       <w:pPr>
@@ -11297,6 +12708,11 @@
           <w:lang w:val="en-US"/>
         </w:rPr>
       </w:r>
+      <w:r>
+        <w:rPr>
+          <w:lang w:val="en-US"/>
+        </w:rPr>
+      </w:r>
     </w:p>
     <w:p>
       <w:pPr>
@@ -11397,7 +12813,11 @@
       <w:r>
         <w:rPr>
           <w:highlight w:val="yellow"/>
-          <w:lang w:val="en-US"/>
+        </w:rPr>
+      </w:r>
+      <w:r>
+        <w:rPr>
+          <w:highlight w:val="yellow"/>
         </w:rPr>
       </w:r>
     </w:p>
@@ -11458,6 +12878,11 @@
           <w:lang w:val="en-US"/>
         </w:rPr>
       </w:r>
+      <w:r>
+        <w:rPr>
+          <w:lang w:val="en-US"/>
+        </w:rPr>
+      </w:r>
     </w:p>
     <w:p>
       <w:pPr>
@@ -11498,6 +12923,11 @@
           <w:lang w:val="en-US"/>
         </w:rPr>
       </w:r>
+      <w:r>
+        <w:rPr>
+          <w:lang w:val="en-US"/>
+        </w:rPr>
+      </w:r>
     </w:p>
     <w:p>
       <w:pPr>
@@ -11520,6 +12950,7 @@
       <w:r>
         <w:rPr>
           <w:b/>
+          <w:highlight w:val="green"/>
           <w:lang w:val="en-US"/>
         </w:rPr>
         <w:t xml:space="preserve">Câu 57</w:t>
@@ -11536,6 +12967,11 @@
           <w:lang w:val="en-US"/>
         </w:rPr>
         <w:t xml:space="preserve"> Nhận định nào sau đây là sai về ARN</w:t>
+      </w:r>
+      <w:r>
+        <w:rPr>
+          <w:lang w:val="en-US"/>
+        </w:rPr>
       </w:r>
       <w:r>
         <w:rPr>
@@ -11576,6 +13012,11 @@
           <w:lang w:val="en-US"/>
         </w:rPr>
       </w:r>
+      <w:r>
+        <w:rPr>
+          <w:lang w:val="en-US"/>
+        </w:rPr>
+      </w:r>
     </w:p>
     <w:p>
       <w:pPr>
@@ -11613,6 +13054,11 @@
           <w:lang w:val="en-US"/>
         </w:rPr>
       </w:r>
+      <w:r>
+        <w:rPr>
+          <w:lang w:val="en-US"/>
+        </w:rPr>
+      </w:r>
     </w:p>
     <w:p>
       <w:pPr>
@@ -11677,6 +13123,11 @@
           <w:lang w:val="en-US"/>
         </w:rPr>
       </w:r>
+      <w:r>
+        <w:rPr>
+          <w:lang w:val="en-US"/>
+        </w:rPr>
+      </w:r>
     </w:p>
     <w:p>
       <w:pPr>
@@ -11777,7 +13228,11 @@
       <w:r>
         <w:rPr>
           <w:highlight w:val="yellow"/>
-          <w:lang w:val="en-US"/>
+        </w:rPr>
+      </w:r>
+      <w:r>
+        <w:rPr>
+          <w:highlight w:val="yellow"/>
         </w:rPr>
       </w:r>
     </w:p>
@@ -11820,6 +13275,11 @@
           <w:lang w:val="en-US"/>
         </w:rPr>
       </w:r>
+      <w:r>
+        <w:rPr>
+          <w:lang w:val="en-US"/>
+        </w:rPr>
+      </w:r>
     </w:p>
     <w:p>
       <w:pPr>
@@ -11913,6 +13373,11 @@
           <w:lang w:val="en-US"/>
         </w:rPr>
       </w:r>
+      <w:r>
+        <w:rPr>
+          <w:lang w:val="en-US"/>
+        </w:rPr>
+      </w:r>
     </w:p>
     <w:p>
       <w:pPr>
@@ -11979,6 +13444,11 @@
           <w:szCs w:val="28"/>
         </w:rPr>
       </w:r>
+      <w:r>
+        <w:rPr>
+          <w:szCs w:val="28"/>
+        </w:rPr>
+      </w:r>
     </w:p>
     <w:p>
       <w:pPr>
@@ -12053,6 +13523,13 @@
           <w:lang w:val="en-US"/>
         </w:rPr>
       </w:r>
+      <w:r>
+        <w:rPr>
+          <w:rFonts w:cs="Times New Roman"/>
+          <w:szCs w:val="28"/>
+          <w:lang w:val="en-US"/>
+        </w:rPr>
+      </w:r>
     </w:p>
     <w:p>
       <w:pPr>
@@ -12105,6 +13582,13 @@
           <w:lang w:val="en-US"/>
         </w:rPr>
       </w:r>
+      <w:r>
+        <w:rPr>
+          <w:rFonts w:cs="Times New Roman"/>
+          <w:szCs w:val="28"/>
+          <w:lang w:val="en-US"/>
+        </w:rPr>
+      </w:r>
     </w:p>
     <w:p>
       <w:pPr>
@@ -12130,6 +13614,7 @@
           <w:rFonts w:cs="Times New Roman"/>
           <w:b/>
           <w:szCs w:val="28"/>
+          <w:highlight w:val="green"/>
           <w:lang w:val="en-US"/>
         </w:rPr>
         <w:t xml:space="preserve">Câu 59</w:t>
@@ -12139,6 +13624,7 @@
           <w:rFonts w:cs="Times New Roman"/>
           <w:b/>
           <w:szCs w:val="28"/>
+          <w:highlight w:val="green"/>
           <w:lang w:val="en-US"/>
         </w:rPr>
         <w:t xml:space="preserve">:</w:t>
@@ -12230,6 +13716,14 @@
           <w:lang w:val="en-US"/>
         </w:rPr>
         <w:t xml:space="preserve">3)</w:t>
+      </w:r>
+      <w:r>
+        <w:rPr>
+          <w:rFonts w:cs="Times New Roman"/>
+          <w:bCs/>
+          <w:szCs w:val="28"/>
+          <w:lang w:val="en-US"/>
+        </w:rPr>
       </w:r>
       <w:r>
         <w:rPr>
@@ -12295,6 +13789,12 @@
           <w:lang w:val="en-US"/>
         </w:rPr>
       </w:r>
+      <w:r>
+        <w:rPr>
+          <w:szCs w:val="28"/>
+          <w:lang w:val="en-US"/>
+        </w:rPr>
+      </w:r>
     </w:p>
     <w:p>
       <w:pPr>
@@ -12348,6 +13848,12 @@
           <w:highlight w:val="yellow"/>
         </w:rPr>
       </w:r>
+      <w:r>
+        <w:rPr>
+          <w:szCs w:val="28"/>
+          <w:highlight w:val="yellow"/>
+        </w:rPr>
+      </w:r>
     </w:p>
     <w:p>
       <w:pPr>
@@ -12396,6 +13902,11 @@
           <w:szCs w:val="28"/>
         </w:rPr>
       </w:r>
+      <w:r>
+        <w:rPr>
+          <w:szCs w:val="28"/>
+        </w:rPr>
+      </w:r>
     </w:p>
     <w:p>
       <w:pPr>
@@ -12444,6 +13955,11 @@
           <w:szCs w:val="28"/>
         </w:rPr>
       </w:r>
+      <w:r>
+        <w:rPr>
+          <w:szCs w:val="28"/>
+        </w:rPr>
+      </w:r>
     </w:p>
     <w:p>
       <w:pPr>
@@ -12459,11 +13975,13 @@
         <w:ind w:firstLine="0"/>
         <w:rPr>
           <w:szCs w:val="28"/>
-        </w:rPr>
-      </w:pPr>
-      <w:r>
-        <w:rPr>
-          <w:szCs w:val="28"/>
+          <w:highlight w:val="none"/>
+        </w:rPr>
+      </w:pPr>
+      <w:r>
+        <w:rPr>
+          <w:szCs w:val="28"/>
+          <w:highlight w:val="none"/>
           <w:lang w:val="en-US"/>
         </w:rPr>
         <w:tab/>
@@ -12471,6 +13989,7 @@
       <w:r>
         <w:rPr>
           <w:szCs w:val="28"/>
+          <w:highlight w:val="none"/>
           <w:lang w:val="en-US"/>
         </w:rPr>
         <w:t xml:space="preserve">E.</w:t>
@@ -12478,18 +13997,27 @@
       <w:r>
         <w:rPr>
           <w:szCs w:val="28"/>
+          <w:highlight w:val="none"/>
         </w:rPr>
         <w:t xml:space="preserve">(</w:t>
       </w:r>
       <w:r>
         <w:rPr>
           <w:szCs w:val="28"/>
+          <w:highlight w:val="none"/>
         </w:rPr>
         <w:t xml:space="preserve">1) ARNm, (2) Nhân tế bào, (3) Ribosom</w:t>
       </w:r>
       <w:r>
         <w:rPr>
           <w:szCs w:val="28"/>
+          <w:highlight w:val="none"/>
+        </w:rPr>
+      </w:r>
+      <w:r>
+        <w:rPr>
+          <w:szCs w:val="28"/>
+          <w:highlight w:val="none"/>
         </w:rPr>
       </w:r>
     </w:p>
@@ -12517,6 +14045,7 @@
           <w:rFonts w:cs="Times New Roman"/>
           <w:b/>
           <w:szCs w:val="28"/>
+          <w:highlight w:val="none"/>
           <w:lang w:val="en-US"/>
         </w:rPr>
         <w:t xml:space="preserve">Câu 60</w:t>
@@ -12526,6 +14055,7 @@
           <w:rFonts w:cs="Times New Roman"/>
           <w:b/>
           <w:szCs w:val="28"/>
+          <w:highlight w:val="none"/>
           <w:lang w:val="en-US"/>
         </w:rPr>
         <w:t xml:space="preserve">:</w:t>
@@ -12626,10 +14156,18 @@
           <w:lang w:val="en-US"/>
         </w:rPr>
       </w:r>
+      <w:r>
+        <w:rPr>
+          <w:rFonts w:cs="Times New Roman"/>
+          <w:bCs/>
+          <w:szCs w:val="28"/>
+          <w:lang w:val="en-US"/>
+        </w:rPr>
+      </w:r>
     </w:p>
     <w:p>
       <w:pPr>
-        <w:pStyle w:val="752"/>
+        <w:pStyle w:val="959"/>
         <w:numPr>
           <w:ilvl w:val="0"/>
           <w:numId w:val="24"/>
@@ -12666,10 +14204,15 @@
           <w:szCs w:val="28"/>
         </w:rPr>
       </w:r>
+      <w:r>
+        <w:rPr>
+          <w:szCs w:val="28"/>
+        </w:rPr>
+      </w:r>
     </w:p>
     <w:p>
       <w:pPr>
-        <w:pStyle w:val="752"/>
+        <w:pStyle w:val="959"/>
         <w:numPr>
           <w:ilvl w:val="0"/>
           <w:numId w:val="24"/>
@@ -12705,10 +14248,15 @@
           <w:szCs w:val="28"/>
         </w:rPr>
       </w:r>
+      <w:r>
+        <w:rPr>
+          <w:szCs w:val="28"/>
+        </w:rPr>
+      </w:r>
     </w:p>
     <w:p>
       <w:pPr>
-        <w:pStyle w:val="752"/>
+        <w:pStyle w:val="959"/>
         <w:numPr>
           <w:ilvl w:val="0"/>
           <w:numId w:val="24"/>
@@ -12738,10 +14286,15 @@
           <w:szCs w:val="28"/>
         </w:rPr>
       </w:r>
+      <w:r>
+        <w:rPr>
+          <w:szCs w:val="28"/>
+        </w:rPr>
+      </w:r>
     </w:p>
     <w:p>
       <w:pPr>
-        <w:pStyle w:val="752"/>
+        <w:pStyle w:val="959"/>
         <w:numPr>
           <w:ilvl w:val="0"/>
           <w:numId w:val="24"/>
@@ -12771,10 +14324,15 @@
           <w:szCs w:val="28"/>
         </w:rPr>
       </w:r>
+      <w:r>
+        <w:rPr>
+          <w:szCs w:val="28"/>
+        </w:rPr>
+      </w:r>
     </w:p>
     <w:p>
       <w:pPr>
-        <w:pStyle w:val="752"/>
+        <w:pStyle w:val="959"/>
         <w:numPr>
           <w:ilvl w:val="0"/>
           <w:numId w:val="24"/>
@@ -12791,17 +14349,26 @@
         <w:ind/>
         <w:rPr>
           <w:szCs w:val="28"/>
-        </w:rPr>
-      </w:pPr>
-      <w:r>
-        <w:rPr>
-          <w:szCs w:val="28"/>
+          <w:highlight w:val="none"/>
+        </w:rPr>
+      </w:pPr>
+      <w:r>
+        <w:rPr>
+          <w:szCs w:val="28"/>
+          <w:highlight w:val="none"/>
         </w:rPr>
         <w:t xml:space="preserve">(1) ARNr và ADN, (2) Nhân tế bào, (3) Ribosom</w:t>
       </w:r>
       <w:r>
         <w:rPr>
           <w:szCs w:val="28"/>
+          <w:highlight w:val="none"/>
+        </w:rPr>
+      </w:r>
+      <w:r>
+        <w:rPr>
+          <w:szCs w:val="28"/>
+          <w:highlight w:val="none"/>
         </w:rPr>
       </w:r>
     </w:p>
@@ -12892,10 +14459,17 @@
           <w:lang w:val="en-US"/>
         </w:rPr>
       </w:r>
+      <w:r>
+        <w:rPr>
+          <w:rFonts w:cs="Times New Roman"/>
+          <w:szCs w:val="28"/>
+          <w:lang w:val="en-US"/>
+        </w:rPr>
+      </w:r>
     </w:p>
     <w:p>
       <w:pPr>
-        <w:pStyle w:val="752"/>
+        <w:pStyle w:val="959"/>
         <w:numPr>
           <w:ilvl w:val="0"/>
           <w:numId w:val="25"/>
@@ -12938,6 +14512,11 @@
           <w:szCs w:val="28"/>
         </w:rPr>
       </w:r>
+      <w:r>
+        <w:rPr>
+          <w:szCs w:val="28"/>
+        </w:rPr>
+      </w:r>
     </w:p>
     <w:p>
       <w:pPr>
@@ -12989,6 +14568,13 @@
           <w:lang w:val="en-US"/>
         </w:rPr>
       </w:r>
+      <w:r>
+        <w:rPr>
+          <w:rFonts w:cs="Times New Roman"/>
+          <w:szCs w:val="28"/>
+          <w:lang w:val="en-US"/>
+        </w:rPr>
+      </w:r>
     </w:p>
     <w:p>
       <w:pPr>
@@ -13023,6 +14609,13 @@
           <w:lang w:val="en-US"/>
         </w:rPr>
       </w:r>
+      <w:r>
+        <w:rPr>
+          <w:rFonts w:cs="Times New Roman"/>
+          <w:szCs w:val="28"/>
+          <w:lang w:val="en-US"/>
+        </w:rPr>
+      </w:r>
     </w:p>
     <w:p>
       <w:pPr>
@@ -13136,10 +14729,17 @@
           <w:lang w:val="en-US"/>
         </w:rPr>
       </w:r>
+      <w:r>
+        <w:rPr>
+          <w:rFonts w:cs="Times New Roman"/>
+          <w:szCs w:val="28"/>
+          <w:lang w:val="en-US"/>
+        </w:rPr>
+      </w:r>
     </w:p>
     <w:p>
       <w:pPr>
-        <w:pStyle w:val="752"/>
+        <w:pStyle w:val="959"/>
         <w:numPr>
           <w:ilvl w:val="0"/>
           <w:numId w:val="26"/>
@@ -13182,6 +14782,11 @@
           <w:szCs w:val="28"/>
         </w:rPr>
       </w:r>
+      <w:r>
+        <w:rPr>
+          <w:szCs w:val="28"/>
+        </w:rPr>
+      </w:r>
     </w:p>
     <w:p>
       <w:pPr>
@@ -13233,6 +14838,13 @@
           <w:lang w:val="en-US"/>
         </w:rPr>
       </w:r>
+      <w:r>
+        <w:rPr>
+          <w:rFonts w:cs="Times New Roman"/>
+          <w:szCs w:val="28"/>
+          <w:lang w:val="en-US"/>
+        </w:rPr>
+      </w:r>
     </w:p>
     <w:p>
       <w:pPr>
@@ -13267,6 +14879,13 @@
           <w:lang w:val="en-US"/>
         </w:rPr>
       </w:r>
+      <w:r>
+        <w:rPr>
+          <w:rFonts w:cs="Times New Roman"/>
+          <w:szCs w:val="28"/>
+          <w:lang w:val="en-US"/>
+        </w:rPr>
+      </w:r>
     </w:p>
     <w:p>
       <w:pPr>
@@ -13382,10 +15001,18 @@
           <w:lang w:val="en-US"/>
         </w:rPr>
       </w:r>
+      <w:r>
+        <w:rPr>
+          <w:rFonts w:cs="Times New Roman"/>
+          <w:bCs/>
+          <w:szCs w:val="28"/>
+          <w:lang w:val="en-US"/>
+        </w:rPr>
+      </w:r>
     </w:p>
     <w:p>
       <w:pPr>
-        <w:pStyle w:val="752"/>
+        <w:pStyle w:val="959"/>
         <w:numPr>
           <w:ilvl w:val="0"/>
           <w:numId w:val="27"/>
@@ -13422,6 +15049,11 @@
           <w:szCs w:val="28"/>
         </w:rPr>
       </w:r>
+      <w:r>
+        <w:rPr>
+          <w:szCs w:val="28"/>
+        </w:rPr>
+      </w:r>
     </w:p>
     <w:p>
       <w:pPr>
@@ -13489,6 +15121,13 @@
           <w:lang w:val="en-US"/>
         </w:rPr>
       </w:r>
+      <w:r>
+        <w:rPr>
+          <w:rFonts w:cs="Times New Roman"/>
+          <w:szCs w:val="28"/>
+          <w:lang w:val="en-US"/>
+        </w:rPr>
+      </w:r>
     </w:p>
     <w:p>
       <w:pPr>
@@ -13521,6 +15160,12 @@
           <w:szCs w:val="28"/>
         </w:rPr>
       </w:r>
+      <w:r>
+        <w:rPr>
+          <w:rFonts w:cs="Times New Roman"/>
+          <w:szCs w:val="28"/>
+        </w:rPr>
+      </w:r>
     </w:p>
     <w:p>
       <w:pPr>
@@ -13550,6 +15195,11 @@
           <w:lang w:val="en-US"/>
         </w:rPr>
       </w:r>
+      <w:r>
+        <w:rPr>
+          <w:lang w:val="en-US"/>
+        </w:rPr>
+      </w:r>
     </w:p>
     <w:p>
       <w:pPr>
@@ -13579,6 +15229,11 @@
           <w:lang w:val="en-US"/>
         </w:rPr>
       </w:r>
+      <w:r>
+        <w:rPr>
+          <w:lang w:val="en-US"/>
+        </w:rPr>
+      </w:r>
     </w:p>
     <w:p>
       <w:pPr>
@@ -13608,6 +15263,11 @@
           <w:lang w:val="en-US"/>
         </w:rPr>
       </w:r>
+      <w:r>
+        <w:rPr>
+          <w:lang w:val="en-US"/>
+        </w:rPr>
+      </w:r>
     </w:p>
     <w:p>
       <w:pPr>
@@ -13637,6 +15297,11 @@
           <w:lang w:val="en-US"/>
         </w:rPr>
       </w:r>
+      <w:r>
+        <w:rPr>
+          <w:lang w:val="en-US"/>
+        </w:rPr>
+      </w:r>
     </w:p>
     <w:p>
       <w:pPr>
@@ -13666,6 +15331,11 @@
           <w:lang w:val="en-US"/>
         </w:rPr>
       </w:r>
+      <w:r>
+        <w:rPr>
+          <w:lang w:val="en-US"/>
+        </w:rPr>
+      </w:r>
     </w:p>
     <w:p>
       <w:pPr>
@@ -13695,6 +15365,11 @@
           <w:lang w:val="en-US"/>
         </w:rPr>
       </w:r>
+      <w:r>
+        <w:rPr>
+          <w:lang w:val="en-US"/>
+        </w:rPr>
+      </w:r>
     </w:p>
     <w:p>
       <w:pPr>
@@ -13724,6 +15399,11 @@
           <w:lang w:val="en-US"/>
         </w:rPr>
       </w:r>
+      <w:r>
+        <w:rPr>
+          <w:lang w:val="en-US"/>
+        </w:rPr>
+      </w:r>
     </w:p>
     <w:p>
       <w:pPr>
@@ -13753,6 +15433,11 @@
           <w:lang w:val="en-US"/>
         </w:rPr>
       </w:r>
+      <w:r>
+        <w:rPr>
+          <w:lang w:val="en-US"/>
+        </w:rPr>
+      </w:r>
     </w:p>
     <w:p>
       <w:pPr>
@@ -13782,6 +15467,11 @@
           <w:lang w:val="en-US"/>
         </w:rPr>
       </w:r>
+      <w:r>
+        <w:rPr>
+          <w:lang w:val="en-US"/>
+        </w:rPr>
+      </w:r>
     </w:p>
     <w:p>
       <w:pPr>
@@ -13801,6 +15491,11 @@
           <w:lang w:val="en-US"/>
         </w:rPr>
       </w:pPr>
+      <w:r>
+        <w:rPr>
+          <w:lang w:val="en-US"/>
+        </w:rPr>
+      </w:r>
       <w:r>
         <w:rPr>
           <w:lang w:val="en-US"/>
@@ -13844,7 +15539,6 @@
         <w:ind/>
         <w:rPr/>
       </w:pPr>
-      <w:r/>
       <w:r>
         <w:separator/>
       </w:r>
@@ -13859,7 +15553,6 @@
         <w:ind/>
         <w:rPr/>
       </w:pPr>
-      <w:r/>
       <w:r>
         <w:continuationSeparator/>
       </w:r>
@@ -13879,7 +15572,6 @@
         <w:ind/>
         <w:rPr/>
       </w:pPr>
-      <w:r/>
       <w:r>
         <w:separator/>
       </w:r>
@@ -13894,7 +15586,6 @@
         <w:ind/>
         <w:rPr/>
       </w:pPr>
-      <w:r/>
       <w:r>
         <w:continuationSeparator/>
       </w:r>
@@ -18463,9 +20154,9 @@
     <w:lsdException w:name="Bibliography" w:uiPriority="37"/>
     <w:lsdException w:name="TOC Heading" w:uiPriority="39" w:qFormat="1"/>
   </w:latentStyles>
-  <w:style w:type="table" w:styleId="12">
+  <w:style w:type="table" w:styleId="761">
     <w:name w:val="Table Grid"/>
-    <w:basedOn w:val="735"/>
+    <w:basedOn w:val="942"/>
     <w:uiPriority w:val="59"/>
     <w:pPr>
       <w:pBdr/>
@@ -18662,9 +20353,9 @@
       </w:tcPr>
     </w:tblStylePr>
   </w:style>
-  <w:style w:type="table" w:styleId="13">
+  <w:style w:type="table" w:styleId="762">
     <w:name w:val="Table Grid Light"/>
-    <w:basedOn w:val="735"/>
+    <w:basedOn w:val="942"/>
     <w:uiPriority w:val="59"/>
     <w:pPr>
       <w:pBdr/>
@@ -18861,9 +20552,9 @@
       </w:tcPr>
     </w:tblStylePr>
   </w:style>
-  <w:style w:type="table" w:styleId="14">
+  <w:style w:type="table" w:styleId="763">
     <w:name w:val="Plain Table 1"/>
-    <w:basedOn w:val="735"/>
+    <w:basedOn w:val="942"/>
     <w:uiPriority w:val="59"/>
     <w:pPr>
       <w:pBdr/>
@@ -19086,9 +20777,9 @@
       </w:tcPr>
     </w:tblStylePr>
   </w:style>
-  <w:style w:type="table" w:styleId="15">
+  <w:style w:type="table" w:styleId="764">
     <w:name w:val="Plain Table 2"/>
-    <w:basedOn w:val="735"/>
+    <w:basedOn w:val="942"/>
     <w:uiPriority w:val="59"/>
     <w:pPr>
       <w:pBdr/>
@@ -19319,9 +21010,9 @@
       </w:tcPr>
     </w:tblStylePr>
   </w:style>
-  <w:style w:type="table" w:styleId="16">
+  <w:style w:type="table" w:styleId="765">
     <w:name w:val="Plain Table 3"/>
-    <w:basedOn w:val="735"/>
+    <w:basedOn w:val="942"/>
     <w:uiPriority w:val="99"/>
     <w:pPr>
       <w:pBdr/>
@@ -19549,9 +21240,9 @@
       </w:tcPr>
     </w:tblStylePr>
   </w:style>
-  <w:style w:type="table" w:styleId="17">
+  <w:style w:type="table" w:styleId="766">
     <w:name w:val="Plain Table 4"/>
-    <w:basedOn w:val="735"/>
+    <w:basedOn w:val="942"/>
     <w:uiPriority w:val="99"/>
     <w:pPr>
       <w:pBdr/>
@@ -19765,9 +21456,9 @@
       </w:tcPr>
     </w:tblStylePr>
   </w:style>
-  <w:style w:type="table" w:styleId="18">
+  <w:style w:type="table" w:styleId="767">
     <w:name w:val="Plain Table 5"/>
-    <w:basedOn w:val="735"/>
+    <w:basedOn w:val="942"/>
     <w:uiPriority w:val="99"/>
     <w:pPr>
       <w:pBdr/>
@@ -19998,9 +21689,9 @@
       </w:tcPr>
     </w:tblStylePr>
   </w:style>
-  <w:style w:type="table" w:styleId="19">
+  <w:style w:type="table" w:styleId="768">
     <w:name w:val="Grid Table 1 Light"/>
-    <w:basedOn w:val="735"/>
+    <w:basedOn w:val="942"/>
     <w:uiPriority w:val="99"/>
     <w:pPr>
       <w:pBdr/>
@@ -20221,9 +21912,9 @@
       </w:tcPr>
     </w:tblStylePr>
   </w:style>
-  <w:style w:type="table" w:styleId="20">
+  <w:style w:type="table" w:styleId="769">
     <w:name w:val="Grid Table 1 Light - Accent 1"/>
-    <w:basedOn w:val="735"/>
+    <w:basedOn w:val="942"/>
     <w:uiPriority w:val="99"/>
     <w:pPr>
       <w:pBdr/>
@@ -20444,9 +22135,9 @@
       </w:tcPr>
     </w:tblStylePr>
   </w:style>
-  <w:style w:type="table" w:styleId="21">
+  <w:style w:type="table" w:styleId="770">
     <w:name w:val="Grid Table 1 Light - Accent 2"/>
-    <w:basedOn w:val="735"/>
+    <w:basedOn w:val="942"/>
     <w:uiPriority w:val="99"/>
     <w:pPr>
       <w:pBdr/>
@@ -20667,9 +22358,9 @@
       </w:tcPr>
     </w:tblStylePr>
   </w:style>
-  <w:style w:type="table" w:styleId="22">
+  <w:style w:type="table" w:styleId="771">
     <w:name w:val="Grid Table 1 Light - Accent 3"/>
-    <w:basedOn w:val="735"/>
+    <w:basedOn w:val="942"/>
     <w:uiPriority w:val="99"/>
     <w:pPr>
       <w:pBdr/>
@@ -20890,9 +22581,9 @@
       </w:tcPr>
     </w:tblStylePr>
   </w:style>
-  <w:style w:type="table" w:styleId="23">
+  <w:style w:type="table" w:styleId="772">
     <w:name w:val="Grid Table 1 Light - Accent 4"/>
-    <w:basedOn w:val="735"/>
+    <w:basedOn w:val="942"/>
     <w:uiPriority w:val="99"/>
     <w:pPr>
       <w:pBdr/>
@@ -21113,9 +22804,9 @@
       </w:tcPr>
     </w:tblStylePr>
   </w:style>
-  <w:style w:type="table" w:styleId="24">
+  <w:style w:type="table" w:styleId="773">
     <w:name w:val="Grid Table 1 Light - Accent 5"/>
-    <w:basedOn w:val="735"/>
+    <w:basedOn w:val="942"/>
     <w:uiPriority w:val="99"/>
     <w:pPr>
       <w:pBdr/>
@@ -21336,9 +23027,9 @@
       </w:tcPr>
     </w:tblStylePr>
   </w:style>
-  <w:style w:type="table" w:styleId="25">
+  <w:style w:type="table" w:styleId="774">
     <w:name w:val="Grid Table 1 Light - Accent 6"/>
-    <w:basedOn w:val="735"/>
+    <w:basedOn w:val="942"/>
     <w:uiPriority w:val="99"/>
     <w:pPr>
       <w:pBdr/>
@@ -21559,9 +23250,9 @@
       </w:tcPr>
     </w:tblStylePr>
   </w:style>
-  <w:style w:type="table" w:styleId="26">
+  <w:style w:type="table" w:styleId="775">
     <w:name w:val="Grid Table 2"/>
-    <w:basedOn w:val="735"/>
+    <w:basedOn w:val="942"/>
     <w:uiPriority w:val="99"/>
     <w:pPr>
       <w:pBdr/>
@@ -21791,9 +23482,9 @@
       </w:tcPr>
     </w:tblStylePr>
   </w:style>
-  <w:style w:type="table" w:styleId="27">
+  <w:style w:type="table" w:styleId="776">
     <w:name w:val="Grid Table 2 - Accent 1"/>
-    <w:basedOn w:val="735"/>
+    <w:basedOn w:val="942"/>
     <w:uiPriority w:val="99"/>
     <w:pPr>
       <w:pBdr/>
@@ -22023,9 +23714,9 @@
       </w:tcPr>
     </w:tblStylePr>
   </w:style>
-  <w:style w:type="table" w:styleId="28">
+  <w:style w:type="table" w:styleId="777">
     <w:name w:val="Grid Table 2 - Accent 2"/>
-    <w:basedOn w:val="735"/>
+    <w:basedOn w:val="942"/>
     <w:uiPriority w:val="99"/>
     <w:pPr>
       <w:pBdr/>
@@ -22255,9 +23946,9 @@
       </w:tcPr>
     </w:tblStylePr>
   </w:style>
-  <w:style w:type="table" w:styleId="29">
+  <w:style w:type="table" w:styleId="778">
     <w:name w:val="Grid Table 2 - Accent 3"/>
-    <w:basedOn w:val="735"/>
+    <w:basedOn w:val="942"/>
     <w:uiPriority w:val="99"/>
     <w:pPr>
       <w:pBdr/>
@@ -22487,9 +24178,9 @@
       </w:tcPr>
     </w:tblStylePr>
   </w:style>
-  <w:style w:type="table" w:styleId="30">
+  <w:style w:type="table" w:styleId="779">
     <w:name w:val="Grid Table 2 - Accent 4"/>
-    <w:basedOn w:val="735"/>
+    <w:basedOn w:val="942"/>
     <w:uiPriority w:val="99"/>
     <w:pPr>
       <w:pBdr/>
@@ -22719,9 +24410,9 @@
       </w:tcPr>
     </w:tblStylePr>
   </w:style>
-  <w:style w:type="table" w:styleId="31">
+  <w:style w:type="table" w:styleId="780">
     <w:name w:val="Grid Table 2 - Accent 5"/>
-    <w:basedOn w:val="735"/>
+    <w:basedOn w:val="942"/>
     <w:uiPriority w:val="99"/>
     <w:pPr>
       <w:pBdr/>
@@ -22951,9 +24642,9 @@
       </w:tcPr>
     </w:tblStylePr>
   </w:style>
-  <w:style w:type="table" w:styleId="32">
+  <w:style w:type="table" w:styleId="781">
     <w:name w:val="Grid Table 2 - Accent 6"/>
-    <w:basedOn w:val="735"/>
+    <w:basedOn w:val="942"/>
     <w:uiPriority w:val="99"/>
     <w:pPr>
       <w:pBdr/>
@@ -23183,9 +24874,9 @@
       </w:tcPr>
     </w:tblStylePr>
   </w:style>
-  <w:style w:type="table" w:styleId="33">
+  <w:style w:type="table" w:styleId="782">
     <w:name w:val="Grid Table 3"/>
-    <w:basedOn w:val="735"/>
+    <w:basedOn w:val="942"/>
     <w:uiPriority w:val="99"/>
     <w:pPr>
       <w:pBdr/>
@@ -23284,29 +24975,6 @@
         <w:tblBorders/>
       </w:tblPr>
       <w:tcPr>
-        <w:shd w:color="ffffff"/>
-        <w:tcBorders>
-          <w:top w:val="none" w:color="000000" w:sz="4" w:space="0"/>
-          <w:left w:val="none" w:color="000000" w:sz="4" w:space="0"/>
-          <w:bottom w:val="none" w:color="000000" w:sz="4" w:space="0"/>
-          <w:right w:val="none" w:color="000000" w:sz="4" w:space="0"/>
-        </w:tcBorders>
-      </w:tcPr>
-    </w:tblStylePr>
-    <w:tblStylePr w:type="firstRow">
-      <w:rPr>
-        <w:b/>
-        <w:color w:val="404040"/>
-      </w:rPr>
-      <w:pPr>
-        <w:pBdr/>
-        <w:spacing/>
-        <w:ind/>
-      </w:pPr>
-      <w:tblPr>
-        <w:tblBorders/>
-      </w:tblPr>
-      <w:tcPr>
         <w:shd w:val="clear" w:color="ffffff"/>
         <w:tcBorders>
           <w:top w:val="none" w:color="000000" w:sz="4" w:space="0"/>
@@ -23316,30 +24984,7 @@
         </w:tcBorders>
       </w:tcPr>
     </w:tblStylePr>
-    <w:tblStylePr w:type="lastCol">
-      <w:rPr>
-        <w:i/>
-        <w:color w:val="404040"/>
-      </w:rPr>
-      <w:pPr>
-        <w:pBdr/>
-        <w:spacing/>
-        <w:ind/>
-      </w:pPr>
-      <w:tblPr>
-        <w:tblBorders/>
-      </w:tblPr>
-      <w:tcPr>
-        <w:shd w:color="ffffff"/>
-        <w:tcBorders>
-          <w:top w:val="none" w:color="000000" w:sz="4" w:space="0"/>
-          <w:left w:val="none" w:color="000000" w:sz="4" w:space="0"/>
-          <w:bottom w:val="none" w:color="000000" w:sz="4" w:space="0"/>
-          <w:right w:val="none" w:color="000000" w:sz="4" w:space="0"/>
-        </w:tcBorders>
-      </w:tcPr>
-    </w:tblStylePr>
-    <w:tblStylePr w:type="lastRow">
+    <w:tblStylePr w:type="firstRow">
       <w:rPr>
         <w:b/>
         <w:color w:val="404040"/>
@@ -23362,6 +25007,52 @@
         </w:tcBorders>
       </w:tcPr>
     </w:tblStylePr>
+    <w:tblStylePr w:type="lastCol">
+      <w:rPr>
+        <w:i/>
+        <w:color w:val="404040"/>
+      </w:rPr>
+      <w:pPr>
+        <w:pBdr/>
+        <w:spacing/>
+        <w:ind/>
+      </w:pPr>
+      <w:tblPr>
+        <w:tblBorders/>
+      </w:tblPr>
+      <w:tcPr>
+        <w:shd w:val="clear" w:color="ffffff"/>
+        <w:tcBorders>
+          <w:top w:val="none" w:color="000000" w:sz="4" w:space="0"/>
+          <w:left w:val="none" w:color="000000" w:sz="4" w:space="0"/>
+          <w:bottom w:val="none" w:color="000000" w:sz="4" w:space="0"/>
+          <w:right w:val="none" w:color="000000" w:sz="4" w:space="0"/>
+        </w:tcBorders>
+      </w:tcPr>
+    </w:tblStylePr>
+    <w:tblStylePr w:type="lastRow">
+      <w:rPr>
+        <w:b/>
+        <w:color w:val="404040"/>
+      </w:rPr>
+      <w:pPr>
+        <w:pBdr/>
+        <w:spacing/>
+        <w:ind/>
+      </w:pPr>
+      <w:tblPr>
+        <w:tblBorders/>
+      </w:tblPr>
+      <w:tcPr>
+        <w:shd w:val="clear" w:color="ffffff"/>
+        <w:tcBorders>
+          <w:top w:val="none" w:color="000000" w:sz="4" w:space="0"/>
+          <w:left w:val="none" w:color="000000" w:sz="4" w:space="0"/>
+          <w:bottom w:val="none" w:color="000000" w:sz="4" w:space="0"/>
+          <w:right w:val="none" w:color="000000" w:sz="4" w:space="0"/>
+        </w:tcBorders>
+      </w:tcPr>
+    </w:tblStylePr>
     <w:tblStylePr w:type="nwCell">
       <w:pPr>
         <w:pBdr/>
@@ -23428,9 +25119,9 @@
       </w:tcPr>
     </w:tblStylePr>
   </w:style>
-  <w:style w:type="table" w:styleId="34">
+  <w:style w:type="table" w:styleId="783">
     <w:name w:val="Grid Table 3 - Accent 1"/>
-    <w:basedOn w:val="735"/>
+    <w:basedOn w:val="942"/>
     <w:uiPriority w:val="99"/>
     <w:pPr>
       <w:pBdr/>
@@ -23529,29 +25220,6 @@
         <w:tblBorders/>
       </w:tblPr>
       <w:tcPr>
-        <w:shd w:color="ffffff"/>
-        <w:tcBorders>
-          <w:top w:val="none" w:color="000000" w:sz="4" w:space="0"/>
-          <w:left w:val="none" w:color="000000" w:sz="4" w:space="0"/>
-          <w:bottom w:val="none" w:color="000000" w:sz="4" w:space="0"/>
-          <w:right w:val="none" w:color="000000" w:sz="4" w:space="0"/>
-        </w:tcBorders>
-      </w:tcPr>
-    </w:tblStylePr>
-    <w:tblStylePr w:type="firstRow">
-      <w:rPr>
-        <w:b/>
-        <w:color w:val="404040"/>
-      </w:rPr>
-      <w:pPr>
-        <w:pBdr/>
-        <w:spacing/>
-        <w:ind/>
-      </w:pPr>
-      <w:tblPr>
-        <w:tblBorders/>
-      </w:tblPr>
-      <w:tcPr>
         <w:shd w:val="clear" w:color="ffffff"/>
         <w:tcBorders>
           <w:top w:val="none" w:color="000000" w:sz="4" w:space="0"/>
@@ -23561,30 +25229,7 @@
         </w:tcBorders>
       </w:tcPr>
     </w:tblStylePr>
-    <w:tblStylePr w:type="lastCol">
-      <w:rPr>
-        <w:i/>
-        <w:color w:val="404040"/>
-      </w:rPr>
-      <w:pPr>
-        <w:pBdr/>
-        <w:spacing/>
-        <w:ind/>
-      </w:pPr>
-      <w:tblPr>
-        <w:tblBorders/>
-      </w:tblPr>
-      <w:tcPr>
-        <w:shd w:color="ffffff"/>
-        <w:tcBorders>
-          <w:top w:val="none" w:color="000000" w:sz="4" w:space="0"/>
-          <w:left w:val="none" w:color="000000" w:sz="4" w:space="0"/>
-          <w:bottom w:val="none" w:color="000000" w:sz="4" w:space="0"/>
-          <w:right w:val="none" w:color="000000" w:sz="4" w:space="0"/>
-        </w:tcBorders>
-      </w:tcPr>
-    </w:tblStylePr>
-    <w:tblStylePr w:type="lastRow">
+    <w:tblStylePr w:type="firstRow">
       <w:rPr>
         <w:b/>
         <w:color w:val="404040"/>
@@ -23607,6 +25252,52 @@
         </w:tcBorders>
       </w:tcPr>
     </w:tblStylePr>
+    <w:tblStylePr w:type="lastCol">
+      <w:rPr>
+        <w:i/>
+        <w:color w:val="404040"/>
+      </w:rPr>
+      <w:pPr>
+        <w:pBdr/>
+        <w:spacing/>
+        <w:ind/>
+      </w:pPr>
+      <w:tblPr>
+        <w:tblBorders/>
+      </w:tblPr>
+      <w:tcPr>
+        <w:shd w:val="clear" w:color="ffffff"/>
+        <w:tcBorders>
+          <w:top w:val="none" w:color="000000" w:sz="4" w:space="0"/>
+          <w:left w:val="none" w:color="000000" w:sz="4" w:space="0"/>
+          <w:bottom w:val="none" w:color="000000" w:sz="4" w:space="0"/>
+          <w:right w:val="none" w:color="000000" w:sz="4" w:space="0"/>
+        </w:tcBorders>
+      </w:tcPr>
+    </w:tblStylePr>
+    <w:tblStylePr w:type="lastRow">
+      <w:rPr>
+        <w:b/>
+        <w:color w:val="404040"/>
+      </w:rPr>
+      <w:pPr>
+        <w:pBdr/>
+        <w:spacing/>
+        <w:ind/>
+      </w:pPr>
+      <w:tblPr>
+        <w:tblBorders/>
+      </w:tblPr>
+      <w:tcPr>
+        <w:shd w:val="clear" w:color="ffffff"/>
+        <w:tcBorders>
+          <w:top w:val="none" w:color="000000" w:sz="4" w:space="0"/>
+          <w:left w:val="none" w:color="000000" w:sz="4" w:space="0"/>
+          <w:bottom w:val="none" w:color="000000" w:sz="4" w:space="0"/>
+          <w:right w:val="none" w:color="000000" w:sz="4" w:space="0"/>
+        </w:tcBorders>
+      </w:tcPr>
+    </w:tblStylePr>
     <w:tblStylePr w:type="nwCell">
       <w:pPr>
         <w:pBdr/>
@@ -23673,9 +25364,9 @@
       </w:tcPr>
     </w:tblStylePr>
   </w:style>
-  <w:style w:type="table" w:styleId="35">
+  <w:style w:type="table" w:styleId="784">
     <w:name w:val="Grid Table 3 - Accent 2"/>
-    <w:basedOn w:val="735"/>
+    <w:basedOn w:val="942"/>
     <w:uiPriority w:val="99"/>
     <w:pPr>
       <w:pBdr/>
@@ -23774,29 +25465,6 @@
         <w:tblBorders/>
       </w:tblPr>
       <w:tcPr>
-        <w:shd w:color="ffffff"/>
-        <w:tcBorders>
-          <w:top w:val="none" w:color="000000" w:sz="4" w:space="0"/>
-          <w:left w:val="none" w:color="000000" w:sz="4" w:space="0"/>
-          <w:bottom w:val="none" w:color="000000" w:sz="4" w:space="0"/>
-          <w:right w:val="none" w:color="000000" w:sz="4" w:space="0"/>
-        </w:tcBorders>
-      </w:tcPr>
-    </w:tblStylePr>
-    <w:tblStylePr w:type="firstRow">
-      <w:rPr>
-        <w:b/>
-        <w:color w:val="404040"/>
-      </w:rPr>
-      <w:pPr>
-        <w:pBdr/>
-        <w:spacing/>
-        <w:ind/>
-      </w:pPr>
-      <w:tblPr>
-        <w:tblBorders/>
-      </w:tblPr>
-      <w:tcPr>
         <w:shd w:val="clear" w:color="ffffff"/>
         <w:tcBorders>
           <w:top w:val="none" w:color="000000" w:sz="4" w:space="0"/>
@@ -23806,30 +25474,7 @@
         </w:tcBorders>
       </w:tcPr>
     </w:tblStylePr>
-    <w:tblStylePr w:type="lastCol">
-      <w:rPr>
-        <w:i/>
-        <w:color w:val="404040"/>
-      </w:rPr>
-      <w:pPr>
-        <w:pBdr/>
-        <w:spacing/>
-        <w:ind/>
-      </w:pPr>
-      <w:tblPr>
-        <w:tblBorders/>
-      </w:tblPr>
-      <w:tcPr>
-        <w:shd w:color="ffffff"/>
-        <w:tcBorders>
-          <w:top w:val="none" w:color="000000" w:sz="4" w:space="0"/>
-          <w:left w:val="none" w:color="000000" w:sz="4" w:space="0"/>
-          <w:bottom w:val="none" w:color="000000" w:sz="4" w:space="0"/>
-          <w:right w:val="none" w:color="000000" w:sz="4" w:space="0"/>
-        </w:tcBorders>
-      </w:tcPr>
-    </w:tblStylePr>
-    <w:tblStylePr w:type="lastRow">
+    <w:tblStylePr w:type="firstRow">
       <w:rPr>
         <w:b/>
         <w:color w:val="404040"/>
@@ -23852,6 +25497,52 @@
         </w:tcBorders>
       </w:tcPr>
     </w:tblStylePr>
+    <w:tblStylePr w:type="lastCol">
+      <w:rPr>
+        <w:i/>
+        <w:color w:val="404040"/>
+      </w:rPr>
+      <w:pPr>
+        <w:pBdr/>
+        <w:spacing/>
+        <w:ind/>
+      </w:pPr>
+      <w:tblPr>
+        <w:tblBorders/>
+      </w:tblPr>
+      <w:tcPr>
+        <w:shd w:val="clear" w:color="ffffff"/>
+        <w:tcBorders>
+          <w:top w:val="none" w:color="000000" w:sz="4" w:space="0"/>
+          <w:left w:val="none" w:color="000000" w:sz="4" w:space="0"/>
+          <w:bottom w:val="none" w:color="000000" w:sz="4" w:space="0"/>
+          <w:right w:val="none" w:color="000000" w:sz="4" w:space="0"/>
+        </w:tcBorders>
+      </w:tcPr>
+    </w:tblStylePr>
+    <w:tblStylePr w:type="lastRow">
+      <w:rPr>
+        <w:b/>
+        <w:color w:val="404040"/>
+      </w:rPr>
+      <w:pPr>
+        <w:pBdr/>
+        <w:spacing/>
+        <w:ind/>
+      </w:pPr>
+      <w:tblPr>
+        <w:tblBorders/>
+      </w:tblPr>
+      <w:tcPr>
+        <w:shd w:val="clear" w:color="ffffff"/>
+        <w:tcBorders>
+          <w:top w:val="none" w:color="000000" w:sz="4" w:space="0"/>
+          <w:left w:val="none" w:color="000000" w:sz="4" w:space="0"/>
+          <w:bottom w:val="none" w:color="000000" w:sz="4" w:space="0"/>
+          <w:right w:val="none" w:color="000000" w:sz="4" w:space="0"/>
+        </w:tcBorders>
+      </w:tcPr>
+    </w:tblStylePr>
     <w:tblStylePr w:type="nwCell">
       <w:pPr>
         <w:pBdr/>
@@ -23918,9 +25609,9 @@
       </w:tcPr>
     </w:tblStylePr>
   </w:style>
-  <w:style w:type="table" w:styleId="36">
+  <w:style w:type="table" w:styleId="785">
     <w:name w:val="Grid Table 3 - Accent 3"/>
-    <w:basedOn w:val="735"/>
+    <w:basedOn w:val="942"/>
     <w:uiPriority w:val="99"/>
     <w:pPr>
       <w:pBdr/>
@@ -24019,29 +25710,6 @@
         <w:tblBorders/>
       </w:tblPr>
       <w:tcPr>
-        <w:shd w:color="ffffff"/>
-        <w:tcBorders>
-          <w:top w:val="none" w:color="000000" w:sz="4" w:space="0"/>
-          <w:left w:val="none" w:color="000000" w:sz="4" w:space="0"/>
-          <w:bottom w:val="none" w:color="000000" w:sz="4" w:space="0"/>
-          <w:right w:val="none" w:color="000000" w:sz="4" w:space="0"/>
-        </w:tcBorders>
-      </w:tcPr>
-    </w:tblStylePr>
-    <w:tblStylePr w:type="firstRow">
-      <w:rPr>
-        <w:b/>
-        <w:color w:val="404040"/>
-      </w:rPr>
-      <w:pPr>
-        <w:pBdr/>
-        <w:spacing/>
-        <w:ind/>
-      </w:pPr>
-      <w:tblPr>
-        <w:tblBorders/>
-      </w:tblPr>
-      <w:tcPr>
         <w:shd w:val="clear" w:color="ffffff"/>
         <w:tcBorders>
           <w:top w:val="none" w:color="000000" w:sz="4" w:space="0"/>
@@ -24051,30 +25719,7 @@
         </w:tcBorders>
       </w:tcPr>
     </w:tblStylePr>
-    <w:tblStylePr w:type="lastCol">
-      <w:rPr>
-        <w:i/>
-        <w:color w:val="404040"/>
-      </w:rPr>
-      <w:pPr>
-        <w:pBdr/>
-        <w:spacing/>
-        <w:ind/>
-      </w:pPr>
-      <w:tblPr>
-        <w:tblBorders/>
-      </w:tblPr>
-      <w:tcPr>
-        <w:shd w:color="ffffff"/>
-        <w:tcBorders>
-          <w:top w:val="none" w:color="000000" w:sz="4" w:space="0"/>
-          <w:left w:val="none" w:color="000000" w:sz="4" w:space="0"/>
-          <w:bottom w:val="none" w:color="000000" w:sz="4" w:space="0"/>
-          <w:right w:val="none" w:color="000000" w:sz="4" w:space="0"/>
-        </w:tcBorders>
-      </w:tcPr>
-    </w:tblStylePr>
-    <w:tblStylePr w:type="lastRow">
+    <w:tblStylePr w:type="firstRow">
       <w:rPr>
         <w:b/>
         <w:color w:val="404040"/>
@@ -24097,6 +25742,52 @@
         </w:tcBorders>
       </w:tcPr>
     </w:tblStylePr>
+    <w:tblStylePr w:type="lastCol">
+      <w:rPr>
+        <w:i/>
+        <w:color w:val="404040"/>
+      </w:rPr>
+      <w:pPr>
+        <w:pBdr/>
+        <w:spacing/>
+        <w:ind/>
+      </w:pPr>
+      <w:tblPr>
+        <w:tblBorders/>
+      </w:tblPr>
+      <w:tcPr>
+        <w:shd w:val="clear" w:color="ffffff"/>
+        <w:tcBorders>
+          <w:top w:val="none" w:color="000000" w:sz="4" w:space="0"/>
+          <w:left w:val="none" w:color="000000" w:sz="4" w:space="0"/>
+          <w:bottom w:val="none" w:color="000000" w:sz="4" w:space="0"/>
+          <w:right w:val="none" w:color="000000" w:sz="4" w:space="0"/>
+        </w:tcBorders>
+      </w:tcPr>
+    </w:tblStylePr>
+    <w:tblStylePr w:type="lastRow">
+      <w:rPr>
+        <w:b/>
+        <w:color w:val="404040"/>
+      </w:rPr>
+      <w:pPr>
+        <w:pBdr/>
+        <w:spacing/>
+        <w:ind/>
+      </w:pPr>
+      <w:tblPr>
+        <w:tblBorders/>
+      </w:tblPr>
+      <w:tcPr>
+        <w:shd w:val="clear" w:color="ffffff"/>
+        <w:tcBorders>
+          <w:top w:val="none" w:color="000000" w:sz="4" w:space="0"/>
+          <w:left w:val="none" w:color="000000" w:sz="4" w:space="0"/>
+          <w:bottom w:val="none" w:color="000000" w:sz="4" w:space="0"/>
+          <w:right w:val="none" w:color="000000" w:sz="4" w:space="0"/>
+        </w:tcBorders>
+      </w:tcPr>
+    </w:tblStylePr>
     <w:tblStylePr w:type="nwCell">
       <w:pPr>
         <w:pBdr/>
@@ -24163,9 +25854,9 @@
       </w:tcPr>
     </w:tblStylePr>
   </w:style>
-  <w:style w:type="table" w:styleId="37">
+  <w:style w:type="table" w:styleId="786">
     <w:name w:val="Grid Table 3 - Accent 4"/>
-    <w:basedOn w:val="735"/>
+    <w:basedOn w:val="942"/>
     <w:uiPriority w:val="99"/>
     <w:pPr>
       <w:pBdr/>
@@ -24264,29 +25955,6 @@
         <w:tblBorders/>
       </w:tblPr>
       <w:tcPr>
-        <w:shd w:color="ffffff"/>
-        <w:tcBorders>
-          <w:top w:val="none" w:color="000000" w:sz="4" w:space="0"/>
-          <w:left w:val="none" w:color="000000" w:sz="4" w:space="0"/>
-          <w:bottom w:val="none" w:color="000000" w:sz="4" w:space="0"/>
-          <w:right w:val="none" w:color="000000" w:sz="4" w:space="0"/>
-        </w:tcBorders>
-      </w:tcPr>
-    </w:tblStylePr>
-    <w:tblStylePr w:type="firstRow">
-      <w:rPr>
-        <w:b/>
-        <w:color w:val="404040"/>
-      </w:rPr>
-      <w:pPr>
-        <w:pBdr/>
-        <w:spacing/>
-        <w:ind/>
-      </w:pPr>
-      <w:tblPr>
-        <w:tblBorders/>
-      </w:tblPr>
-      <w:tcPr>
         <w:shd w:val="clear" w:color="ffffff"/>
         <w:tcBorders>
           <w:top w:val="none" w:color="000000" w:sz="4" w:space="0"/>
@@ -24296,30 +25964,7 @@
         </w:tcBorders>
       </w:tcPr>
     </w:tblStylePr>
-    <w:tblStylePr w:type="lastCol">
-      <w:rPr>
-        <w:i/>
-        <w:color w:val="404040"/>
-      </w:rPr>
-      <w:pPr>
-        <w:pBdr/>
-        <w:spacing/>
-        <w:ind/>
-      </w:pPr>
-      <w:tblPr>
-        <w:tblBorders/>
-      </w:tblPr>
-      <w:tcPr>
-        <w:shd w:color="ffffff"/>
-        <w:tcBorders>
-          <w:top w:val="none" w:color="000000" w:sz="4" w:space="0"/>
-          <w:left w:val="none" w:color="000000" w:sz="4" w:space="0"/>
-          <w:bottom w:val="none" w:color="000000" w:sz="4" w:space="0"/>
-          <w:right w:val="none" w:color="000000" w:sz="4" w:space="0"/>
-        </w:tcBorders>
-      </w:tcPr>
-    </w:tblStylePr>
-    <w:tblStylePr w:type="lastRow">
+    <w:tblStylePr w:type="firstRow">
       <w:rPr>
         <w:b/>
         <w:color w:val="404040"/>
@@ -24342,6 +25987,52 @@
         </w:tcBorders>
       </w:tcPr>
     </w:tblStylePr>
+    <w:tblStylePr w:type="lastCol">
+      <w:rPr>
+        <w:i/>
+        <w:color w:val="404040"/>
+      </w:rPr>
+      <w:pPr>
+        <w:pBdr/>
+        <w:spacing/>
+        <w:ind/>
+      </w:pPr>
+      <w:tblPr>
+        <w:tblBorders/>
+      </w:tblPr>
+      <w:tcPr>
+        <w:shd w:val="clear" w:color="ffffff"/>
+        <w:tcBorders>
+          <w:top w:val="none" w:color="000000" w:sz="4" w:space="0"/>
+          <w:left w:val="none" w:color="000000" w:sz="4" w:space="0"/>
+          <w:bottom w:val="none" w:color="000000" w:sz="4" w:space="0"/>
+          <w:right w:val="none" w:color="000000" w:sz="4" w:space="0"/>
+        </w:tcBorders>
+      </w:tcPr>
+    </w:tblStylePr>
+    <w:tblStylePr w:type="lastRow">
+      <w:rPr>
+        <w:b/>
+        <w:color w:val="404040"/>
+      </w:rPr>
+      <w:pPr>
+        <w:pBdr/>
+        <w:spacing/>
+        <w:ind/>
+      </w:pPr>
+      <w:tblPr>
+        <w:tblBorders/>
+      </w:tblPr>
+      <w:tcPr>
+        <w:shd w:val="clear" w:color="ffffff"/>
+        <w:tcBorders>
+          <w:top w:val="none" w:color="000000" w:sz="4" w:space="0"/>
+          <w:left w:val="none" w:color="000000" w:sz="4" w:space="0"/>
+          <w:bottom w:val="none" w:color="000000" w:sz="4" w:space="0"/>
+          <w:right w:val="none" w:color="000000" w:sz="4" w:space="0"/>
+        </w:tcBorders>
+      </w:tcPr>
+    </w:tblStylePr>
     <w:tblStylePr w:type="nwCell">
       <w:pPr>
         <w:pBdr/>
@@ -24408,9 +26099,9 @@
       </w:tcPr>
     </w:tblStylePr>
   </w:style>
-  <w:style w:type="table" w:styleId="38">
+  <w:style w:type="table" w:styleId="787">
     <w:name w:val="Grid Table 3 - Accent 5"/>
-    <w:basedOn w:val="735"/>
+    <w:basedOn w:val="942"/>
     <w:uiPriority w:val="99"/>
     <w:pPr>
       <w:pBdr/>
@@ -24509,29 +26200,6 @@
         <w:tblBorders/>
       </w:tblPr>
       <w:tcPr>
-        <w:shd w:color="ffffff"/>
-        <w:tcBorders>
-          <w:top w:val="none" w:color="000000" w:sz="4" w:space="0"/>
-          <w:left w:val="none" w:color="000000" w:sz="4" w:space="0"/>
-          <w:bottom w:val="none" w:color="000000" w:sz="4" w:space="0"/>
-          <w:right w:val="none" w:color="000000" w:sz="4" w:space="0"/>
-        </w:tcBorders>
-      </w:tcPr>
-    </w:tblStylePr>
-    <w:tblStylePr w:type="firstRow">
-      <w:rPr>
-        <w:b/>
-        <w:color w:val="404040"/>
-      </w:rPr>
-      <w:pPr>
-        <w:pBdr/>
-        <w:spacing/>
-        <w:ind/>
-      </w:pPr>
-      <w:tblPr>
-        <w:tblBorders/>
-      </w:tblPr>
-      <w:tcPr>
         <w:shd w:val="clear" w:color="ffffff"/>
         <w:tcBorders>
           <w:top w:val="none" w:color="000000" w:sz="4" w:space="0"/>
@@ -24541,30 +26209,7 @@
         </w:tcBorders>
       </w:tcPr>
     </w:tblStylePr>
-    <w:tblStylePr w:type="lastCol">
-      <w:rPr>
-        <w:i/>
-        <w:color w:val="404040"/>
-      </w:rPr>
-      <w:pPr>
-        <w:pBdr/>
-        <w:spacing/>
-        <w:ind/>
-      </w:pPr>
-      <w:tblPr>
-        <w:tblBorders/>
-      </w:tblPr>
-      <w:tcPr>
-        <w:shd w:color="ffffff"/>
-        <w:tcBorders>
-          <w:top w:val="none" w:color="000000" w:sz="4" w:space="0"/>
-          <w:left w:val="none" w:color="000000" w:sz="4" w:space="0"/>
-          <w:bottom w:val="none" w:color="000000" w:sz="4" w:space="0"/>
-          <w:right w:val="none" w:color="000000" w:sz="4" w:space="0"/>
-        </w:tcBorders>
-      </w:tcPr>
-    </w:tblStylePr>
-    <w:tblStylePr w:type="lastRow">
+    <w:tblStylePr w:type="firstRow">
       <w:rPr>
         <w:b/>
         <w:color w:val="404040"/>
@@ -24587,6 +26232,52 @@
         </w:tcBorders>
       </w:tcPr>
     </w:tblStylePr>
+    <w:tblStylePr w:type="lastCol">
+      <w:rPr>
+        <w:i/>
+        <w:color w:val="404040"/>
+      </w:rPr>
+      <w:pPr>
+        <w:pBdr/>
+        <w:spacing/>
+        <w:ind/>
+      </w:pPr>
+      <w:tblPr>
+        <w:tblBorders/>
+      </w:tblPr>
+      <w:tcPr>
+        <w:shd w:val="clear" w:color="ffffff"/>
+        <w:tcBorders>
+          <w:top w:val="none" w:color="000000" w:sz="4" w:space="0"/>
+          <w:left w:val="none" w:color="000000" w:sz="4" w:space="0"/>
+          <w:bottom w:val="none" w:color="000000" w:sz="4" w:space="0"/>
+          <w:right w:val="none" w:color="000000" w:sz="4" w:space="0"/>
+        </w:tcBorders>
+      </w:tcPr>
+    </w:tblStylePr>
+    <w:tblStylePr w:type="lastRow">
+      <w:rPr>
+        <w:b/>
+        <w:color w:val="404040"/>
+      </w:rPr>
+      <w:pPr>
+        <w:pBdr/>
+        <w:spacing/>
+        <w:ind/>
+      </w:pPr>
+      <w:tblPr>
+        <w:tblBorders/>
+      </w:tblPr>
+      <w:tcPr>
+        <w:shd w:val="clear" w:color="ffffff"/>
+        <w:tcBorders>
+          <w:top w:val="none" w:color="000000" w:sz="4" w:space="0"/>
+          <w:left w:val="none" w:color="000000" w:sz="4" w:space="0"/>
+          <w:bottom w:val="none" w:color="000000" w:sz="4" w:space="0"/>
+          <w:right w:val="none" w:color="000000" w:sz="4" w:space="0"/>
+        </w:tcBorders>
+      </w:tcPr>
+    </w:tblStylePr>
     <w:tblStylePr w:type="nwCell">
       <w:pPr>
         <w:pBdr/>
@@ -24653,9 +26344,9 @@
       </w:tcPr>
     </w:tblStylePr>
   </w:style>
-  <w:style w:type="table" w:styleId="39">
+  <w:style w:type="table" w:styleId="788">
     <w:name w:val="Grid Table 3 - Accent 6"/>
-    <w:basedOn w:val="735"/>
+    <w:basedOn w:val="942"/>
     <w:uiPriority w:val="99"/>
     <w:pPr>
       <w:pBdr/>
@@ -24754,29 +26445,6 @@
         <w:tblBorders/>
       </w:tblPr>
       <w:tcPr>
-        <w:shd w:color="ffffff"/>
-        <w:tcBorders>
-          <w:top w:val="none" w:color="000000" w:sz="4" w:space="0"/>
-          <w:left w:val="none" w:color="000000" w:sz="4" w:space="0"/>
-          <w:bottom w:val="none" w:color="000000" w:sz="4" w:space="0"/>
-          <w:right w:val="none" w:color="000000" w:sz="4" w:space="0"/>
-        </w:tcBorders>
-      </w:tcPr>
-    </w:tblStylePr>
-    <w:tblStylePr w:type="firstRow">
-      <w:rPr>
-        <w:b/>
-        <w:color w:val="404040"/>
-      </w:rPr>
-      <w:pPr>
-        <w:pBdr/>
-        <w:spacing/>
-        <w:ind/>
-      </w:pPr>
-      <w:tblPr>
-        <w:tblBorders/>
-      </w:tblPr>
-      <w:tcPr>
         <w:shd w:val="clear" w:color="ffffff"/>
         <w:tcBorders>
           <w:top w:val="none" w:color="000000" w:sz="4" w:space="0"/>
@@ -24786,30 +26454,7 @@
         </w:tcBorders>
       </w:tcPr>
     </w:tblStylePr>
-    <w:tblStylePr w:type="lastCol">
-      <w:rPr>
-        <w:i/>
-        <w:color w:val="404040"/>
-      </w:rPr>
-      <w:pPr>
-        <w:pBdr/>
-        <w:spacing/>
-        <w:ind/>
-      </w:pPr>
-      <w:tblPr>
-        <w:tblBorders/>
-      </w:tblPr>
-      <w:tcPr>
-        <w:shd w:color="ffffff"/>
-        <w:tcBorders>
-          <w:top w:val="none" w:color="000000" w:sz="4" w:space="0"/>
-          <w:left w:val="none" w:color="000000" w:sz="4" w:space="0"/>
-          <w:bottom w:val="none" w:color="000000" w:sz="4" w:space="0"/>
-          <w:right w:val="none" w:color="000000" w:sz="4" w:space="0"/>
-        </w:tcBorders>
-      </w:tcPr>
-    </w:tblStylePr>
-    <w:tblStylePr w:type="lastRow">
+    <w:tblStylePr w:type="firstRow">
       <w:rPr>
         <w:b/>
         <w:color w:val="404040"/>
@@ -24832,6 +26477,52 @@
         </w:tcBorders>
       </w:tcPr>
     </w:tblStylePr>
+    <w:tblStylePr w:type="lastCol">
+      <w:rPr>
+        <w:i/>
+        <w:color w:val="404040"/>
+      </w:rPr>
+      <w:pPr>
+        <w:pBdr/>
+        <w:spacing/>
+        <w:ind/>
+      </w:pPr>
+      <w:tblPr>
+        <w:tblBorders/>
+      </w:tblPr>
+      <w:tcPr>
+        <w:shd w:val="clear" w:color="ffffff"/>
+        <w:tcBorders>
+          <w:top w:val="none" w:color="000000" w:sz="4" w:space="0"/>
+          <w:left w:val="none" w:color="000000" w:sz="4" w:space="0"/>
+          <w:bottom w:val="none" w:color="000000" w:sz="4" w:space="0"/>
+          <w:right w:val="none" w:color="000000" w:sz="4" w:space="0"/>
+        </w:tcBorders>
+      </w:tcPr>
+    </w:tblStylePr>
+    <w:tblStylePr w:type="lastRow">
+      <w:rPr>
+        <w:b/>
+        <w:color w:val="404040"/>
+      </w:rPr>
+      <w:pPr>
+        <w:pBdr/>
+        <w:spacing/>
+        <w:ind/>
+      </w:pPr>
+      <w:tblPr>
+        <w:tblBorders/>
+      </w:tblPr>
+      <w:tcPr>
+        <w:shd w:val="clear" w:color="ffffff"/>
+        <w:tcBorders>
+          <w:top w:val="none" w:color="000000" w:sz="4" w:space="0"/>
+          <w:left w:val="none" w:color="000000" w:sz="4" w:space="0"/>
+          <w:bottom w:val="none" w:color="000000" w:sz="4" w:space="0"/>
+          <w:right w:val="none" w:color="000000" w:sz="4" w:space="0"/>
+        </w:tcBorders>
+      </w:tcPr>
+    </w:tblStylePr>
     <w:tblStylePr w:type="nwCell">
       <w:pPr>
         <w:pBdr/>
@@ -24898,9 +26589,9 @@
       </w:tcPr>
     </w:tblStylePr>
   </w:style>
-  <w:style w:type="table" w:styleId="40">
+  <w:style w:type="table" w:styleId="789">
     <w:name w:val="Grid Table 4"/>
-    <w:basedOn w:val="735"/>
+    <w:basedOn w:val="942"/>
     <w:uiPriority w:val="59"/>
     <w:pPr>
       <w:pBdr/>
@@ -25131,9 +26822,9 @@
       </w:tcPr>
     </w:tblStylePr>
   </w:style>
-  <w:style w:type="table" w:styleId="41">
+  <w:style w:type="table" w:styleId="790">
     <w:name w:val="Grid Table 4 - Accent 1"/>
-    <w:basedOn w:val="735"/>
+    <w:basedOn w:val="942"/>
     <w:uiPriority w:val="59"/>
     <w:pPr>
       <w:pBdr/>
@@ -25364,9 +27055,9 @@
       </w:tcPr>
     </w:tblStylePr>
   </w:style>
-  <w:style w:type="table" w:styleId="42">
+  <w:style w:type="table" w:styleId="791">
     <w:name w:val="Grid Table 4 - Accent 2"/>
-    <w:basedOn w:val="735"/>
+    <w:basedOn w:val="942"/>
     <w:uiPriority w:val="59"/>
     <w:pPr>
       <w:pBdr/>
@@ -25597,9 +27288,9 @@
       </w:tcPr>
     </w:tblStylePr>
   </w:style>
-  <w:style w:type="table" w:styleId="43">
+  <w:style w:type="table" w:styleId="792">
     <w:name w:val="Grid Table 4 - Accent 3"/>
-    <w:basedOn w:val="735"/>
+    <w:basedOn w:val="942"/>
     <w:uiPriority w:val="59"/>
     <w:pPr>
       <w:pBdr/>
@@ -25830,9 +27521,9 @@
       </w:tcPr>
     </w:tblStylePr>
   </w:style>
-  <w:style w:type="table" w:styleId="44">
+  <w:style w:type="table" w:styleId="793">
     <w:name w:val="Grid Table 4 - Accent 4"/>
-    <w:basedOn w:val="735"/>
+    <w:basedOn w:val="942"/>
     <w:uiPriority w:val="59"/>
     <w:pPr>
       <w:pBdr/>
@@ -26063,9 +27754,9 @@
       </w:tcPr>
     </w:tblStylePr>
   </w:style>
-  <w:style w:type="table" w:styleId="45">
+  <w:style w:type="table" w:styleId="794">
     <w:name w:val="Grid Table 4 - Accent 5"/>
-    <w:basedOn w:val="735"/>
+    <w:basedOn w:val="942"/>
     <w:uiPriority w:val="59"/>
     <w:pPr>
       <w:pBdr/>
@@ -26296,9 +27987,9 @@
       </w:tcPr>
     </w:tblStylePr>
   </w:style>
-  <w:style w:type="table" w:styleId="46">
+  <w:style w:type="table" w:styleId="795">
     <w:name w:val="Grid Table 4 - Accent 6"/>
-    <w:basedOn w:val="735"/>
+    <w:basedOn w:val="942"/>
     <w:uiPriority w:val="59"/>
     <w:pPr>
       <w:pBdr/>
@@ -26529,9 +28220,9 @@
       </w:tcPr>
     </w:tblStylePr>
   </w:style>
-  <w:style w:type="table" w:styleId="47">
+  <w:style w:type="table" w:styleId="796">
     <w:name w:val="Grid Table 5 Dark"/>
-    <w:basedOn w:val="735"/>
+    <w:basedOn w:val="942"/>
     <w:uiPriority w:val="99"/>
     <w:pPr>
       <w:pBdr/>
@@ -26757,9 +28448,9 @@
       </w:tcPr>
     </w:tblStylePr>
   </w:style>
-  <w:style w:type="table" w:styleId="48">
+  <w:style w:type="table" w:styleId="797">
     <w:name w:val="Grid Table 5 Dark- Accent 1"/>
-    <w:basedOn w:val="735"/>
+    <w:basedOn w:val="942"/>
     <w:uiPriority w:val="99"/>
     <w:pPr>
       <w:pBdr/>
@@ -26985,9 +28676,9 @@
       </w:tcPr>
     </w:tblStylePr>
   </w:style>
-  <w:style w:type="table" w:styleId="49">
+  <w:style w:type="table" w:styleId="798">
     <w:name w:val="Grid Table 5 Dark - Accent 2"/>
-    <w:basedOn w:val="735"/>
+    <w:basedOn w:val="942"/>
     <w:uiPriority w:val="99"/>
     <w:pPr>
       <w:pBdr/>
@@ -27213,9 +28904,9 @@
       </w:tcPr>
     </w:tblStylePr>
   </w:style>
-  <w:style w:type="table" w:styleId="50">
+  <w:style w:type="table" w:styleId="799">
     <w:name w:val="Grid Table 5 Dark - Accent 3"/>
-    <w:basedOn w:val="735"/>
+    <w:basedOn w:val="942"/>
     <w:uiPriority w:val="99"/>
     <w:pPr>
       <w:pBdr/>
@@ -27441,9 +29132,9 @@
       </w:tcPr>
     </w:tblStylePr>
   </w:style>
-  <w:style w:type="table" w:styleId="51">
+  <w:style w:type="table" w:styleId="800">
     <w:name w:val="Grid Table 5 Dark- Accent 4"/>
-    <w:basedOn w:val="735"/>
+    <w:basedOn w:val="942"/>
     <w:uiPriority w:val="99"/>
     <w:pPr>
       <w:pBdr/>
@@ -27669,9 +29360,9 @@
       </w:tcPr>
     </w:tblStylePr>
   </w:style>
-  <w:style w:type="table" w:styleId="52">
+  <w:style w:type="table" w:styleId="801">
     <w:name w:val="Grid Table 5 Dark - Accent 5"/>
-    <w:basedOn w:val="735"/>
+    <w:basedOn w:val="942"/>
     <w:uiPriority w:val="99"/>
     <w:pPr>
       <w:pBdr/>
@@ -27897,9 +29588,9 @@
       </w:tcPr>
     </w:tblStylePr>
   </w:style>
-  <w:style w:type="table" w:styleId="53">
+  <w:style w:type="table" w:styleId="802">
     <w:name w:val="Grid Table 5 Dark - Accent 6"/>
-    <w:basedOn w:val="735"/>
+    <w:basedOn w:val="942"/>
     <w:uiPriority w:val="99"/>
     <w:pPr>
       <w:pBdr/>
@@ -28125,9 +29816,9 @@
       </w:tcPr>
     </w:tblStylePr>
   </w:style>
-  <w:style w:type="table" w:styleId="54">
+  <w:style w:type="table" w:styleId="803">
     <w:name w:val="Grid Table 6 Colorful"/>
-    <w:basedOn w:val="735"/>
+    <w:basedOn w:val="942"/>
     <w:uiPriority w:val="99"/>
     <w:pPr>
       <w:pBdr/>
@@ -28355,9 +30046,9 @@
       </w:tcPr>
     </w:tblStylePr>
   </w:style>
-  <w:style w:type="table" w:styleId="55">
+  <w:style w:type="table" w:styleId="804">
     <w:name w:val="Grid Table 6 Colorful - Accent 1"/>
-    <w:basedOn w:val="735"/>
+    <w:basedOn w:val="942"/>
     <w:uiPriority w:val="99"/>
     <w:pPr>
       <w:pBdr/>
@@ -28585,9 +30276,9 @@
       </w:tcPr>
     </w:tblStylePr>
   </w:style>
-  <w:style w:type="table" w:styleId="56">
+  <w:style w:type="table" w:styleId="805">
     <w:name w:val="Grid Table 6 Colorful - Accent 2"/>
-    <w:basedOn w:val="735"/>
+    <w:basedOn w:val="942"/>
     <w:uiPriority w:val="99"/>
     <w:pPr>
       <w:pBdr/>
@@ -28815,9 +30506,9 @@
       </w:tcPr>
     </w:tblStylePr>
   </w:style>
-  <w:style w:type="table" w:styleId="57">
+  <w:style w:type="table" w:styleId="806">
     <w:name w:val="Grid Table 6 Colorful - Accent 3"/>
-    <w:basedOn w:val="735"/>
+    <w:basedOn w:val="942"/>
     <w:uiPriority w:val="99"/>
     <w:pPr>
       <w:pBdr/>
@@ -29045,9 +30736,9 @@
       </w:tcPr>
     </w:tblStylePr>
   </w:style>
-  <w:style w:type="table" w:styleId="58">
+  <w:style w:type="table" w:styleId="807">
     <w:name w:val="Grid Table 6 Colorful - Accent 4"/>
-    <w:basedOn w:val="735"/>
+    <w:basedOn w:val="942"/>
     <w:uiPriority w:val="99"/>
     <w:pPr>
       <w:pBdr/>
@@ -29275,9 +30966,9 @@
       </w:tcPr>
     </w:tblStylePr>
   </w:style>
-  <w:style w:type="table" w:styleId="59">
+  <w:style w:type="table" w:styleId="808">
     <w:name w:val="Grid Table 6 Colorful - Accent 5"/>
-    <w:basedOn w:val="735"/>
+    <w:basedOn w:val="942"/>
     <w:uiPriority w:val="99"/>
     <w:pPr>
       <w:pBdr/>
@@ -29505,9 +31196,9 @@
       </w:tcPr>
     </w:tblStylePr>
   </w:style>
-  <w:style w:type="table" w:styleId="60">
+  <w:style w:type="table" w:styleId="809">
     <w:name w:val="Grid Table 6 Colorful - Accent 6"/>
-    <w:basedOn w:val="735"/>
+    <w:basedOn w:val="942"/>
     <w:uiPriority w:val="99"/>
     <w:pPr>
       <w:pBdr/>
@@ -29735,9 +31426,9 @@
       </w:tcPr>
     </w:tblStylePr>
   </w:style>
-  <w:style w:type="table" w:styleId="61">
+  <w:style w:type="table" w:styleId="810">
     <w:name w:val="Grid Table 7 Colorful"/>
-    <w:basedOn w:val="735"/>
+    <w:basedOn w:val="942"/>
     <w:uiPriority w:val="99"/>
     <w:pPr>
       <w:pBdr/>
@@ -29839,11 +31530,11 @@
         <w:tblBorders/>
       </w:tblPr>
       <w:tcPr>
-        <w:shd w:color="ffffff"/>
+        <w:shd w:val="clear" w:color="ffffff"/>
         <w:tcBorders>
-          <w:top w:val="none"/>
-          <w:left w:val="none"/>
-          <w:bottom w:val="none"/>
+          <w:top w:val="none" w:color="000000" w:sz="4" w:space="0"/>
+          <w:left w:val="none" w:color="000000" w:sz="4" w:space="0"/>
+          <w:bottom w:val="none" w:color="000000" w:sz="4" w:space="0"/>
           <w:right w:val="single" w:color="000000" w:themeColor="text1" w:themeTint="80" w:sz="4" w:space="0"/>
         </w:tcBorders>
       </w:tcPr>
@@ -29866,10 +31557,10 @@
       <w:tcPr>
         <w:shd w:val="clear" w:color="ffffff" w:themeColor="light1" w:fill="ffffff" w:themeFill="light1"/>
         <w:tcBorders>
-          <w:top w:val="none"/>
-          <w:left w:val="none"/>
+          <w:top w:val="none" w:color="000000" w:sz="4" w:space="0"/>
+          <w:left w:val="none" w:color="000000" w:sz="4" w:space="0"/>
           <w:bottom w:val="single" w:color="000000" w:themeColor="text1" w:themeTint="80" w:sz="4" w:space="0"/>
-          <w:right w:val="none"/>
+          <w:right w:val="none" w:color="000000" w:sz="4" w:space="0"/>
         </w:tcBorders>
       </w:tcPr>
     </w:tblStylePr>
@@ -29889,12 +31580,12 @@
         <w:tblBorders/>
       </w:tblPr>
       <w:tcPr>
-        <w:shd w:color="ffffff"/>
+        <w:shd w:val="clear" w:color="ffffff"/>
         <w:tcBorders>
-          <w:top w:val="none"/>
+          <w:top w:val="none" w:color="000000" w:sz="4" w:space="0"/>
           <w:left w:val="single" w:color="000000" w:themeColor="text1" w:themeTint="80" w:sz="4" w:space="0"/>
-          <w:bottom w:val="none"/>
-          <w:right w:val="none"/>
+          <w:bottom w:val="none" w:color="000000" w:sz="4" w:space="0"/>
+          <w:right w:val="none" w:color="000000" w:sz="4" w:space="0"/>
         </w:tcBorders>
       </w:tcPr>
     </w:tblStylePr>
@@ -29917,9 +31608,9 @@
         <w:shd w:val="clear" w:color="ffffff" w:themeColor="light1" w:fill="ffffff" w:themeFill="light1"/>
         <w:tcBorders>
           <w:top w:val="single" w:color="000000" w:themeColor="text1" w:themeTint="80" w:sz="4" w:space="0"/>
-          <w:left w:val="none"/>
-          <w:bottom w:val="none"/>
-          <w:right w:val="none"/>
+          <w:left w:val="none" w:color="000000" w:sz="4" w:space="0"/>
+          <w:bottom w:val="none" w:color="000000" w:sz="4" w:space="0"/>
+          <w:right w:val="none" w:color="000000" w:sz="4" w:space="0"/>
         </w:tcBorders>
       </w:tcPr>
     </w:tblStylePr>
@@ -29989,9 +31680,9 @@
       </w:tcPr>
     </w:tblStylePr>
   </w:style>
-  <w:style w:type="table" w:styleId="62">
+  <w:style w:type="table" w:styleId="811">
     <w:name w:val="Grid Table 7 Colorful - Accent 1"/>
-    <w:basedOn w:val="735"/>
+    <w:basedOn w:val="942"/>
     <w:uiPriority w:val="99"/>
     <w:pPr>
       <w:pBdr/>
@@ -30093,11 +31784,11 @@
         <w:tblBorders/>
       </w:tblPr>
       <w:tcPr>
-        <w:shd w:color="ffffff"/>
+        <w:shd w:val="clear" w:color="ffffff"/>
         <w:tcBorders>
-          <w:top w:val="none"/>
-          <w:left w:val="none"/>
-          <w:bottom w:val="none"/>
+          <w:top w:val="none" w:color="000000" w:sz="4" w:space="0"/>
+          <w:left w:val="none" w:color="000000" w:sz="4" w:space="0"/>
+          <w:bottom w:val="none" w:color="000000" w:sz="4" w:space="0"/>
           <w:right w:val="single" w:color="000000" w:themeColor="accent1" w:themeTint="80" w:sz="4" w:space="0"/>
         </w:tcBorders>
       </w:tcPr>
@@ -30120,10 +31811,10 @@
       <w:tcPr>
         <w:shd w:val="clear" w:color="ffffff" w:themeColor="light1" w:fill="ffffff" w:themeFill="light1"/>
         <w:tcBorders>
-          <w:top w:val="none"/>
-          <w:left w:val="none"/>
+          <w:top w:val="none" w:color="000000" w:sz="4" w:space="0"/>
+          <w:left w:val="none" w:color="000000" w:sz="4" w:space="0"/>
           <w:bottom w:val="single" w:color="000000" w:themeColor="accent1" w:themeTint="80" w:sz="4" w:space="0"/>
-          <w:right w:val="none"/>
+          <w:right w:val="none" w:color="000000" w:sz="4" w:space="0"/>
         </w:tcBorders>
       </w:tcPr>
     </w:tblStylePr>
@@ -30143,12 +31834,12 @@
         <w:tblBorders/>
       </w:tblPr>
       <w:tcPr>
-        <w:shd w:color="ffffff"/>
+        <w:shd w:val="clear" w:color="ffffff"/>
         <w:tcBorders>
-          <w:top w:val="none"/>
+          <w:top w:val="none" w:color="000000" w:sz="4" w:space="0"/>
           <w:left w:val="single" w:color="000000" w:themeColor="accent1" w:themeTint="80" w:sz="4" w:space="0"/>
-          <w:bottom w:val="none"/>
-          <w:right w:val="none"/>
+          <w:bottom w:val="none" w:color="000000" w:sz="4" w:space="0"/>
+          <w:right w:val="none" w:color="000000" w:sz="4" w:space="0"/>
         </w:tcBorders>
       </w:tcPr>
     </w:tblStylePr>
@@ -30171,9 +31862,9 @@
         <w:shd w:val="clear" w:color="ffffff" w:themeColor="light1" w:fill="ffffff" w:themeFill="light1"/>
         <w:tcBorders>
           <w:top w:val="single" w:color="000000" w:themeColor="accent1" w:themeTint="80" w:sz="4" w:space="0"/>
-          <w:left w:val="none"/>
-          <w:bottom w:val="none"/>
-          <w:right w:val="none"/>
+          <w:left w:val="none" w:color="000000" w:sz="4" w:space="0"/>
+          <w:bottom w:val="none" w:color="000000" w:sz="4" w:space="0"/>
+          <w:right w:val="none" w:color="000000" w:sz="4" w:space="0"/>
         </w:tcBorders>
       </w:tcPr>
     </w:tblStylePr>
@@ -30243,9 +31934,9 @@
       </w:tcPr>
     </w:tblStylePr>
   </w:style>
-  <w:style w:type="table" w:styleId="63">
+  <w:style w:type="table" w:styleId="812">
     <w:name w:val="Grid Table 7 Colorful - Accent 2"/>
-    <w:basedOn w:val="735"/>
+    <w:basedOn w:val="942"/>
     <w:uiPriority w:val="99"/>
     <w:pPr>
       <w:pBdr/>
@@ -30347,11 +32038,11 @@
         <w:tblBorders/>
       </w:tblPr>
       <w:tcPr>
-        <w:shd w:color="ffffff"/>
+        <w:shd w:val="clear" w:color="ffffff"/>
         <w:tcBorders>
-          <w:top w:val="none"/>
-          <w:left w:val="none"/>
-          <w:bottom w:val="none"/>
+          <w:top w:val="none" w:color="000000" w:sz="4" w:space="0"/>
+          <w:left w:val="none" w:color="000000" w:sz="4" w:space="0"/>
+          <w:bottom w:val="none" w:color="000000" w:sz="4" w:space="0"/>
           <w:right w:val="single" w:color="000000" w:themeColor="accent2" w:themeTint="97" w:sz="4" w:space="0"/>
         </w:tcBorders>
       </w:tcPr>
@@ -30374,10 +32065,10 @@
       <w:tcPr>
         <w:shd w:val="clear" w:color="ffffff" w:themeColor="light1" w:fill="ffffff" w:themeFill="light1"/>
         <w:tcBorders>
-          <w:top w:val="none"/>
-          <w:left w:val="none"/>
+          <w:top w:val="none" w:color="000000" w:sz="4" w:space="0"/>
+          <w:left w:val="none" w:color="000000" w:sz="4" w:space="0"/>
           <w:bottom w:val="single" w:color="000000" w:themeColor="accent2" w:themeTint="97" w:sz="4" w:space="0"/>
-          <w:right w:val="none"/>
+          <w:right w:val="none" w:color="000000" w:sz="4" w:space="0"/>
         </w:tcBorders>
       </w:tcPr>
     </w:tblStylePr>
@@ -30397,12 +32088,12 @@
         <w:tblBorders/>
       </w:tblPr>
       <w:tcPr>
-        <w:shd w:color="ffffff"/>
+        <w:shd w:val="clear" w:color="ffffff"/>
         <w:tcBorders>
-          <w:top w:val="none"/>
+          <w:top w:val="none" w:color="000000" w:sz="4" w:space="0"/>
           <w:left w:val="single" w:color="000000" w:themeColor="accent2" w:themeTint="97" w:sz="4" w:space="0"/>
-          <w:bottom w:val="none"/>
-          <w:right w:val="none"/>
+          <w:bottom w:val="none" w:color="000000" w:sz="4" w:space="0"/>
+          <w:right w:val="none" w:color="000000" w:sz="4" w:space="0"/>
         </w:tcBorders>
       </w:tcPr>
     </w:tblStylePr>
@@ -30425,9 +32116,9 @@
         <w:shd w:val="clear" w:color="ffffff" w:themeColor="light1" w:fill="ffffff" w:themeFill="light1"/>
         <w:tcBorders>
           <w:top w:val="single" w:color="000000" w:themeColor="accent2" w:themeTint="97" w:sz="4" w:space="0"/>
-          <w:left w:val="none"/>
-          <w:bottom w:val="none"/>
-          <w:right w:val="none"/>
+          <w:left w:val="none" w:color="000000" w:sz="4" w:space="0"/>
+          <w:bottom w:val="none" w:color="000000" w:sz="4" w:space="0"/>
+          <w:right w:val="none" w:color="000000" w:sz="4" w:space="0"/>
         </w:tcBorders>
       </w:tcPr>
     </w:tblStylePr>
@@ -30497,9 +32188,9 @@
       </w:tcPr>
     </w:tblStylePr>
   </w:style>
-  <w:style w:type="table" w:styleId="64">
+  <w:style w:type="table" w:styleId="813">
     <w:name w:val="Grid Table 7 Colorful - Accent 3"/>
-    <w:basedOn w:val="735"/>
+    <w:basedOn w:val="942"/>
     <w:uiPriority w:val="99"/>
     <w:pPr>
       <w:pBdr/>
@@ -30601,11 +32292,11 @@
         <w:tblBorders/>
       </w:tblPr>
       <w:tcPr>
-        <w:shd w:color="ffffff"/>
+        <w:shd w:val="clear" w:color="ffffff"/>
         <w:tcBorders>
-          <w:top w:val="none"/>
-          <w:left w:val="none"/>
-          <w:bottom w:val="none"/>
+          <w:top w:val="none" w:color="000000" w:sz="4" w:space="0"/>
+          <w:left w:val="none" w:color="000000" w:sz="4" w:space="0"/>
+          <w:bottom w:val="none" w:color="000000" w:sz="4" w:space="0"/>
           <w:right w:val="single" w:color="000000" w:themeColor="accent3" w:themeTint="FE" w:sz="4" w:space="0"/>
         </w:tcBorders>
       </w:tcPr>
@@ -30628,10 +32319,10 @@
       <w:tcPr>
         <w:shd w:val="clear" w:color="ffffff" w:themeColor="light1" w:fill="ffffff" w:themeFill="light1"/>
         <w:tcBorders>
-          <w:top w:val="none"/>
-          <w:left w:val="none"/>
+          <w:top w:val="none" w:color="000000" w:sz="4" w:space="0"/>
+          <w:left w:val="none" w:color="000000" w:sz="4" w:space="0"/>
           <w:bottom w:val="single" w:color="000000" w:themeColor="accent3" w:themeTint="FE" w:sz="4" w:space="0"/>
-          <w:right w:val="none"/>
+          <w:right w:val="none" w:color="000000" w:sz="4" w:space="0"/>
         </w:tcBorders>
       </w:tcPr>
     </w:tblStylePr>
@@ -30651,12 +32342,12 @@
         <w:tblBorders/>
       </w:tblPr>
       <w:tcPr>
-        <w:shd w:color="ffffff"/>
+        <w:shd w:val="clear" w:color="ffffff"/>
         <w:tcBorders>
-          <w:top w:val="none"/>
+          <w:top w:val="none" w:color="000000" w:sz="4" w:space="0"/>
           <w:left w:val="single" w:color="000000" w:themeColor="accent3" w:themeTint="FE" w:sz="4" w:space="0"/>
-          <w:bottom w:val="none"/>
-          <w:right w:val="none"/>
+          <w:bottom w:val="none" w:color="000000" w:sz="4" w:space="0"/>
+          <w:right w:val="none" w:color="000000" w:sz="4" w:space="0"/>
         </w:tcBorders>
       </w:tcPr>
     </w:tblStylePr>
@@ -30679,9 +32370,9 @@
         <w:shd w:val="clear" w:color="ffffff" w:themeColor="light1" w:fill="ffffff" w:themeFill="light1"/>
         <w:tcBorders>
           <w:top w:val="single" w:color="000000" w:themeColor="accent3" w:themeTint="FE" w:sz="4" w:space="0"/>
-          <w:left w:val="none"/>
-          <w:bottom w:val="none"/>
-          <w:right w:val="none"/>
+          <w:left w:val="none" w:color="000000" w:sz="4" w:space="0"/>
+          <w:bottom w:val="none" w:color="000000" w:sz="4" w:space="0"/>
+          <w:right w:val="none" w:color="000000" w:sz="4" w:space="0"/>
         </w:tcBorders>
       </w:tcPr>
     </w:tblStylePr>
@@ -30751,9 +32442,9 @@
       </w:tcPr>
     </w:tblStylePr>
   </w:style>
-  <w:style w:type="table" w:styleId="65">
+  <w:style w:type="table" w:styleId="814">
     <w:name w:val="Grid Table 7 Colorful - Accent 4"/>
-    <w:basedOn w:val="735"/>
+    <w:basedOn w:val="942"/>
     <w:uiPriority w:val="99"/>
     <w:pPr>
       <w:pBdr/>
@@ -30855,11 +32546,11 @@
         <w:tblBorders/>
       </w:tblPr>
       <w:tcPr>
-        <w:shd w:color="ffffff"/>
+        <w:shd w:val="clear" w:color="ffffff"/>
         <w:tcBorders>
-          <w:top w:val="none"/>
-          <w:left w:val="none"/>
-          <w:bottom w:val="none"/>
+          <w:top w:val="none" w:color="000000" w:sz="4" w:space="0"/>
+          <w:left w:val="none" w:color="000000" w:sz="4" w:space="0"/>
+          <w:bottom w:val="none" w:color="000000" w:sz="4" w:space="0"/>
           <w:right w:val="single" w:color="000000" w:themeColor="accent4" w:themeTint="9A" w:sz="4" w:space="0"/>
         </w:tcBorders>
       </w:tcPr>
@@ -30882,10 +32573,10 @@
       <w:tcPr>
         <w:shd w:val="clear" w:color="ffffff" w:themeColor="light1" w:fill="ffffff" w:themeFill="light1"/>
         <w:tcBorders>
-          <w:top w:val="none"/>
-          <w:left w:val="none"/>
+          <w:top w:val="none" w:color="000000" w:sz="4" w:space="0"/>
+          <w:left w:val="none" w:color="000000" w:sz="4" w:space="0"/>
           <w:bottom w:val="single" w:color="000000" w:themeColor="accent4" w:themeTint="9A" w:sz="4" w:space="0"/>
-          <w:right w:val="none"/>
+          <w:right w:val="none" w:color="000000" w:sz="4" w:space="0"/>
         </w:tcBorders>
       </w:tcPr>
     </w:tblStylePr>
@@ -30905,12 +32596,12 @@
         <w:tblBorders/>
       </w:tblPr>
       <w:tcPr>
-        <w:shd w:color="ffffff"/>
+        <w:shd w:val="clear" w:color="ffffff"/>
         <w:tcBorders>
-          <w:top w:val="none"/>
+          <w:top w:val="none" w:color="000000" w:sz="4" w:space="0"/>
           <w:left w:val="single" w:color="000000" w:themeColor="accent4" w:themeTint="9A" w:sz="4" w:space="0"/>
-          <w:bottom w:val="none"/>
-          <w:right w:val="none"/>
+          <w:bottom w:val="none" w:color="000000" w:sz="4" w:space="0"/>
+          <w:right w:val="none" w:color="000000" w:sz="4" w:space="0"/>
         </w:tcBorders>
       </w:tcPr>
     </w:tblStylePr>
@@ -30933,9 +32624,9 @@
         <w:shd w:val="clear" w:color="ffffff" w:themeColor="light1" w:fill="ffffff" w:themeFill="light1"/>
         <w:tcBorders>
           <w:top w:val="single" w:color="000000" w:themeColor="accent4" w:themeTint="9A" w:sz="4" w:space="0"/>
-          <w:left w:val="none"/>
-          <w:bottom w:val="none"/>
-          <w:right w:val="none"/>
+          <w:left w:val="none" w:color="000000" w:sz="4" w:space="0"/>
+          <w:bottom w:val="none" w:color="000000" w:sz="4" w:space="0"/>
+          <w:right w:val="none" w:color="000000" w:sz="4" w:space="0"/>
         </w:tcBorders>
       </w:tcPr>
     </w:tblStylePr>
@@ -31005,9 +32696,9 @@
       </w:tcPr>
     </w:tblStylePr>
   </w:style>
-  <w:style w:type="table" w:styleId="66">
+  <w:style w:type="table" w:styleId="815">
     <w:name w:val="Grid Table 7 Colorful - Accent 5"/>
-    <w:basedOn w:val="735"/>
+    <w:basedOn w:val="942"/>
     <w:uiPriority w:val="99"/>
     <w:pPr>
       <w:pBdr/>
@@ -31109,11 +32800,11 @@
         <w:tblBorders/>
       </w:tblPr>
       <w:tcPr>
-        <w:shd w:color="ffffff"/>
+        <w:shd w:val="clear" w:color="ffffff"/>
         <w:tcBorders>
-          <w:top w:val="none"/>
-          <w:left w:val="none"/>
-          <w:bottom w:val="none"/>
+          <w:top w:val="none" w:color="000000" w:sz="4" w:space="0"/>
+          <w:left w:val="none" w:color="000000" w:sz="4" w:space="0"/>
+          <w:bottom w:val="none" w:color="000000" w:sz="4" w:space="0"/>
           <w:right w:val="single" w:color="000000" w:themeColor="accent5" w:themeTint="90" w:sz="4" w:space="0"/>
         </w:tcBorders>
       </w:tcPr>
@@ -31136,10 +32827,10 @@
       <w:tcPr>
         <w:shd w:val="clear" w:color="ffffff" w:themeColor="light1" w:fill="ffffff" w:themeFill="light1"/>
         <w:tcBorders>
-          <w:top w:val="none"/>
-          <w:left w:val="none"/>
+          <w:top w:val="none" w:color="000000" w:sz="4" w:space="0"/>
+          <w:left w:val="none" w:color="000000" w:sz="4" w:space="0"/>
           <w:bottom w:val="single" w:color="000000" w:themeColor="accent5" w:themeTint="90" w:sz="4" w:space="0"/>
-          <w:right w:val="none"/>
+          <w:right w:val="none" w:color="000000" w:sz="4" w:space="0"/>
         </w:tcBorders>
       </w:tcPr>
     </w:tblStylePr>
@@ -31159,12 +32850,12 @@
         <w:tblBorders/>
       </w:tblPr>
       <w:tcPr>
-        <w:shd w:color="ffffff"/>
+        <w:shd w:val="clear" w:color="ffffff"/>
         <w:tcBorders>
-          <w:top w:val="none"/>
+          <w:top w:val="none" w:color="000000" w:sz="4" w:space="0"/>
           <w:left w:val="single" w:color="000000" w:themeColor="accent5" w:themeTint="90" w:sz="4" w:space="0"/>
-          <w:bottom w:val="none"/>
-          <w:right w:val="none"/>
+          <w:bottom w:val="none" w:color="000000" w:sz="4" w:space="0"/>
+          <w:right w:val="none" w:color="000000" w:sz="4" w:space="0"/>
         </w:tcBorders>
       </w:tcPr>
     </w:tblStylePr>
@@ -31187,9 +32878,9 @@
         <w:shd w:val="clear" w:color="ffffff" w:themeColor="light1" w:fill="ffffff" w:themeFill="light1"/>
         <w:tcBorders>
           <w:top w:val="single" w:color="000000" w:themeColor="accent5" w:themeTint="90" w:sz="4" w:space="0"/>
-          <w:left w:val="none"/>
-          <w:bottom w:val="none"/>
-          <w:right w:val="none"/>
+          <w:left w:val="none" w:color="000000" w:sz="4" w:space="0"/>
+          <w:bottom w:val="none" w:color="000000" w:sz="4" w:space="0"/>
+          <w:right w:val="none" w:color="000000" w:sz="4" w:space="0"/>
         </w:tcBorders>
       </w:tcPr>
     </w:tblStylePr>
@@ -31259,9 +32950,9 @@
       </w:tcPr>
     </w:tblStylePr>
   </w:style>
-  <w:style w:type="table" w:styleId="67">
+  <w:style w:type="table" w:styleId="816">
     <w:name w:val="Grid Table 7 Colorful - Accent 6"/>
-    <w:basedOn w:val="735"/>
+    <w:basedOn w:val="942"/>
     <w:uiPriority w:val="99"/>
     <w:pPr>
       <w:pBdr/>
@@ -31363,11 +33054,11 @@
         <w:tblBorders/>
       </w:tblPr>
       <w:tcPr>
-        <w:shd w:color="ffffff"/>
+        <w:shd w:val="clear" w:color="ffffff"/>
         <w:tcBorders>
-          <w:top w:val="none"/>
-          <w:left w:val="none"/>
-          <w:bottom w:val="none"/>
+          <w:top w:val="none" w:color="000000" w:sz="4" w:space="0"/>
+          <w:left w:val="none" w:color="000000" w:sz="4" w:space="0"/>
+          <w:bottom w:val="none" w:color="000000" w:sz="4" w:space="0"/>
           <w:right w:val="single" w:color="000000" w:themeColor="accent6" w:themeTint="90" w:sz="4" w:space="0"/>
         </w:tcBorders>
       </w:tcPr>
@@ -31390,10 +33081,10 @@
       <w:tcPr>
         <w:shd w:val="clear" w:color="ffffff" w:themeColor="light1" w:fill="ffffff" w:themeFill="light1"/>
         <w:tcBorders>
-          <w:top w:val="none"/>
-          <w:left w:val="none"/>
+          <w:top w:val="none" w:color="000000" w:sz="4" w:space="0"/>
+          <w:left w:val="none" w:color="000000" w:sz="4" w:space="0"/>
           <w:bottom w:val="single" w:color="000000" w:themeColor="accent6" w:themeTint="90" w:sz="4" w:space="0"/>
-          <w:right w:val="none"/>
+          <w:right w:val="none" w:color="000000" w:sz="4" w:space="0"/>
         </w:tcBorders>
       </w:tcPr>
     </w:tblStylePr>
@@ -31413,12 +33104,12 @@
         <w:tblBorders/>
       </w:tblPr>
       <w:tcPr>
-        <w:shd w:color="ffffff"/>
+        <w:shd w:val="clear" w:color="ffffff"/>
         <w:tcBorders>
-          <w:top w:val="none"/>
+          <w:top w:val="none" w:color="000000" w:sz="4" w:space="0"/>
           <w:left w:val="single" w:color="000000" w:themeColor="accent6" w:themeTint="90" w:sz="4" w:space="0"/>
-          <w:bottom w:val="none"/>
-          <w:right w:val="none"/>
+          <w:bottom w:val="none" w:color="000000" w:sz="4" w:space="0"/>
+          <w:right w:val="none" w:color="000000" w:sz="4" w:space="0"/>
         </w:tcBorders>
       </w:tcPr>
     </w:tblStylePr>
@@ -31441,9 +33132,9 @@
         <w:shd w:val="clear" w:color="ffffff" w:themeColor="light1" w:fill="ffffff" w:themeFill="light1"/>
         <w:tcBorders>
           <w:top w:val="single" w:color="000000" w:themeColor="accent6" w:themeTint="90" w:sz="4" w:space="0"/>
-          <w:left w:val="none"/>
-          <w:bottom w:val="none"/>
-          <w:right w:val="none"/>
+          <w:left w:val="none" w:color="000000" w:sz="4" w:space="0"/>
+          <w:bottom w:val="none" w:color="000000" w:sz="4" w:space="0"/>
+          <w:right w:val="none" w:color="000000" w:sz="4" w:space="0"/>
         </w:tcBorders>
       </w:tcPr>
     </w:tblStylePr>
@@ -31513,9 +33204,9 @@
       </w:tcPr>
     </w:tblStylePr>
   </w:style>
-  <w:style w:type="table" w:styleId="68">
+  <w:style w:type="table" w:styleId="817">
     <w:name w:val="List Table 1 Light"/>
-    <w:basedOn w:val="735"/>
+    <w:basedOn w:val="942"/>
     <w:uiPriority w:val="99"/>
     <w:pPr>
       <w:pBdr/>
@@ -31729,9 +33420,9 @@
       </w:tcPr>
     </w:tblStylePr>
   </w:style>
-  <w:style w:type="table" w:styleId="69">
+  <w:style w:type="table" w:styleId="818">
     <w:name w:val="List Table 1 Light - Accent 1"/>
-    <w:basedOn w:val="735"/>
+    <w:basedOn w:val="942"/>
     <w:uiPriority w:val="99"/>
     <w:pPr>
       <w:pBdr/>
@@ -31945,9 +33636,9 @@
       </w:tcPr>
     </w:tblStylePr>
   </w:style>
-  <w:style w:type="table" w:styleId="70">
+  <w:style w:type="table" w:styleId="819">
     <w:name w:val="List Table 1 Light - Accent 2"/>
-    <w:basedOn w:val="735"/>
+    <w:basedOn w:val="942"/>
     <w:uiPriority w:val="99"/>
     <w:pPr>
       <w:pBdr/>
@@ -32161,9 +33852,9 @@
       </w:tcPr>
     </w:tblStylePr>
   </w:style>
-  <w:style w:type="table" w:styleId="71">
+  <w:style w:type="table" w:styleId="820">
     <w:name w:val="List Table 1 Light - Accent 3"/>
-    <w:basedOn w:val="735"/>
+    <w:basedOn w:val="942"/>
     <w:uiPriority w:val="99"/>
     <w:pPr>
       <w:pBdr/>
@@ -32377,9 +34068,9 @@
       </w:tcPr>
     </w:tblStylePr>
   </w:style>
-  <w:style w:type="table" w:styleId="72">
+  <w:style w:type="table" w:styleId="821">
     <w:name w:val="List Table 1 Light - Accent 4"/>
-    <w:basedOn w:val="735"/>
+    <w:basedOn w:val="942"/>
     <w:uiPriority w:val="99"/>
     <w:pPr>
       <w:pBdr/>
@@ -32593,9 +34284,9 @@
       </w:tcPr>
     </w:tblStylePr>
   </w:style>
-  <w:style w:type="table" w:styleId="73">
+  <w:style w:type="table" w:styleId="822">
     <w:name w:val="List Table 1 Light - Accent 5"/>
-    <w:basedOn w:val="735"/>
+    <w:basedOn w:val="942"/>
     <w:uiPriority w:val="99"/>
     <w:pPr>
       <w:pBdr/>
@@ -32809,9 +34500,9 @@
       </w:tcPr>
     </w:tblStylePr>
   </w:style>
-  <w:style w:type="table" w:styleId="74">
+  <w:style w:type="table" w:styleId="823">
     <w:name w:val="List Table 1 Light - Accent 6"/>
-    <w:basedOn w:val="735"/>
+    <w:basedOn w:val="942"/>
     <w:uiPriority w:val="99"/>
     <w:pPr>
       <w:pBdr/>
@@ -33025,9 +34716,9 @@
       </w:tcPr>
     </w:tblStylePr>
   </w:style>
-  <w:style w:type="table" w:styleId="75">
+  <w:style w:type="table" w:styleId="824">
     <w:name w:val="List Table 2"/>
-    <w:basedOn w:val="735"/>
+    <w:basedOn w:val="942"/>
     <w:uiPriority w:val="99"/>
     <w:pPr>
       <w:pBdr/>
@@ -33263,9 +34954,9 @@
       </w:tcPr>
     </w:tblStylePr>
   </w:style>
-  <w:style w:type="table" w:styleId="76">
+  <w:style w:type="table" w:styleId="825">
     <w:name w:val="List Table 2 - Accent 1"/>
-    <w:basedOn w:val="735"/>
+    <w:basedOn w:val="942"/>
     <w:uiPriority w:val="99"/>
     <w:pPr>
       <w:pBdr/>
@@ -33501,9 +35192,9 @@
       </w:tcPr>
     </w:tblStylePr>
   </w:style>
-  <w:style w:type="table" w:styleId="77">
+  <w:style w:type="table" w:styleId="826">
     <w:name w:val="List Table 2 - Accent 2"/>
-    <w:basedOn w:val="735"/>
+    <w:basedOn w:val="942"/>
     <w:uiPriority w:val="99"/>
     <w:pPr>
       <w:pBdr/>
@@ -33739,9 +35430,9 @@
       </w:tcPr>
     </w:tblStylePr>
   </w:style>
-  <w:style w:type="table" w:styleId="78">
+  <w:style w:type="table" w:styleId="827">
     <w:name w:val="List Table 2 - Accent 3"/>
-    <w:basedOn w:val="735"/>
+    <w:basedOn w:val="942"/>
     <w:uiPriority w:val="99"/>
     <w:pPr>
       <w:pBdr/>
@@ -33977,9 +35668,9 @@
       </w:tcPr>
     </w:tblStylePr>
   </w:style>
-  <w:style w:type="table" w:styleId="79">
+  <w:style w:type="table" w:styleId="828">
     <w:name w:val="List Table 2 - Accent 4"/>
-    <w:basedOn w:val="735"/>
+    <w:basedOn w:val="942"/>
     <w:uiPriority w:val="99"/>
     <w:pPr>
       <w:pBdr/>
@@ -34215,9 +35906,9 @@
       </w:tcPr>
     </w:tblStylePr>
   </w:style>
-  <w:style w:type="table" w:styleId="80">
+  <w:style w:type="table" w:styleId="829">
     <w:name w:val="List Table 2 - Accent 5"/>
-    <w:basedOn w:val="735"/>
+    <w:basedOn w:val="942"/>
     <w:uiPriority w:val="99"/>
     <w:pPr>
       <w:pBdr/>
@@ -34453,9 +36144,9 @@
       </w:tcPr>
     </w:tblStylePr>
   </w:style>
-  <w:style w:type="table" w:styleId="81">
+  <w:style w:type="table" w:styleId="830">
     <w:name w:val="List Table 2 - Accent 6"/>
-    <w:basedOn w:val="735"/>
+    <w:basedOn w:val="942"/>
     <w:uiPriority w:val="99"/>
     <w:pPr>
       <w:pBdr/>
@@ -34691,9 +36382,9 @@
       </w:tcPr>
     </w:tblStylePr>
   </w:style>
-  <w:style w:type="table" w:styleId="82">
+  <w:style w:type="table" w:styleId="831">
     <w:name w:val="List Table 3"/>
-    <w:basedOn w:val="735"/>
+    <w:basedOn w:val="942"/>
     <w:uiPriority w:val="99"/>
     <w:pPr>
       <w:pBdr/>
@@ -34919,9 +36610,9 @@
       </w:tcPr>
     </w:tblStylePr>
   </w:style>
-  <w:style w:type="table" w:styleId="83">
+  <w:style w:type="table" w:styleId="832">
     <w:name w:val="List Table 3 - Accent 1"/>
-    <w:basedOn w:val="735"/>
+    <w:basedOn w:val="942"/>
     <w:uiPriority w:val="99"/>
     <w:pPr>
       <w:pBdr/>
@@ -35147,9 +36838,9 @@
       </w:tcPr>
     </w:tblStylePr>
   </w:style>
-  <w:style w:type="table" w:styleId="84">
+  <w:style w:type="table" w:styleId="833">
     <w:name w:val="List Table 3 - Accent 2"/>
-    <w:basedOn w:val="735"/>
+    <w:basedOn w:val="942"/>
     <w:uiPriority w:val="99"/>
     <w:pPr>
       <w:pBdr/>
@@ -35375,9 +37066,9 @@
       </w:tcPr>
     </w:tblStylePr>
   </w:style>
-  <w:style w:type="table" w:styleId="85">
+  <w:style w:type="table" w:styleId="834">
     <w:name w:val="List Table 3 - Accent 3"/>
-    <w:basedOn w:val="735"/>
+    <w:basedOn w:val="942"/>
     <w:uiPriority w:val="99"/>
     <w:pPr>
       <w:pBdr/>
@@ -35603,9 +37294,9 @@
       </w:tcPr>
     </w:tblStylePr>
   </w:style>
-  <w:style w:type="table" w:styleId="86">
+  <w:style w:type="table" w:styleId="835">
     <w:name w:val="List Table 3 - Accent 4"/>
-    <w:basedOn w:val="735"/>
+    <w:basedOn w:val="942"/>
     <w:uiPriority w:val="99"/>
     <w:pPr>
       <w:pBdr/>
@@ -35831,9 +37522,9 @@
       </w:tcPr>
     </w:tblStylePr>
   </w:style>
-  <w:style w:type="table" w:styleId="87">
+  <w:style w:type="table" w:styleId="836">
     <w:name w:val="List Table 3 - Accent 5"/>
-    <w:basedOn w:val="735"/>
+    <w:basedOn w:val="942"/>
     <w:uiPriority w:val="99"/>
     <w:pPr>
       <w:pBdr/>
@@ -36059,9 +37750,9 @@
       </w:tcPr>
     </w:tblStylePr>
   </w:style>
-  <w:style w:type="table" w:styleId="88">
+  <w:style w:type="table" w:styleId="837">
     <w:name w:val="List Table 3 - Accent 6"/>
-    <w:basedOn w:val="735"/>
+    <w:basedOn w:val="942"/>
     <w:uiPriority w:val="99"/>
     <w:pPr>
       <w:pBdr/>
@@ -36287,9 +37978,9 @@
       </w:tcPr>
     </w:tblStylePr>
   </w:style>
-  <w:style w:type="table" w:styleId="89">
+  <w:style w:type="table" w:styleId="838">
     <w:name w:val="List Table 4"/>
-    <w:basedOn w:val="735"/>
+    <w:basedOn w:val="942"/>
     <w:uiPriority w:val="99"/>
     <w:pPr>
       <w:pBdr/>
@@ -36512,9 +38203,9 @@
       </w:tcPr>
     </w:tblStylePr>
   </w:style>
-  <w:style w:type="table" w:styleId="90">
+  <w:style w:type="table" w:styleId="839">
     <w:name w:val="List Table 4 - Accent 1"/>
-    <w:basedOn w:val="735"/>
+    <w:basedOn w:val="942"/>
     <w:uiPriority w:val="99"/>
     <w:pPr>
       <w:pBdr/>
@@ -36737,9 +38428,9 @@
       </w:tcPr>
     </w:tblStylePr>
   </w:style>
-  <w:style w:type="table" w:styleId="91">
+  <w:style w:type="table" w:styleId="840">
     <w:name w:val="List Table 4 - Accent 2"/>
-    <w:basedOn w:val="735"/>
+    <w:basedOn w:val="942"/>
     <w:uiPriority w:val="99"/>
     <w:pPr>
       <w:pBdr/>
@@ -36962,9 +38653,9 @@
       </w:tcPr>
     </w:tblStylePr>
   </w:style>
-  <w:style w:type="table" w:styleId="92">
+  <w:style w:type="table" w:styleId="841">
     <w:name w:val="List Table 4 - Accent 3"/>
-    <w:basedOn w:val="735"/>
+    <w:basedOn w:val="942"/>
     <w:uiPriority w:val="99"/>
     <w:pPr>
       <w:pBdr/>
@@ -37187,9 +38878,9 @@
       </w:tcPr>
     </w:tblStylePr>
   </w:style>
-  <w:style w:type="table" w:styleId="93">
+  <w:style w:type="table" w:styleId="842">
     <w:name w:val="List Table 4 - Accent 4"/>
-    <w:basedOn w:val="735"/>
+    <w:basedOn w:val="942"/>
     <w:uiPriority w:val="99"/>
     <w:pPr>
       <w:pBdr/>
@@ -37412,9 +39103,9 @@
       </w:tcPr>
     </w:tblStylePr>
   </w:style>
-  <w:style w:type="table" w:styleId="94">
+  <w:style w:type="table" w:styleId="843">
     <w:name w:val="List Table 4 - Accent 5"/>
-    <w:basedOn w:val="735"/>
+    <w:basedOn w:val="942"/>
     <w:uiPriority w:val="99"/>
     <w:pPr>
       <w:pBdr/>
@@ -37637,9 +39328,9 @@
       </w:tcPr>
     </w:tblStylePr>
   </w:style>
-  <w:style w:type="table" w:styleId="95">
+  <w:style w:type="table" w:styleId="844">
     <w:name w:val="List Table 4 - Accent 6"/>
-    <w:basedOn w:val="735"/>
+    <w:basedOn w:val="942"/>
     <w:uiPriority w:val="99"/>
     <w:pPr>
       <w:pBdr/>
@@ -37862,9 +39553,9 @@
       </w:tcPr>
     </w:tblStylePr>
   </w:style>
-  <w:style w:type="table" w:styleId="96">
+  <w:style w:type="table" w:styleId="845">
     <w:name w:val="List Table 5 Dark"/>
-    <w:basedOn w:val="735"/>
+    <w:basedOn w:val="942"/>
     <w:uiPriority w:val="99"/>
     <w:pPr>
       <w:pBdr/>
@@ -38104,9 +39795,9 @@
       </w:tcPr>
     </w:tblStylePr>
   </w:style>
-  <w:style w:type="table" w:styleId="97">
+  <w:style w:type="table" w:styleId="846">
     <w:name w:val="List Table 5 Dark - Accent 1"/>
-    <w:basedOn w:val="735"/>
+    <w:basedOn w:val="942"/>
     <w:uiPriority w:val="99"/>
     <w:pPr>
       <w:pBdr/>
@@ -38346,9 +40037,9 @@
       </w:tcPr>
     </w:tblStylePr>
   </w:style>
-  <w:style w:type="table" w:styleId="98">
+  <w:style w:type="table" w:styleId="847">
     <w:name w:val="List Table 5 Dark - Accent 2"/>
-    <w:basedOn w:val="735"/>
+    <w:basedOn w:val="942"/>
     <w:uiPriority w:val="99"/>
     <w:pPr>
       <w:pBdr/>
@@ -38588,9 +40279,9 @@
       </w:tcPr>
     </w:tblStylePr>
   </w:style>
-  <w:style w:type="table" w:styleId="99">
+  <w:style w:type="table" w:styleId="848">
     <w:name w:val="List Table 5 Dark - Accent 3"/>
-    <w:basedOn w:val="735"/>
+    <w:basedOn w:val="942"/>
     <w:uiPriority w:val="99"/>
     <w:pPr>
       <w:pBdr/>
@@ -38830,9 +40521,9 @@
       </w:tcPr>
     </w:tblStylePr>
   </w:style>
-  <w:style w:type="table" w:styleId="100">
+  <w:style w:type="table" w:styleId="849">
     <w:name w:val="List Table 5 Dark - Accent 4"/>
-    <w:basedOn w:val="735"/>
+    <w:basedOn w:val="942"/>
     <w:uiPriority w:val="99"/>
     <w:pPr>
       <w:pBdr/>
@@ -39072,9 +40763,9 @@
       </w:tcPr>
     </w:tblStylePr>
   </w:style>
-  <w:style w:type="table" w:styleId="101">
+  <w:style w:type="table" w:styleId="850">
     <w:name w:val="List Table 5 Dark - Accent 5"/>
-    <w:basedOn w:val="735"/>
+    <w:basedOn w:val="942"/>
     <w:uiPriority w:val="99"/>
     <w:pPr>
       <w:pBdr/>
@@ -39314,9 +41005,9 @@
       </w:tcPr>
     </w:tblStylePr>
   </w:style>
-  <w:style w:type="table" w:styleId="102">
+  <w:style w:type="table" w:styleId="851">
     <w:name w:val="List Table 5 Dark - Accent 6"/>
-    <w:basedOn w:val="735"/>
+    <w:basedOn w:val="942"/>
     <w:uiPriority w:val="99"/>
     <w:pPr>
       <w:pBdr/>
@@ -39556,9 +41247,9 @@
       </w:tcPr>
     </w:tblStylePr>
   </w:style>
-  <w:style w:type="table" w:styleId="103">
+  <w:style w:type="table" w:styleId="852">
     <w:name w:val="List Table 6 Colorful"/>
-    <w:basedOn w:val="735"/>
+    <w:basedOn w:val="942"/>
     <w:uiPriority w:val="99"/>
     <w:pPr>
       <w:pBdr/>
@@ -39779,9 +41470,9 @@
       </w:tcPr>
     </w:tblStylePr>
   </w:style>
-  <w:style w:type="table" w:styleId="104">
+  <w:style w:type="table" w:styleId="853">
     <w:name w:val="List Table 6 Colorful - Accent 1"/>
-    <w:basedOn w:val="735"/>
+    <w:basedOn w:val="942"/>
     <w:uiPriority w:val="99"/>
     <w:pPr>
       <w:pBdr/>
@@ -40002,9 +41693,9 @@
       </w:tcPr>
     </w:tblStylePr>
   </w:style>
-  <w:style w:type="table" w:styleId="105">
+  <w:style w:type="table" w:styleId="854">
     <w:name w:val="List Table 6 Colorful - Accent 2"/>
-    <w:basedOn w:val="735"/>
+    <w:basedOn w:val="942"/>
     <w:uiPriority w:val="99"/>
     <w:pPr>
       <w:pBdr/>
@@ -40225,9 +41916,9 @@
       </w:tcPr>
     </w:tblStylePr>
   </w:style>
-  <w:style w:type="table" w:styleId="106">
+  <w:style w:type="table" w:styleId="855">
     <w:name w:val="List Table 6 Colorful - Accent 3"/>
-    <w:basedOn w:val="735"/>
+    <w:basedOn w:val="942"/>
     <w:uiPriority w:val="99"/>
     <w:pPr>
       <w:pBdr/>
@@ -40448,9 +42139,9 @@
       </w:tcPr>
     </w:tblStylePr>
   </w:style>
-  <w:style w:type="table" w:styleId="107">
+  <w:style w:type="table" w:styleId="856">
     <w:name w:val="List Table 6 Colorful - Accent 4"/>
-    <w:basedOn w:val="735"/>
+    <w:basedOn w:val="942"/>
     <w:uiPriority w:val="99"/>
     <w:pPr>
       <w:pBdr/>
@@ -40671,9 +42362,9 @@
       </w:tcPr>
     </w:tblStylePr>
   </w:style>
-  <w:style w:type="table" w:styleId="108">
+  <w:style w:type="table" w:styleId="857">
     <w:name w:val="List Table 6 Colorful - Accent 5"/>
-    <w:basedOn w:val="735"/>
+    <w:basedOn w:val="942"/>
     <w:uiPriority w:val="99"/>
     <w:pPr>
       <w:pBdr/>
@@ -40894,9 +42585,9 @@
       </w:tcPr>
     </w:tblStylePr>
   </w:style>
-  <w:style w:type="table" w:styleId="109">
+  <w:style w:type="table" w:styleId="858">
     <w:name w:val="List Table 6 Colorful - Accent 6"/>
-    <w:basedOn w:val="735"/>
+    <w:basedOn w:val="942"/>
     <w:uiPriority w:val="99"/>
     <w:pPr>
       <w:pBdr/>
@@ -41117,9 +42808,9 @@
       </w:tcPr>
     </w:tblStylePr>
   </w:style>
-  <w:style w:type="table" w:styleId="110">
+  <w:style w:type="table" w:styleId="859">
     <w:name w:val="List Table 7 Colorful"/>
-    <w:basedOn w:val="735"/>
+    <w:basedOn w:val="942"/>
     <w:uiPriority w:val="99"/>
     <w:pPr>
       <w:pBdr/>
@@ -41218,11 +42909,11 @@
         <w:tblBorders/>
       </w:tblPr>
       <w:tcPr>
-        <w:shd w:color="ffffff"/>
+        <w:shd w:val="clear" w:color="ffffff"/>
         <w:tcBorders>
-          <w:top w:val="none"/>
-          <w:left w:val="none"/>
-          <w:bottom w:val="none"/>
+          <w:top w:val="none" w:color="000000" w:sz="4" w:space="0"/>
+          <w:left w:val="none" w:color="000000" w:sz="4" w:space="0"/>
+          <w:bottom w:val="none" w:color="000000" w:sz="4" w:space="0"/>
           <w:right w:val="single" w:color="000000" w:themeColor="text1" w:themeTint="80" w:sz="4" w:space="0"/>
         </w:tcBorders>
       </w:tcPr>
@@ -41245,10 +42936,10 @@
       <w:tcPr>
         <w:shd w:val="clear" w:color="ffffff" w:themeColor="light1" w:fill="ffffff" w:themeFill="light1"/>
         <w:tcBorders>
-          <w:top w:val="none"/>
-          <w:left w:val="none"/>
+          <w:top w:val="none" w:color="000000" w:sz="4" w:space="0"/>
+          <w:left w:val="none" w:color="000000" w:sz="4" w:space="0"/>
           <w:bottom w:val="single" w:color="000000" w:themeColor="text1" w:themeTint="80" w:sz="4" w:space="0"/>
-          <w:right w:val="none"/>
+          <w:right w:val="none" w:color="000000" w:sz="4" w:space="0"/>
         </w:tcBorders>
       </w:tcPr>
     </w:tblStylePr>
@@ -41268,12 +42959,12 @@
         <w:tblBorders/>
       </w:tblPr>
       <w:tcPr>
-        <w:shd w:color="ffffff"/>
+        <w:shd w:val="clear" w:color="ffffff"/>
         <w:tcBorders>
-          <w:top w:val="none"/>
+          <w:top w:val="none" w:color="000000" w:sz="4" w:space="0"/>
           <w:left w:val="single" w:color="000000" w:themeColor="text1" w:themeTint="80" w:sz="4" w:space="0"/>
-          <w:bottom w:val="none"/>
-          <w:right w:val="none"/>
+          <w:bottom w:val="none" w:color="000000" w:sz="4" w:space="0"/>
+          <w:right w:val="none" w:color="000000" w:sz="4" w:space="0"/>
         </w:tcBorders>
       </w:tcPr>
     </w:tblStylePr>
@@ -41296,9 +42987,9 @@
         <w:shd w:val="clear" w:color="ffffff" w:themeColor="light1" w:fill="ffffff" w:themeFill="light1"/>
         <w:tcBorders>
           <w:top w:val="single" w:color="000000" w:themeColor="text1" w:themeTint="80" w:sz="4" w:space="0"/>
-          <w:left w:val="none"/>
-          <w:bottom w:val="none"/>
-          <w:right w:val="none"/>
+          <w:left w:val="none" w:color="000000" w:sz="4" w:space="0"/>
+          <w:bottom w:val="none" w:color="000000" w:sz="4" w:space="0"/>
+          <w:right w:val="none" w:color="000000" w:sz="4" w:space="0"/>
         </w:tcBorders>
       </w:tcPr>
     </w:tblStylePr>
@@ -41373,9 +43064,9 @@
       </w:tcPr>
     </w:tblStylePr>
   </w:style>
-  <w:style w:type="table" w:styleId="111">
+  <w:style w:type="table" w:styleId="860">
     <w:name w:val="List Table 7 Colorful - Accent 1"/>
-    <w:basedOn w:val="735"/>
+    <w:basedOn w:val="942"/>
     <w:uiPriority w:val="99"/>
     <w:pPr>
       <w:pBdr/>
@@ -41474,11 +43165,11 @@
         <w:tblBorders/>
       </w:tblPr>
       <w:tcPr>
-        <w:shd w:color="ffffff"/>
+        <w:shd w:val="clear" w:color="ffffff"/>
         <w:tcBorders>
-          <w:top w:val="none"/>
-          <w:left w:val="none"/>
-          <w:bottom w:val="none"/>
+          <w:top w:val="none" w:color="000000" w:sz="4" w:space="0"/>
+          <w:left w:val="none" w:color="000000" w:sz="4" w:space="0"/>
+          <w:bottom w:val="none" w:color="000000" w:sz="4" w:space="0"/>
           <w:right w:val="single" w:color="000000" w:themeColor="accent1" w:sz="4" w:space="0"/>
         </w:tcBorders>
       </w:tcPr>
@@ -41501,10 +43192,10 @@
       <w:tcPr>
         <w:shd w:val="clear" w:color="ffffff" w:themeColor="light1" w:fill="ffffff" w:themeFill="light1"/>
         <w:tcBorders>
-          <w:top w:val="none"/>
-          <w:left w:val="none"/>
+          <w:top w:val="none" w:color="000000" w:sz="4" w:space="0"/>
+          <w:left w:val="none" w:color="000000" w:sz="4" w:space="0"/>
           <w:bottom w:val="single" w:color="000000" w:themeColor="accent1" w:sz="4" w:space="0"/>
-          <w:right w:val="none"/>
+          <w:right w:val="none" w:color="000000" w:sz="4" w:space="0"/>
         </w:tcBorders>
       </w:tcPr>
     </w:tblStylePr>
@@ -41524,12 +43215,12 @@
         <w:tblBorders/>
       </w:tblPr>
       <w:tcPr>
-        <w:shd w:color="ffffff"/>
+        <w:shd w:val="clear" w:color="ffffff"/>
         <w:tcBorders>
-          <w:top w:val="none"/>
+          <w:top w:val="none" w:color="000000" w:sz="4" w:space="0"/>
           <w:left w:val="single" w:color="000000" w:themeColor="accent1" w:sz="4" w:space="0"/>
-          <w:bottom w:val="none"/>
-          <w:right w:val="none"/>
+          <w:bottom w:val="none" w:color="000000" w:sz="4" w:space="0"/>
+          <w:right w:val="none" w:color="000000" w:sz="4" w:space="0"/>
         </w:tcBorders>
       </w:tcPr>
     </w:tblStylePr>
@@ -41552,9 +43243,9 @@
         <w:shd w:val="clear" w:color="ffffff" w:themeColor="light1" w:fill="ffffff" w:themeFill="light1"/>
         <w:tcBorders>
           <w:top w:val="single" w:color="000000" w:themeColor="accent1" w:sz="4" w:space="0"/>
-          <w:left w:val="none"/>
-          <w:bottom w:val="none"/>
-          <w:right w:val="none"/>
+          <w:left w:val="none" w:color="000000" w:sz="4" w:space="0"/>
+          <w:bottom w:val="none" w:color="000000" w:sz="4" w:space="0"/>
+          <w:right w:val="none" w:color="000000" w:sz="4" w:space="0"/>
         </w:tcBorders>
       </w:tcPr>
     </w:tblStylePr>
@@ -41629,9 +43320,9 @@
       </w:tcPr>
     </w:tblStylePr>
   </w:style>
-  <w:style w:type="table" w:styleId="112">
+  <w:style w:type="table" w:styleId="861">
     <w:name w:val="List Table 7 Colorful - Accent 2"/>
-    <w:basedOn w:val="735"/>
+    <w:basedOn w:val="942"/>
     <w:uiPriority w:val="99"/>
     <w:pPr>
       <w:pBdr/>
@@ -41730,11 +43421,11 @@
         <w:tblBorders/>
       </w:tblPr>
       <w:tcPr>
-        <w:shd w:color="ffffff"/>
+        <w:shd w:val="clear" w:color="ffffff"/>
         <w:tcBorders>
-          <w:top w:val="none"/>
-          <w:left w:val="none"/>
-          <w:bottom w:val="none"/>
+          <w:top w:val="none" w:color="000000" w:sz="4" w:space="0"/>
+          <w:left w:val="none" w:color="000000" w:sz="4" w:space="0"/>
+          <w:bottom w:val="none" w:color="000000" w:sz="4" w:space="0"/>
           <w:right w:val="single" w:color="000000" w:themeColor="accent2" w:themeTint="97" w:sz="4" w:space="0"/>
         </w:tcBorders>
       </w:tcPr>
@@ -41757,10 +43448,10 @@
       <w:tcPr>
         <w:shd w:val="clear" w:color="ffffff" w:themeColor="light1" w:fill="ffffff" w:themeFill="light1"/>
         <w:tcBorders>
-          <w:top w:val="none"/>
-          <w:left w:val="none"/>
+          <w:top w:val="none" w:color="000000" w:sz="4" w:space="0"/>
+          <w:left w:val="none" w:color="000000" w:sz="4" w:space="0"/>
           <w:bottom w:val="single" w:color="000000" w:themeColor="accent2" w:themeTint="97" w:sz="4" w:space="0"/>
-          <w:right w:val="none"/>
+          <w:right w:val="none" w:color="000000" w:sz="4" w:space="0"/>
         </w:tcBorders>
       </w:tcPr>
     </w:tblStylePr>
@@ -41780,12 +43471,12 @@
         <w:tblBorders/>
       </w:tblPr>
       <w:tcPr>
-        <w:shd w:color="ffffff"/>
+        <w:shd w:val="clear" w:color="ffffff"/>
         <w:tcBorders>
-          <w:top w:val="none"/>
+          <w:top w:val="none" w:color="000000" w:sz="4" w:space="0"/>
           <w:left w:val="single" w:color="000000" w:themeColor="accent2" w:themeTint="97" w:sz="4" w:space="0"/>
-          <w:bottom w:val="none"/>
-          <w:right w:val="none"/>
+          <w:bottom w:val="none" w:color="000000" w:sz="4" w:space="0"/>
+          <w:right w:val="none" w:color="000000" w:sz="4" w:space="0"/>
         </w:tcBorders>
       </w:tcPr>
     </w:tblStylePr>
@@ -41808,9 +43499,9 @@
         <w:shd w:val="clear" w:color="ffffff" w:themeColor="light1" w:fill="ffffff" w:themeFill="light1"/>
         <w:tcBorders>
           <w:top w:val="single" w:color="000000" w:themeColor="accent2" w:themeTint="97" w:sz="4" w:space="0"/>
-          <w:left w:val="none"/>
-          <w:bottom w:val="none"/>
-          <w:right w:val="none"/>
+          <w:left w:val="none" w:color="000000" w:sz="4" w:space="0"/>
+          <w:bottom w:val="none" w:color="000000" w:sz="4" w:space="0"/>
+          <w:right w:val="none" w:color="000000" w:sz="4" w:space="0"/>
         </w:tcBorders>
       </w:tcPr>
     </w:tblStylePr>
@@ -41885,9 +43576,9 @@
       </w:tcPr>
     </w:tblStylePr>
   </w:style>
-  <w:style w:type="table" w:styleId="113">
+  <w:style w:type="table" w:styleId="862">
     <w:name w:val="List Table 7 Colorful - Accent 3"/>
-    <w:basedOn w:val="735"/>
+    <w:basedOn w:val="942"/>
     <w:uiPriority w:val="99"/>
     <w:pPr>
       <w:pBdr/>
@@ -41986,11 +43677,11 @@
         <w:tblBorders/>
       </w:tblPr>
       <w:tcPr>
-        <w:shd w:color="ffffff"/>
+        <w:shd w:val="clear" w:color="ffffff"/>
         <w:tcBorders>
-          <w:top w:val="none"/>
-          <w:left w:val="none"/>
-          <w:bottom w:val="none"/>
+          <w:top w:val="none" w:color="000000" w:sz="4" w:space="0"/>
+          <w:left w:val="none" w:color="000000" w:sz="4" w:space="0"/>
+          <w:bottom w:val="none" w:color="000000" w:sz="4" w:space="0"/>
           <w:right w:val="single" w:color="000000" w:themeColor="accent3" w:themeTint="98" w:sz="4" w:space="0"/>
         </w:tcBorders>
       </w:tcPr>
@@ -42013,10 +43704,10 @@
       <w:tcPr>
         <w:shd w:val="clear" w:color="ffffff" w:themeColor="light1" w:fill="ffffff" w:themeFill="light1"/>
         <w:tcBorders>
-          <w:top w:val="none"/>
-          <w:left w:val="none"/>
+          <w:top w:val="none" w:color="000000" w:sz="4" w:space="0"/>
+          <w:left w:val="none" w:color="000000" w:sz="4" w:space="0"/>
           <w:bottom w:val="single" w:color="000000" w:themeColor="accent3" w:themeTint="98" w:sz="4" w:space="0"/>
-          <w:right w:val="none"/>
+          <w:right w:val="none" w:color="000000" w:sz="4" w:space="0"/>
         </w:tcBorders>
       </w:tcPr>
     </w:tblStylePr>
@@ -42036,12 +43727,12 @@
         <w:tblBorders/>
       </w:tblPr>
       <w:tcPr>
-        <w:shd w:color="ffffff"/>
+        <w:shd w:val="clear" w:color="ffffff"/>
         <w:tcBorders>
-          <w:top w:val="none"/>
+          <w:top w:val="none" w:color="000000" w:sz="4" w:space="0"/>
           <w:left w:val="single" w:color="000000" w:themeColor="accent3" w:themeTint="98" w:sz="4" w:space="0"/>
-          <w:bottom w:val="none"/>
-          <w:right w:val="none"/>
+          <w:bottom w:val="none" w:color="000000" w:sz="4" w:space="0"/>
+          <w:right w:val="none" w:color="000000" w:sz="4" w:space="0"/>
         </w:tcBorders>
       </w:tcPr>
     </w:tblStylePr>
@@ -42064,9 +43755,9 @@
         <w:shd w:val="clear" w:color="ffffff" w:themeColor="light1" w:fill="ffffff" w:themeFill="light1"/>
         <w:tcBorders>
           <w:top w:val="single" w:color="000000" w:themeColor="accent3" w:themeTint="98" w:sz="4" w:space="0"/>
-          <w:left w:val="none"/>
-          <w:bottom w:val="none"/>
-          <w:right w:val="none"/>
+          <w:left w:val="none" w:color="000000" w:sz="4" w:space="0"/>
+          <w:bottom w:val="none" w:color="000000" w:sz="4" w:space="0"/>
+          <w:right w:val="none" w:color="000000" w:sz="4" w:space="0"/>
         </w:tcBorders>
       </w:tcPr>
     </w:tblStylePr>
@@ -42141,9 +43832,9 @@
       </w:tcPr>
     </w:tblStylePr>
   </w:style>
-  <w:style w:type="table" w:styleId="114">
+  <w:style w:type="table" w:styleId="863">
     <w:name w:val="List Table 7 Colorful - Accent 4"/>
-    <w:basedOn w:val="735"/>
+    <w:basedOn w:val="942"/>
     <w:uiPriority w:val="99"/>
     <w:pPr>
       <w:pBdr/>
@@ -42242,11 +43933,11 @@
         <w:tblBorders/>
       </w:tblPr>
       <w:tcPr>
-        <w:shd w:color="ffffff"/>
+        <w:shd w:val="clear" w:color="ffffff"/>
         <w:tcBorders>
-          <w:top w:val="none"/>
-          <w:left w:val="none"/>
-          <w:bottom w:val="none"/>
+          <w:top w:val="none" w:color="000000" w:sz="4" w:space="0"/>
+          <w:left w:val="none" w:color="000000" w:sz="4" w:space="0"/>
+          <w:bottom w:val="none" w:color="000000" w:sz="4" w:space="0"/>
           <w:right w:val="single" w:color="000000" w:themeColor="accent4" w:themeTint="9A" w:sz="4" w:space="0"/>
         </w:tcBorders>
       </w:tcPr>
@@ -42269,10 +43960,10 @@
       <w:tcPr>
         <w:shd w:val="clear" w:color="ffffff" w:themeColor="light1" w:fill="ffffff" w:themeFill="light1"/>
         <w:tcBorders>
-          <w:top w:val="none"/>
-          <w:left w:val="none"/>
+          <w:top w:val="none" w:color="000000" w:sz="4" w:space="0"/>
+          <w:left w:val="none" w:color="000000" w:sz="4" w:space="0"/>
           <w:bottom w:val="single" w:color="000000" w:themeColor="accent4" w:themeTint="9A" w:sz="4" w:space="0"/>
-          <w:right w:val="none"/>
+          <w:right w:val="none" w:color="000000" w:sz="4" w:space="0"/>
         </w:tcBorders>
       </w:tcPr>
     </w:tblStylePr>
@@ -42292,12 +43983,12 @@
         <w:tblBorders/>
       </w:tblPr>
       <w:tcPr>
-        <w:shd w:color="ffffff"/>
+        <w:shd w:val="clear" w:color="ffffff"/>
         <w:tcBorders>
-          <w:top w:val="none"/>
+          <w:top w:val="none" w:color="000000" w:sz="4" w:space="0"/>
           <w:left w:val="single" w:color="000000" w:themeColor="accent4" w:themeTint="9A" w:sz="4" w:space="0"/>
-          <w:bottom w:val="none"/>
-          <w:right w:val="none"/>
+          <w:bottom w:val="none" w:color="000000" w:sz="4" w:space="0"/>
+          <w:right w:val="none" w:color="000000" w:sz="4" w:space="0"/>
         </w:tcBorders>
       </w:tcPr>
     </w:tblStylePr>
@@ -42320,9 +44011,9 @@
         <w:shd w:val="clear" w:color="ffffff" w:themeColor="light1" w:fill="ffffff" w:themeFill="light1"/>
         <w:tcBorders>
           <w:top w:val="single" w:color="000000" w:themeColor="accent4" w:themeTint="9A" w:sz="4" w:space="0"/>
-          <w:left w:val="none"/>
-          <w:bottom w:val="none"/>
-          <w:right w:val="none"/>
+          <w:left w:val="none" w:color="000000" w:sz="4" w:space="0"/>
+          <w:bottom w:val="none" w:color="000000" w:sz="4" w:space="0"/>
+          <w:right w:val="none" w:color="000000" w:sz="4" w:space="0"/>
         </w:tcBorders>
       </w:tcPr>
     </w:tblStylePr>
@@ -42397,9 +44088,9 @@
       </w:tcPr>
     </w:tblStylePr>
   </w:style>
-  <w:style w:type="table" w:styleId="115">
+  <w:style w:type="table" w:styleId="864">
     <w:name w:val="List Table 7 Colorful - Accent 5"/>
-    <w:basedOn w:val="735"/>
+    <w:basedOn w:val="942"/>
     <w:uiPriority w:val="99"/>
     <w:pPr>
       <w:pBdr/>
@@ -42498,11 +44189,11 @@
         <w:tblBorders/>
       </w:tblPr>
       <w:tcPr>
-        <w:shd w:color="ffffff"/>
+        <w:shd w:val="clear" w:color="ffffff"/>
         <w:tcBorders>
-          <w:top w:val="none"/>
-          <w:left w:val="none"/>
-          <w:bottom w:val="none"/>
+          <w:top w:val="none" w:color="000000" w:sz="4" w:space="0"/>
+          <w:left w:val="none" w:color="000000" w:sz="4" w:space="0"/>
+          <w:bottom w:val="none" w:color="000000" w:sz="4" w:space="0"/>
           <w:right w:val="single" w:color="000000" w:themeColor="accent5" w:themeTint="9A" w:sz="4" w:space="0"/>
         </w:tcBorders>
       </w:tcPr>
@@ -42525,10 +44216,10 @@
       <w:tcPr>
         <w:shd w:val="clear" w:color="ffffff" w:themeColor="light1" w:fill="ffffff" w:themeFill="light1"/>
         <w:tcBorders>
-          <w:top w:val="none"/>
-          <w:left w:val="none"/>
+          <w:top w:val="none" w:color="000000" w:sz="4" w:space="0"/>
+          <w:left w:val="none" w:color="000000" w:sz="4" w:space="0"/>
           <w:bottom w:val="single" w:color="000000" w:themeColor="accent5" w:themeTint="9A" w:sz="4" w:space="0"/>
-          <w:right w:val="none"/>
+          <w:right w:val="none" w:color="000000" w:sz="4" w:space="0"/>
         </w:tcBorders>
       </w:tcPr>
     </w:tblStylePr>
@@ -42548,12 +44239,12 @@
         <w:tblBorders/>
       </w:tblPr>
       <w:tcPr>
-        <w:shd w:color="ffffff"/>
+        <w:shd w:val="clear" w:color="ffffff"/>
         <w:tcBorders>
-          <w:top w:val="none"/>
+          <w:top w:val="none" w:color="000000" w:sz="4" w:space="0"/>
           <w:left w:val="single" w:color="000000" w:themeColor="accent5" w:themeTint="9A" w:sz="4" w:space="0"/>
-          <w:bottom w:val="none"/>
-          <w:right w:val="none"/>
+          <w:bottom w:val="none" w:color="000000" w:sz="4" w:space="0"/>
+          <w:right w:val="none" w:color="000000" w:sz="4" w:space="0"/>
         </w:tcBorders>
       </w:tcPr>
     </w:tblStylePr>
@@ -42576,9 +44267,9 @@
         <w:shd w:val="clear" w:color="ffffff" w:themeColor="light1" w:fill="ffffff" w:themeFill="light1"/>
         <w:tcBorders>
           <w:top w:val="single" w:color="000000" w:themeColor="accent5" w:themeTint="9A" w:sz="4" w:space="0"/>
-          <w:left w:val="none"/>
-          <w:bottom w:val="none"/>
-          <w:right w:val="none"/>
+          <w:left w:val="none" w:color="000000" w:sz="4" w:space="0"/>
+          <w:bottom w:val="none" w:color="000000" w:sz="4" w:space="0"/>
+          <w:right w:val="none" w:color="000000" w:sz="4" w:space="0"/>
         </w:tcBorders>
       </w:tcPr>
     </w:tblStylePr>
@@ -42653,9 +44344,9 @@
       </w:tcPr>
     </w:tblStylePr>
   </w:style>
-  <w:style w:type="table" w:styleId="116">
+  <w:style w:type="table" w:styleId="865">
     <w:name w:val="List Table 7 Colorful - Accent 6"/>
-    <w:basedOn w:val="735"/>
+    <w:basedOn w:val="942"/>
     <w:uiPriority w:val="99"/>
     <w:pPr>
       <w:pBdr/>
@@ -42754,11 +44445,11 @@
         <w:tblBorders/>
       </w:tblPr>
       <w:tcPr>
-        <w:shd w:color="ffffff"/>
+        <w:shd w:val="clear" w:color="ffffff"/>
         <w:tcBorders>
-          <w:top w:val="none"/>
-          <w:left w:val="none"/>
-          <w:bottom w:val="none"/>
+          <w:top w:val="none" w:color="000000" w:sz="4" w:space="0"/>
+          <w:left w:val="none" w:color="000000" w:sz="4" w:space="0"/>
+          <w:bottom w:val="none" w:color="000000" w:sz="4" w:space="0"/>
           <w:right w:val="single" w:color="000000" w:themeColor="accent6" w:themeTint="98" w:sz="4" w:space="0"/>
         </w:tcBorders>
       </w:tcPr>
@@ -42781,10 +44472,10 @@
       <w:tcPr>
         <w:shd w:val="clear" w:color="ffffff" w:themeColor="light1" w:fill="ffffff" w:themeFill="light1"/>
         <w:tcBorders>
-          <w:top w:val="none"/>
-          <w:left w:val="none"/>
+          <w:top w:val="none" w:color="000000" w:sz="4" w:space="0"/>
+          <w:left w:val="none" w:color="000000" w:sz="4" w:space="0"/>
           <w:bottom w:val="single" w:color="000000" w:themeColor="accent6" w:themeTint="98" w:sz="4" w:space="0"/>
-          <w:right w:val="none"/>
+          <w:right w:val="none" w:color="000000" w:sz="4" w:space="0"/>
         </w:tcBorders>
       </w:tcPr>
     </w:tblStylePr>
@@ -42804,12 +44495,12 @@
         <w:tblBorders/>
       </w:tblPr>
       <w:tcPr>
-        <w:shd w:color="ffffff"/>
+        <w:shd w:val="clear" w:color="ffffff"/>
         <w:tcBorders>
-          <w:top w:val="none"/>
+          <w:top w:val="none" w:color="000000" w:sz="4" w:space="0"/>
           <w:left w:val="single" w:color="000000" w:themeColor="accent6" w:themeTint="98" w:sz="4" w:space="0"/>
-          <w:bottom w:val="none"/>
-          <w:right w:val="none"/>
+          <w:bottom w:val="none" w:color="000000" w:sz="4" w:space="0"/>
+          <w:right w:val="none" w:color="000000" w:sz="4" w:space="0"/>
         </w:tcBorders>
       </w:tcPr>
     </w:tblStylePr>
@@ -42832,9 +44523,9 @@
         <w:shd w:val="clear" w:color="ffffff" w:themeColor="light1" w:fill="ffffff" w:themeFill="light1"/>
         <w:tcBorders>
           <w:top w:val="single" w:color="000000" w:themeColor="accent6" w:themeTint="98" w:sz="4" w:space="0"/>
-          <w:left w:val="none"/>
-          <w:bottom w:val="none"/>
-          <w:right w:val="none"/>
+          <w:left w:val="none" w:color="000000" w:sz="4" w:space="0"/>
+          <w:bottom w:val="none" w:color="000000" w:sz="4" w:space="0"/>
+          <w:right w:val="none" w:color="000000" w:sz="4" w:space="0"/>
         </w:tcBorders>
       </w:tcPr>
     </w:tblStylePr>
@@ -42909,9 +44600,9 @@
       </w:tcPr>
     </w:tblStylePr>
   </w:style>
-  <w:style w:type="table" w:styleId="117">
+  <w:style w:type="table" w:styleId="866">
     <w:name w:val="Lined - Accent"/>
-    <w:basedOn w:val="735"/>
+    <w:basedOn w:val="942"/>
     <w:uiPriority w:val="99"/>
     <w:pPr>
       <w:pBdr/>
@@ -43146,9 +44837,9 @@
       </w:tcPr>
     </w:tblStylePr>
   </w:style>
-  <w:style w:type="table" w:styleId="118">
+  <w:style w:type="table" w:styleId="867">
     <w:name w:val="Lined - Accent 1"/>
-    <w:basedOn w:val="735"/>
+    <w:basedOn w:val="942"/>
     <w:uiPriority w:val="99"/>
     <w:pPr>
       <w:pBdr/>
@@ -43383,9 +45074,9 @@
       </w:tcPr>
     </w:tblStylePr>
   </w:style>
-  <w:style w:type="table" w:styleId="119">
+  <w:style w:type="table" w:styleId="868">
     <w:name w:val="Lined - Accent 2"/>
-    <w:basedOn w:val="735"/>
+    <w:basedOn w:val="942"/>
     <w:uiPriority w:val="99"/>
     <w:pPr>
       <w:pBdr/>
@@ -43620,9 +45311,9 @@
       </w:tcPr>
     </w:tblStylePr>
   </w:style>
-  <w:style w:type="table" w:styleId="120">
+  <w:style w:type="table" w:styleId="869">
     <w:name w:val="Lined - Accent 3"/>
-    <w:basedOn w:val="735"/>
+    <w:basedOn w:val="942"/>
     <w:uiPriority w:val="99"/>
     <w:pPr>
       <w:pBdr/>
@@ -43857,9 +45548,9 @@
       </w:tcPr>
     </w:tblStylePr>
   </w:style>
-  <w:style w:type="table" w:styleId="121">
+  <w:style w:type="table" w:styleId="870">
     <w:name w:val="Lined - Accent 4"/>
-    <w:basedOn w:val="735"/>
+    <w:basedOn w:val="942"/>
     <w:uiPriority w:val="99"/>
     <w:pPr>
       <w:pBdr/>
@@ -44094,9 +45785,9 @@
       </w:tcPr>
     </w:tblStylePr>
   </w:style>
-  <w:style w:type="table" w:styleId="122">
+  <w:style w:type="table" w:styleId="871">
     <w:name w:val="Lined - Accent 5"/>
-    <w:basedOn w:val="735"/>
+    <w:basedOn w:val="942"/>
     <w:uiPriority w:val="99"/>
     <w:pPr>
       <w:pBdr/>
@@ -44331,9 +46022,9 @@
       </w:tcPr>
     </w:tblStylePr>
   </w:style>
-  <w:style w:type="table" w:styleId="123">
+  <w:style w:type="table" w:styleId="872">
     <w:name w:val="Lined - Accent 6"/>
-    <w:basedOn w:val="735"/>
+    <w:basedOn w:val="942"/>
     <w:uiPriority w:val="99"/>
     <w:pPr>
       <w:pBdr/>
@@ -44568,9 +46259,9 @@
       </w:tcPr>
     </w:tblStylePr>
   </w:style>
-  <w:style w:type="table" w:styleId="124">
+  <w:style w:type="table" w:styleId="873">
     <w:name w:val="Bordered &amp; Lined - Accent"/>
-    <w:basedOn w:val="735"/>
+    <w:basedOn w:val="942"/>
     <w:uiPriority w:val="99"/>
     <w:pPr>
       <w:pBdr/>
@@ -44812,9 +46503,9 @@
       </w:tcPr>
     </w:tblStylePr>
   </w:style>
-  <w:style w:type="table" w:styleId="125">
+  <w:style w:type="table" w:styleId="874">
     <w:name w:val="Bordered &amp; Lined - Accent 1"/>
-    <w:basedOn w:val="735"/>
+    <w:basedOn w:val="942"/>
     <w:uiPriority w:val="99"/>
     <w:pPr>
       <w:pBdr/>
@@ -45056,9 +46747,9 @@
       </w:tcPr>
     </w:tblStylePr>
   </w:style>
-  <w:style w:type="table" w:styleId="126">
+  <w:style w:type="table" w:styleId="875">
     <w:name w:val="Bordered &amp; Lined - Accent 2"/>
-    <w:basedOn w:val="735"/>
+    <w:basedOn w:val="942"/>
     <w:uiPriority w:val="99"/>
     <w:pPr>
       <w:pBdr/>
@@ -45300,9 +46991,9 @@
       </w:tcPr>
     </w:tblStylePr>
   </w:style>
-  <w:style w:type="table" w:styleId="127">
+  <w:style w:type="table" w:styleId="876">
     <w:name w:val="Bordered &amp; Lined - Accent 3"/>
-    <w:basedOn w:val="735"/>
+    <w:basedOn w:val="942"/>
     <w:uiPriority w:val="99"/>
     <w:pPr>
       <w:pBdr/>
@@ -45544,9 +47235,9 @@
       </w:tcPr>
     </w:tblStylePr>
   </w:style>
-  <w:style w:type="table" w:styleId="128">
+  <w:style w:type="table" w:styleId="877">
     <w:name w:val="Bordered &amp; Lined - Accent 4"/>
-    <w:basedOn w:val="735"/>
+    <w:basedOn w:val="942"/>
     <w:uiPriority w:val="99"/>
     <w:pPr>
       <w:pBdr/>
@@ -45788,9 +47479,9 @@
       </w:tcPr>
     </w:tblStylePr>
   </w:style>
-  <w:style w:type="table" w:styleId="129">
+  <w:style w:type="table" w:styleId="878">
     <w:name w:val="Bordered &amp; Lined - Accent 5"/>
-    <w:basedOn w:val="735"/>
+    <w:basedOn w:val="942"/>
     <w:uiPriority w:val="99"/>
     <w:pPr>
       <w:pBdr/>
@@ -46032,9 +47723,9 @@
       </w:tcPr>
     </w:tblStylePr>
   </w:style>
-  <w:style w:type="table" w:styleId="130">
+  <w:style w:type="table" w:styleId="879">
     <w:name w:val="Bordered &amp; Lined - Accent 6"/>
-    <w:basedOn w:val="735"/>
+    <w:basedOn w:val="942"/>
     <w:uiPriority w:val="99"/>
     <w:pPr>
       <w:pBdr/>
@@ -46276,9 +47967,9 @@
       </w:tcPr>
     </w:tblStylePr>
   </w:style>
-  <w:style w:type="table" w:styleId="131">
+  <w:style w:type="table" w:styleId="880">
     <w:name w:val="Bordered"/>
-    <w:basedOn w:val="735"/>
+    <w:basedOn w:val="942"/>
     <w:uiPriority w:val="99"/>
     <w:pPr>
       <w:pBdr/>
@@ -46507,9 +48198,9 @@
       </w:tcPr>
     </w:tblStylePr>
   </w:style>
-  <w:style w:type="table" w:styleId="132">
+  <w:style w:type="table" w:styleId="881">
     <w:name w:val="Bordered - Accent 1"/>
-    <w:basedOn w:val="735"/>
+    <w:basedOn w:val="942"/>
     <w:uiPriority w:val="99"/>
     <w:pPr>
       <w:pBdr/>
@@ -46738,9 +48429,9 @@
       </w:tcPr>
     </w:tblStylePr>
   </w:style>
-  <w:style w:type="table" w:styleId="133">
+  <w:style w:type="table" w:styleId="882">
     <w:name w:val="Bordered - Accent 2"/>
-    <w:basedOn w:val="735"/>
+    <w:basedOn w:val="942"/>
     <w:uiPriority w:val="99"/>
     <w:pPr>
       <w:pBdr/>
@@ -46969,9 +48660,9 @@
       </w:tcPr>
     </w:tblStylePr>
   </w:style>
-  <w:style w:type="table" w:styleId="134">
+  <w:style w:type="table" w:styleId="883">
     <w:name w:val="Bordered - Accent 3"/>
-    <w:basedOn w:val="735"/>
+    <w:basedOn w:val="942"/>
     <w:uiPriority w:val="99"/>
     <w:pPr>
       <w:pBdr/>
@@ -47200,9 +48891,9 @@
       </w:tcPr>
     </w:tblStylePr>
   </w:style>
-  <w:style w:type="table" w:styleId="135">
+  <w:style w:type="table" w:styleId="884">
     <w:name w:val="Bordered - Accent 4"/>
-    <w:basedOn w:val="735"/>
+    <w:basedOn w:val="942"/>
     <w:uiPriority w:val="99"/>
     <w:pPr>
       <w:pBdr/>
@@ -47431,9 +49122,9 @@
       </w:tcPr>
     </w:tblStylePr>
   </w:style>
-  <w:style w:type="table" w:styleId="136">
+  <w:style w:type="table" w:styleId="885">
     <w:name w:val="Bordered - Accent 5"/>
-    <w:basedOn w:val="735"/>
+    <w:basedOn w:val="942"/>
     <w:uiPriority w:val="99"/>
     <w:pPr>
       <w:pBdr/>
@@ -47662,9 +49353,9 @@
       </w:tcPr>
     </w:tblStylePr>
   </w:style>
-  <w:style w:type="table" w:styleId="137">
+  <w:style w:type="table" w:styleId="886">
     <w:name w:val="Bordered - Accent 6"/>
-    <w:basedOn w:val="735"/>
+    <w:basedOn w:val="942"/>
     <w:uiPriority w:val="99"/>
     <w:pPr>
       <w:pBdr/>
@@ -47893,10 +49584,10 @@
       </w:tcPr>
     </w:tblStylePr>
   </w:style>
-  <w:style w:type="character" w:styleId="150">
+  <w:style w:type="character" w:styleId="887">
     <w:name w:val="Heading 1 Char"/>
-    <w:basedOn w:val="734"/>
-    <w:link w:val="725"/>
+    <w:basedOn w:val="941"/>
+    <w:link w:val="932"/>
     <w:uiPriority w:val="9"/>
     <w:pPr>
       <w:pBdr/>
@@ -47910,10 +49601,10 @@
       <w:szCs w:val="40"/>
     </w:rPr>
   </w:style>
-  <w:style w:type="character" w:styleId="151">
+  <w:style w:type="character" w:styleId="888">
     <w:name w:val="Heading 2 Char"/>
-    <w:basedOn w:val="734"/>
-    <w:link w:val="726"/>
+    <w:basedOn w:val="941"/>
+    <w:link w:val="933"/>
     <w:uiPriority w:val="9"/>
     <w:pPr>
       <w:pBdr/>
@@ -47927,10 +49618,10 @@
       <w:szCs w:val="32"/>
     </w:rPr>
   </w:style>
-  <w:style w:type="character" w:styleId="152">
+  <w:style w:type="character" w:styleId="889">
     <w:name w:val="Heading 3 Char"/>
-    <w:basedOn w:val="734"/>
-    <w:link w:val="727"/>
+    <w:basedOn w:val="941"/>
+    <w:link w:val="934"/>
     <w:uiPriority w:val="9"/>
     <w:pPr>
       <w:pBdr/>
@@ -47944,10 +49635,10 @@
       <w:szCs w:val="28"/>
     </w:rPr>
   </w:style>
-  <w:style w:type="character" w:styleId="153">
+  <w:style w:type="character" w:styleId="890">
     <w:name w:val="Heading 4 Char"/>
-    <w:basedOn w:val="734"/>
-    <w:link w:val="728"/>
+    <w:basedOn w:val="941"/>
+    <w:link w:val="935"/>
     <w:uiPriority w:val="9"/>
     <w:pPr>
       <w:pBdr/>
@@ -47961,10 +49652,10 @@
       <w:color w:val="0f4761" w:themeColor="accent1" w:themeShade="BF"/>
     </w:rPr>
   </w:style>
-  <w:style w:type="character" w:styleId="154">
+  <w:style w:type="character" w:styleId="891">
     <w:name w:val="Heading 5 Char"/>
-    <w:basedOn w:val="734"/>
-    <w:link w:val="729"/>
+    <w:basedOn w:val="941"/>
+    <w:link w:val="936"/>
     <w:uiPriority w:val="9"/>
     <w:pPr>
       <w:pBdr/>
@@ -47976,10 +49667,10 @@
       <w:color w:val="0f4761" w:themeColor="accent1" w:themeShade="BF"/>
     </w:rPr>
   </w:style>
-  <w:style w:type="character" w:styleId="155">
+  <w:style w:type="character" w:styleId="892">
     <w:name w:val="Heading 6 Char"/>
-    <w:basedOn w:val="734"/>
-    <w:link w:val="730"/>
+    <w:basedOn w:val="941"/>
+    <w:link w:val="937"/>
     <w:uiPriority w:val="9"/>
     <w:pPr>
       <w:pBdr/>
@@ -47993,10 +49684,10 @@
       <w:color w:val="595959" w:themeColor="text1" w:themeTint="A6"/>
     </w:rPr>
   </w:style>
-  <w:style w:type="character" w:styleId="156">
+  <w:style w:type="character" w:styleId="893">
     <w:name w:val="Heading 7 Char"/>
-    <w:basedOn w:val="734"/>
-    <w:link w:val="731"/>
+    <w:basedOn w:val="941"/>
+    <w:link w:val="938"/>
     <w:uiPriority w:val="9"/>
     <w:pPr>
       <w:pBdr/>
@@ -48008,10 +49699,10 @@
       <w:color w:val="595959" w:themeColor="text1" w:themeTint="A6"/>
     </w:rPr>
   </w:style>
-  <w:style w:type="character" w:styleId="157">
+  <w:style w:type="character" w:styleId="894">
     <w:name w:val="Heading 8 Char"/>
-    <w:basedOn w:val="734"/>
-    <w:link w:val="732"/>
+    <w:basedOn w:val="941"/>
+    <w:link w:val="939"/>
     <w:uiPriority w:val="9"/>
     <w:pPr>
       <w:pBdr/>
@@ -48025,10 +49716,10 @@
       <w:color w:val="272727" w:themeColor="text1" w:themeTint="D8"/>
     </w:rPr>
   </w:style>
-  <w:style w:type="character" w:styleId="158">
+  <w:style w:type="character" w:styleId="895">
     <w:name w:val="Heading 9 Char"/>
-    <w:basedOn w:val="734"/>
-    <w:link w:val="733"/>
+    <w:basedOn w:val="941"/>
+    <w:link w:val="940"/>
     <w:uiPriority w:val="9"/>
     <w:pPr>
       <w:pBdr/>
@@ -48042,10 +49733,10 @@
       <w:color w:val="272727" w:themeColor="text1" w:themeTint="D8"/>
     </w:rPr>
   </w:style>
-  <w:style w:type="character" w:styleId="160">
+  <w:style w:type="character" w:styleId="896">
     <w:name w:val="Title Char"/>
-    <w:basedOn w:val="734"/>
-    <w:link w:val="746"/>
+    <w:basedOn w:val="941"/>
+    <w:link w:val="953"/>
     <w:uiPriority w:val="10"/>
     <w:pPr>
       <w:pBdr/>
@@ -48059,10 +49750,10 @@
       <w:szCs w:val="56"/>
     </w:rPr>
   </w:style>
-  <w:style w:type="character" w:styleId="162">
+  <w:style w:type="character" w:styleId="897">
     <w:name w:val="Subtitle Char"/>
-    <w:basedOn w:val="734"/>
-    <w:link w:val="748"/>
+    <w:basedOn w:val="941"/>
+    <w:link w:val="955"/>
     <w:uiPriority w:val="11"/>
     <w:pPr>
       <w:pBdr/>
@@ -48076,10 +49767,10 @@
       <w:szCs w:val="28"/>
     </w:rPr>
   </w:style>
-  <w:style w:type="character" w:styleId="164">
+  <w:style w:type="character" w:styleId="898">
     <w:name w:val="Quote Char"/>
-    <w:basedOn w:val="734"/>
-    <w:link w:val="750"/>
+    <w:basedOn w:val="941"/>
+    <w:link w:val="957"/>
     <w:uiPriority w:val="29"/>
     <w:pPr>
       <w:pBdr/>
@@ -48092,10 +49783,10 @@
       <w:color w:val="404040" w:themeColor="text1" w:themeTint="BF"/>
     </w:rPr>
   </w:style>
-  <w:style w:type="character" w:styleId="168">
+  <w:style w:type="character" w:styleId="899">
     <w:name w:val="Intense Quote Char"/>
-    <w:basedOn w:val="734"/>
-    <w:link w:val="754"/>
+    <w:basedOn w:val="941"/>
+    <w:link w:val="961"/>
     <w:uiPriority w:val="30"/>
     <w:pPr>
       <w:pBdr/>
@@ -48108,9 +49799,9 @@
       <w:color w:val="0f4761" w:themeColor="accent1" w:themeShade="BF"/>
     </w:rPr>
   </w:style>
-  <w:style w:type="paragraph" w:styleId="170">
+  <w:style w:type="paragraph" w:styleId="900">
     <w:name w:val="No Spacing"/>
-    <w:basedOn w:val="724"/>
+    <w:basedOn w:val="931"/>
     <w:uiPriority w:val="1"/>
     <w:qFormat/>
     <w:pPr>
@@ -48119,9 +49810,9 @@
       <w:ind/>
     </w:pPr>
   </w:style>
-  <w:style w:type="character" w:styleId="171">
+  <w:style w:type="character" w:styleId="901">
     <w:name w:val="Subtle Emphasis"/>
-    <w:basedOn w:val="734"/>
+    <w:basedOn w:val="941"/>
     <w:uiPriority w:val="19"/>
     <w:qFormat/>
     <w:pPr>
@@ -48135,9 +49826,9 @@
       <w:color w:val="404040" w:themeColor="text1" w:themeTint="BF"/>
     </w:rPr>
   </w:style>
-  <w:style w:type="character" w:styleId="172">
+  <w:style w:type="character" w:styleId="902">
     <w:name w:val="Emphasis"/>
-    <w:basedOn w:val="734"/>
+    <w:basedOn w:val="941"/>
     <w:uiPriority w:val="20"/>
     <w:qFormat/>
     <w:pPr>
@@ -48150,9 +49841,9 @@
       <w:iCs/>
     </w:rPr>
   </w:style>
-  <w:style w:type="character" w:styleId="173">
+  <w:style w:type="character" w:styleId="903">
     <w:name w:val="Strong"/>
-    <w:basedOn w:val="734"/>
+    <w:basedOn w:val="941"/>
     <w:uiPriority w:val="22"/>
     <w:qFormat/>
     <w:pPr>
@@ -48165,9 +49856,9 @@
       <w:bCs/>
     </w:rPr>
   </w:style>
-  <w:style w:type="character" w:styleId="174">
+  <w:style w:type="character" w:styleId="904">
     <w:name w:val="Subtle Reference"/>
-    <w:basedOn w:val="734"/>
+    <w:basedOn w:val="941"/>
     <w:uiPriority w:val="31"/>
     <w:qFormat/>
     <w:pPr>
@@ -48180,9 +49871,9 @@
       <w:color w:val="5a5a5a" w:themeColor="text1" w:themeTint="A5"/>
     </w:rPr>
   </w:style>
-  <w:style w:type="character" w:styleId="175">
+  <w:style w:type="character" w:styleId="905">
     <w:name w:val="Book Title"/>
-    <w:basedOn w:val="734"/>
+    <w:basedOn w:val="941"/>
     <w:uiPriority w:val="33"/>
     <w:qFormat/>
     <w:pPr>
@@ -48198,10 +49889,10 @@
       <w:spacing w:val="5"/>
     </w:rPr>
   </w:style>
-  <w:style w:type="paragraph" w:styleId="176">
+  <w:style w:type="paragraph" w:styleId="906">
     <w:name w:val="Header"/>
-    <w:basedOn w:val="724"/>
-    <w:link w:val="177"/>
+    <w:basedOn w:val="931"/>
+    <w:link w:val="907"/>
     <w:uiPriority w:val="99"/>
     <w:unhideWhenUsed/>
     <w:pPr>
@@ -48214,10 +49905,10 @@
       <w:ind/>
     </w:pPr>
   </w:style>
-  <w:style w:type="character" w:styleId="177">
+  <w:style w:type="character" w:styleId="907">
     <w:name w:val="Header Char"/>
-    <w:basedOn w:val="734"/>
-    <w:link w:val="176"/>
+    <w:basedOn w:val="941"/>
+    <w:link w:val="906"/>
     <w:uiPriority w:val="99"/>
     <w:pPr>
       <w:pBdr/>
@@ -48225,10 +49916,10 @@
       <w:ind/>
     </w:pPr>
   </w:style>
-  <w:style w:type="paragraph" w:styleId="178">
+  <w:style w:type="paragraph" w:styleId="908">
     <w:name w:val="Footer"/>
-    <w:basedOn w:val="724"/>
-    <w:link w:val="179"/>
+    <w:basedOn w:val="931"/>
+    <w:link w:val="909"/>
     <w:uiPriority w:val="99"/>
     <w:unhideWhenUsed/>
     <w:pPr>
@@ -48241,10 +49932,10 @@
       <w:ind/>
     </w:pPr>
   </w:style>
-  <w:style w:type="character" w:styleId="179">
+  <w:style w:type="character" w:styleId="909">
     <w:name w:val="Footer Char"/>
-    <w:basedOn w:val="734"/>
-    <w:link w:val="178"/>
+    <w:basedOn w:val="941"/>
+    <w:link w:val="908"/>
     <w:uiPriority w:val="99"/>
     <w:pPr>
       <w:pBdr/>
@@ -48252,10 +49943,10 @@
       <w:ind/>
     </w:pPr>
   </w:style>
-  <w:style w:type="paragraph" w:styleId="180">
+  <w:style w:type="paragraph" w:styleId="910">
     <w:name w:val="Caption"/>
-    <w:basedOn w:val="724"/>
-    <w:next w:val="724"/>
+    <w:basedOn w:val="931"/>
+    <w:next w:val="931"/>
     <w:uiPriority w:val="35"/>
     <w:unhideWhenUsed/>
     <w:qFormat/>
@@ -48272,10 +49963,10 @@
       <w:szCs w:val="18"/>
     </w:rPr>
   </w:style>
-  <w:style w:type="paragraph" w:styleId="181">
+  <w:style w:type="paragraph" w:styleId="911">
     <w:name w:val="footnote text"/>
-    <w:basedOn w:val="724"/>
-    <w:link w:val="182"/>
+    <w:basedOn w:val="931"/>
+    <w:link w:val="912"/>
     <w:uiPriority w:val="99"/>
     <w:semiHidden/>
     <w:unhideWhenUsed/>
@@ -48289,10 +49980,10 @@
       <w:szCs w:val="20"/>
     </w:rPr>
   </w:style>
-  <w:style w:type="character" w:styleId="182">
+  <w:style w:type="character" w:styleId="912">
     <w:name w:val="Footnote Text Char"/>
-    <w:basedOn w:val="734"/>
-    <w:link w:val="181"/>
+    <w:basedOn w:val="941"/>
+    <w:link w:val="911"/>
     <w:uiPriority w:val="99"/>
     <w:semiHidden/>
     <w:pPr>
@@ -48305,9 +49996,9 @@
       <w:szCs w:val="20"/>
     </w:rPr>
   </w:style>
-  <w:style w:type="character" w:styleId="183">
+  <w:style w:type="character" w:styleId="913">
     <w:name w:val="footnote reference"/>
-    <w:basedOn w:val="734"/>
+    <w:basedOn w:val="941"/>
     <w:uiPriority w:val="99"/>
     <w:semiHidden/>
     <w:unhideWhenUsed/>
@@ -48320,10 +50011,10 @@
       <w:vertAlign w:val="superscript"/>
     </w:rPr>
   </w:style>
-  <w:style w:type="paragraph" w:styleId="184">
+  <w:style w:type="paragraph" w:styleId="914">
     <w:name w:val="endnote text"/>
-    <w:basedOn w:val="724"/>
-    <w:link w:val="185"/>
+    <w:basedOn w:val="931"/>
+    <w:link w:val="915"/>
     <w:uiPriority w:val="99"/>
     <w:semiHidden/>
     <w:unhideWhenUsed/>
@@ -48337,10 +50028,10 @@
       <w:szCs w:val="20"/>
     </w:rPr>
   </w:style>
-  <w:style w:type="character" w:styleId="185">
+  <w:style w:type="character" w:styleId="915">
     <w:name w:val="Endnote Text Char"/>
-    <w:basedOn w:val="734"/>
-    <w:link w:val="184"/>
+    <w:basedOn w:val="941"/>
+    <w:link w:val="914"/>
     <w:uiPriority w:val="99"/>
     <w:semiHidden/>
     <w:pPr>
@@ -48353,9 +50044,9 @@
       <w:szCs w:val="20"/>
     </w:rPr>
   </w:style>
-  <w:style w:type="character" w:styleId="186">
+  <w:style w:type="character" w:styleId="916">
     <w:name w:val="endnote reference"/>
-    <w:basedOn w:val="734"/>
+    <w:basedOn w:val="941"/>
     <w:uiPriority w:val="99"/>
     <w:semiHidden/>
     <w:unhideWhenUsed/>
@@ -48368,9 +50059,9 @@
       <w:vertAlign w:val="superscript"/>
     </w:rPr>
   </w:style>
-  <w:style w:type="character" w:styleId="187">
+  <w:style w:type="character" w:styleId="917">
     <w:name w:val="Hyperlink"/>
-    <w:basedOn w:val="734"/>
+    <w:basedOn w:val="941"/>
     <w:uiPriority w:val="99"/>
     <w:unhideWhenUsed/>
     <w:pPr>
@@ -48383,9 +50074,9 @@
       <w:u w:val="single"/>
     </w:rPr>
   </w:style>
-  <w:style w:type="character" w:styleId="188">
+  <w:style w:type="character" w:styleId="918">
     <w:name w:val="FollowedHyperlink"/>
-    <w:basedOn w:val="734"/>
+    <w:basedOn w:val="941"/>
     <w:uiPriority w:val="99"/>
     <w:semiHidden/>
     <w:unhideWhenUsed/>
@@ -48399,10 +50090,10 @@
       <w:u w:val="single"/>
     </w:rPr>
   </w:style>
-  <w:style w:type="paragraph" w:styleId="189">
+  <w:style w:type="paragraph" w:styleId="919">
     <w:name w:val="toc 1"/>
-    <w:basedOn w:val="724"/>
-    <w:next w:val="724"/>
+    <w:basedOn w:val="931"/>
+    <w:next w:val="931"/>
     <w:uiPriority w:val="39"/>
     <w:unhideWhenUsed/>
     <w:pPr>
@@ -48411,10 +50102,10 @@
       <w:ind/>
     </w:pPr>
   </w:style>
-  <w:style w:type="paragraph" w:styleId="190">
+  <w:style w:type="paragraph" w:styleId="920">
     <w:name w:val="toc 2"/>
-    <w:basedOn w:val="724"/>
-    <w:next w:val="724"/>
+    <w:basedOn w:val="931"/>
+    <w:next w:val="931"/>
     <w:uiPriority w:val="39"/>
     <w:unhideWhenUsed/>
     <w:pPr>
@@ -48423,10 +50114,10 @@
       <w:ind w:left="220"/>
     </w:pPr>
   </w:style>
-  <w:style w:type="paragraph" w:styleId="191">
+  <w:style w:type="paragraph" w:styleId="921">
     <w:name w:val="toc 3"/>
-    <w:basedOn w:val="724"/>
-    <w:next w:val="724"/>
+    <w:basedOn w:val="931"/>
+    <w:next w:val="931"/>
     <w:uiPriority w:val="39"/>
     <w:unhideWhenUsed/>
     <w:pPr>
@@ -48435,10 +50126,10 @@
       <w:ind w:left="440"/>
     </w:pPr>
   </w:style>
-  <w:style w:type="paragraph" w:styleId="192">
+  <w:style w:type="paragraph" w:styleId="922">
     <w:name w:val="toc 4"/>
-    <w:basedOn w:val="724"/>
-    <w:next w:val="724"/>
+    <w:basedOn w:val="931"/>
+    <w:next w:val="931"/>
     <w:uiPriority w:val="39"/>
     <w:unhideWhenUsed/>
     <w:pPr>
@@ -48447,10 +50138,10 @@
       <w:ind w:left="660"/>
     </w:pPr>
   </w:style>
-  <w:style w:type="paragraph" w:styleId="193">
+  <w:style w:type="paragraph" w:styleId="923">
     <w:name w:val="toc 5"/>
-    <w:basedOn w:val="724"/>
-    <w:next w:val="724"/>
+    <w:basedOn w:val="931"/>
+    <w:next w:val="931"/>
     <w:uiPriority w:val="39"/>
     <w:unhideWhenUsed/>
     <w:pPr>
@@ -48459,10 +50150,10 @@
       <w:ind w:left="880"/>
     </w:pPr>
   </w:style>
-  <w:style w:type="paragraph" w:styleId="194">
+  <w:style w:type="paragraph" w:styleId="924">
     <w:name w:val="toc 6"/>
-    <w:basedOn w:val="724"/>
-    <w:next w:val="724"/>
+    <w:basedOn w:val="931"/>
+    <w:next w:val="931"/>
     <w:uiPriority w:val="39"/>
     <w:unhideWhenUsed/>
     <w:pPr>
@@ -48471,10 +50162,10 @@
       <w:ind w:left="1100"/>
     </w:pPr>
   </w:style>
-  <w:style w:type="paragraph" w:styleId="195">
+  <w:style w:type="paragraph" w:styleId="925">
     <w:name w:val="toc 7"/>
-    <w:basedOn w:val="724"/>
-    <w:next w:val="724"/>
+    <w:basedOn w:val="931"/>
+    <w:next w:val="931"/>
     <w:uiPriority w:val="39"/>
     <w:unhideWhenUsed/>
     <w:pPr>
@@ -48483,10 +50174,10 @@
       <w:ind w:left="1320"/>
     </w:pPr>
   </w:style>
-  <w:style w:type="paragraph" w:styleId="196">
+  <w:style w:type="paragraph" w:styleId="926">
     <w:name w:val="toc 8"/>
-    <w:basedOn w:val="724"/>
-    <w:next w:val="724"/>
+    <w:basedOn w:val="931"/>
+    <w:next w:val="931"/>
     <w:uiPriority w:val="39"/>
     <w:unhideWhenUsed/>
     <w:pPr>
@@ -48495,10 +50186,10 @@
       <w:ind w:left="1540"/>
     </w:pPr>
   </w:style>
-  <w:style w:type="paragraph" w:styleId="197">
+  <w:style w:type="paragraph" w:styleId="927">
     <w:name w:val="toc 9"/>
-    <w:basedOn w:val="724"/>
-    <w:next w:val="724"/>
+    <w:basedOn w:val="931"/>
+    <w:next w:val="931"/>
     <w:uiPriority w:val="39"/>
     <w:unhideWhenUsed/>
     <w:pPr>
@@ -48507,9 +50198,9 @@
       <w:ind w:left="1760"/>
     </w:pPr>
   </w:style>
-  <w:style w:type="character" w:styleId="198">
+  <w:style w:type="character" w:styleId="928">
     <w:name w:val="Placeholder Text"/>
-    <w:basedOn w:val="734"/>
+    <w:basedOn w:val="941"/>
     <w:uiPriority w:val="99"/>
     <w:semiHidden/>
     <w:pPr>
@@ -48521,7 +50212,7 @@
       <w:color w:val="666666"/>
     </w:rPr>
   </w:style>
-  <w:style w:type="paragraph" w:styleId="208">
+  <w:style w:type="paragraph" w:styleId="929">
     <w:name w:val="TOC Heading"/>
     <w:uiPriority w:val="39"/>
     <w:unhideWhenUsed/>
@@ -48531,10 +50222,10 @@
       <w:ind/>
     </w:pPr>
   </w:style>
-  <w:style w:type="paragraph" w:styleId="209">
+  <w:style w:type="paragraph" w:styleId="930">
     <w:name w:val="table of figures"/>
-    <w:basedOn w:val="724"/>
-    <w:next w:val="724"/>
+    <w:basedOn w:val="931"/>
+    <w:next w:val="931"/>
     <w:uiPriority w:val="99"/>
     <w:unhideWhenUsed/>
     <w:pPr>
@@ -48543,7 +50234,7 @@
       <w:ind/>
     </w:pPr>
   </w:style>
-  <w:style w:type="paragraph" w:styleId="724" w:default="1">
+  <w:style w:type="paragraph" w:styleId="931" w:default="1">
     <w:name w:val="Normal"/>
     <w:qFormat/>
     <w:pPr>
@@ -48561,11 +50252,11 @@
       <w14:ligatures w14:val="none"/>
     </w:rPr>
   </w:style>
-  <w:style w:type="paragraph" w:styleId="725">
+  <w:style w:type="paragraph" w:styleId="932">
     <w:name w:val="Heading 1"/>
-    <w:basedOn w:val="724"/>
-    <w:next w:val="724"/>
-    <w:link w:val="737"/>
+    <w:basedOn w:val="931"/>
+    <w:next w:val="931"/>
+    <w:link w:val="944"/>
     <w:uiPriority w:val="9"/>
     <w:qFormat/>
     <w:pPr>
@@ -48582,11 +50273,11 @@
       <w:szCs w:val="40"/>
     </w:rPr>
   </w:style>
-  <w:style w:type="paragraph" w:styleId="726">
+  <w:style w:type="paragraph" w:styleId="933">
     <w:name w:val="Heading 2"/>
-    <w:basedOn w:val="724"/>
-    <w:next w:val="724"/>
-    <w:link w:val="738"/>
+    <w:basedOn w:val="931"/>
+    <w:next w:val="931"/>
+    <w:link w:val="945"/>
     <w:uiPriority w:val="9"/>
     <w:semiHidden/>
     <w:unhideWhenUsed/>
@@ -48605,11 +50296,11 @@
       <w:szCs w:val="32"/>
     </w:rPr>
   </w:style>
-  <w:style w:type="paragraph" w:styleId="727">
+  <w:style w:type="paragraph" w:styleId="934">
     <w:name w:val="Heading 3"/>
-    <w:basedOn w:val="724"/>
-    <w:next w:val="724"/>
-    <w:link w:val="739"/>
+    <w:basedOn w:val="931"/>
+    <w:next w:val="931"/>
+    <w:link w:val="946"/>
     <w:uiPriority w:val="9"/>
     <w:semiHidden/>
     <w:unhideWhenUsed/>
@@ -48627,11 +50318,11 @@
       <w:szCs w:val="28"/>
     </w:rPr>
   </w:style>
-  <w:style w:type="paragraph" w:styleId="728">
+  <w:style w:type="paragraph" w:styleId="935">
     <w:name w:val="Heading 4"/>
-    <w:basedOn w:val="724"/>
-    <w:next w:val="724"/>
-    <w:link w:val="740"/>
+    <w:basedOn w:val="931"/>
+    <w:next w:val="931"/>
+    <w:link w:val="947"/>
     <w:uiPriority w:val="9"/>
     <w:semiHidden/>
     <w:unhideWhenUsed/>
@@ -48650,11 +50341,11 @@
       <w:color w:val="0f4761" w:themeColor="accent1" w:themeShade="BF"/>
     </w:rPr>
   </w:style>
-  <w:style w:type="paragraph" w:styleId="729">
+  <w:style w:type="paragraph" w:styleId="936">
     <w:name w:val="Heading 5"/>
-    <w:basedOn w:val="724"/>
-    <w:next w:val="724"/>
-    <w:link w:val="741"/>
+    <w:basedOn w:val="931"/>
+    <w:next w:val="931"/>
+    <w:link w:val="948"/>
     <w:uiPriority w:val="9"/>
     <w:semiHidden/>
     <w:unhideWhenUsed/>
@@ -48671,11 +50362,11 @@
       <w:color w:val="0f4761" w:themeColor="accent1" w:themeShade="BF"/>
     </w:rPr>
   </w:style>
-  <w:style w:type="paragraph" w:styleId="730">
+  <w:style w:type="paragraph" w:styleId="937">
     <w:name w:val="Heading 6"/>
-    <w:basedOn w:val="724"/>
-    <w:next w:val="724"/>
-    <w:link w:val="742"/>
+    <w:basedOn w:val="931"/>
+    <w:next w:val="931"/>
+    <w:link w:val="949"/>
     <w:uiPriority w:val="9"/>
     <w:semiHidden/>
     <w:unhideWhenUsed/>
@@ -48694,11 +50385,11 @@
       <w:color w:val="595959" w:themeColor="text1" w:themeTint="A6"/>
     </w:rPr>
   </w:style>
-  <w:style w:type="paragraph" w:styleId="731">
+  <w:style w:type="paragraph" w:styleId="938">
     <w:name w:val="Heading 7"/>
-    <w:basedOn w:val="724"/>
-    <w:next w:val="724"/>
-    <w:link w:val="743"/>
+    <w:basedOn w:val="931"/>
+    <w:next w:val="931"/>
+    <w:link w:val="950"/>
     <w:uiPriority w:val="9"/>
     <w:semiHidden/>
     <w:unhideWhenUsed/>
@@ -48715,11 +50406,11 @@
       <w:color w:val="595959" w:themeColor="text1" w:themeTint="A6"/>
     </w:rPr>
   </w:style>
-  <w:style w:type="paragraph" w:styleId="732">
+  <w:style w:type="paragraph" w:styleId="939">
     <w:name w:val="Heading 8"/>
-    <w:basedOn w:val="724"/>
-    <w:next w:val="724"/>
-    <w:link w:val="744"/>
+    <w:basedOn w:val="931"/>
+    <w:next w:val="931"/>
+    <w:link w:val="951"/>
     <w:uiPriority w:val="9"/>
     <w:semiHidden/>
     <w:unhideWhenUsed/>
@@ -48738,11 +50429,11 @@
       <w:color w:val="272727" w:themeColor="text1" w:themeTint="D8"/>
     </w:rPr>
   </w:style>
-  <w:style w:type="paragraph" w:styleId="733">
+  <w:style w:type="paragraph" w:styleId="940">
     <w:name w:val="Heading 9"/>
-    <w:basedOn w:val="724"/>
-    <w:next w:val="724"/>
-    <w:link w:val="745"/>
+    <w:basedOn w:val="931"/>
+    <w:next w:val="931"/>
+    <w:link w:val="952"/>
     <w:uiPriority w:val="9"/>
     <w:semiHidden/>
     <w:unhideWhenUsed/>
@@ -48759,7 +50450,7 @@
       <w:color w:val="272727" w:themeColor="text1" w:themeTint="D8"/>
     </w:rPr>
   </w:style>
-  <w:style w:type="character" w:styleId="734" w:default="1">
+  <w:style w:type="character" w:styleId="941" w:default="1">
     <w:name w:val="Default Paragraph Font"/>
     <w:uiPriority w:val="1"/>
     <w:semiHidden/>
@@ -48770,7 +50461,7 @@
       <w:ind/>
     </w:pPr>
   </w:style>
-  <w:style w:type="table" w:styleId="735" w:default="1">
+  <w:style w:type="table" w:styleId="942" w:default="1">
     <w:name w:val="Normal Table"/>
     <w:uiPriority w:val="99"/>
     <w:semiHidden/>
@@ -48963,7 +50654,7 @@
       </w:tcPr>
     </w:tblStylePr>
   </w:style>
-  <w:style w:type="numbering" w:styleId="736" w:default="1">
+  <w:style w:type="numbering" w:styleId="943" w:default="1">
     <w:name w:val="No List"/>
     <w:uiPriority w:val="99"/>
     <w:semiHidden/>
@@ -48974,10 +50665,10 @@
       <w:ind/>
     </w:pPr>
   </w:style>
-  <w:style w:type="character" w:styleId="737" w:customStyle="1">
+  <w:style w:type="character" w:styleId="944" w:customStyle="1">
     <w:name w:val="Đầu đề 1 Char"/>
-    <w:basedOn w:val="734"/>
-    <w:link w:val="725"/>
+    <w:basedOn w:val="941"/>
+    <w:link w:val="932"/>
     <w:uiPriority w:val="9"/>
     <w:pPr>
       <w:pBdr/>
@@ -48991,10 +50682,10 @@
       <w:szCs w:val="40"/>
     </w:rPr>
   </w:style>
-  <w:style w:type="character" w:styleId="738" w:customStyle="1">
+  <w:style w:type="character" w:styleId="945" w:customStyle="1">
     <w:name w:val="Đầu đề 2 Char"/>
-    <w:basedOn w:val="734"/>
-    <w:link w:val="726"/>
+    <w:basedOn w:val="941"/>
+    <w:link w:val="933"/>
     <w:uiPriority w:val="9"/>
     <w:semiHidden/>
     <w:pPr>
@@ -49009,10 +50700,10 @@
       <w:szCs w:val="32"/>
     </w:rPr>
   </w:style>
-  <w:style w:type="character" w:styleId="739" w:customStyle="1">
+  <w:style w:type="character" w:styleId="946" w:customStyle="1">
     <w:name w:val="Đầu đề 3 Char"/>
-    <w:basedOn w:val="734"/>
-    <w:link w:val="727"/>
+    <w:basedOn w:val="941"/>
+    <w:link w:val="934"/>
     <w:uiPriority w:val="9"/>
     <w:semiHidden/>
     <w:pPr>
@@ -49027,10 +50718,10 @@
       <w:szCs w:val="28"/>
     </w:rPr>
   </w:style>
-  <w:style w:type="character" w:styleId="740" w:customStyle="1">
+  <w:style w:type="character" w:styleId="947" w:customStyle="1">
     <w:name w:val="Đầu đề 4 Char"/>
-    <w:basedOn w:val="734"/>
-    <w:link w:val="728"/>
+    <w:basedOn w:val="941"/>
+    <w:link w:val="935"/>
     <w:uiPriority w:val="9"/>
     <w:semiHidden/>
     <w:pPr>
@@ -49045,10 +50736,10 @@
       <w:color w:val="0f4761" w:themeColor="accent1" w:themeShade="BF"/>
     </w:rPr>
   </w:style>
-  <w:style w:type="character" w:styleId="741" w:customStyle="1">
+  <w:style w:type="character" w:styleId="948" w:customStyle="1">
     <w:name w:val="Đầu đề 5 Char"/>
-    <w:basedOn w:val="734"/>
-    <w:link w:val="729"/>
+    <w:basedOn w:val="941"/>
+    <w:link w:val="936"/>
     <w:uiPriority w:val="9"/>
     <w:semiHidden/>
     <w:pPr>
@@ -49061,10 +50752,10 @@
       <w:color w:val="0f4761" w:themeColor="accent1" w:themeShade="BF"/>
     </w:rPr>
   </w:style>
-  <w:style w:type="character" w:styleId="742" w:customStyle="1">
+  <w:style w:type="character" w:styleId="949" w:customStyle="1">
     <w:name w:val="Đầu đề 6 Char"/>
-    <w:basedOn w:val="734"/>
-    <w:link w:val="730"/>
+    <w:basedOn w:val="941"/>
+    <w:link w:val="937"/>
     <w:uiPriority w:val="9"/>
     <w:semiHidden/>
     <w:pPr>
@@ -49079,10 +50770,10 @@
       <w:color w:val="595959" w:themeColor="text1" w:themeTint="A6"/>
     </w:rPr>
   </w:style>
-  <w:style w:type="character" w:styleId="743" w:customStyle="1">
+  <w:style w:type="character" w:styleId="950" w:customStyle="1">
     <w:name w:val="Đầu đề 7 Char"/>
-    <w:basedOn w:val="734"/>
-    <w:link w:val="731"/>
+    <w:basedOn w:val="941"/>
+    <w:link w:val="938"/>
     <w:uiPriority w:val="9"/>
     <w:semiHidden/>
     <w:pPr>
@@ -49095,10 +50786,10 @@
       <w:color w:val="595959" w:themeColor="text1" w:themeTint="A6"/>
     </w:rPr>
   </w:style>
-  <w:style w:type="character" w:styleId="744" w:customStyle="1">
+  <w:style w:type="character" w:styleId="951" w:customStyle="1">
     <w:name w:val="Đầu đề 8 Char"/>
-    <w:basedOn w:val="734"/>
-    <w:link w:val="732"/>
+    <w:basedOn w:val="941"/>
+    <w:link w:val="939"/>
     <w:uiPriority w:val="9"/>
     <w:semiHidden/>
     <w:pPr>
@@ -49113,10 +50804,10 @@
       <w:color w:val="272727" w:themeColor="text1" w:themeTint="D8"/>
     </w:rPr>
   </w:style>
-  <w:style w:type="character" w:styleId="745" w:customStyle="1">
+  <w:style w:type="character" w:styleId="952" w:customStyle="1">
     <w:name w:val="Đầu đề 9 Char"/>
-    <w:basedOn w:val="734"/>
-    <w:link w:val="733"/>
+    <w:basedOn w:val="941"/>
+    <w:link w:val="940"/>
     <w:uiPriority w:val="9"/>
     <w:semiHidden/>
     <w:pPr>
@@ -49129,11 +50820,11 @@
       <w:color w:val="272727" w:themeColor="text1" w:themeTint="D8"/>
     </w:rPr>
   </w:style>
-  <w:style w:type="paragraph" w:styleId="746">
+  <w:style w:type="paragraph" w:styleId="953">
     <w:name w:val="Title"/>
-    <w:basedOn w:val="724"/>
-    <w:next w:val="724"/>
-    <w:link w:val="747"/>
+    <w:basedOn w:val="931"/>
+    <w:next w:val="931"/>
+    <w:link w:val="954"/>
     <w:uiPriority w:val="10"/>
     <w:qFormat/>
     <w:pPr>
@@ -49149,10 +50840,10 @@
       <w:szCs w:val="56"/>
     </w:rPr>
   </w:style>
-  <w:style w:type="character" w:styleId="747" w:customStyle="1">
+  <w:style w:type="character" w:styleId="954" w:customStyle="1">
     <w:name w:val="Tiêu đề Char"/>
-    <w:basedOn w:val="734"/>
-    <w:link w:val="746"/>
+    <w:basedOn w:val="941"/>
+    <w:link w:val="953"/>
     <w:uiPriority w:val="10"/>
     <w:pPr>
       <w:pBdr/>
@@ -49166,11 +50857,11 @@
       <w:szCs w:val="56"/>
     </w:rPr>
   </w:style>
-  <w:style w:type="paragraph" w:styleId="748">
+  <w:style w:type="paragraph" w:styleId="955">
     <w:name w:val="Subtitle"/>
-    <w:basedOn w:val="724"/>
-    <w:next w:val="724"/>
-    <w:link w:val="749"/>
+    <w:basedOn w:val="931"/>
+    <w:next w:val="931"/>
+    <w:link w:val="956"/>
     <w:uiPriority w:val="11"/>
     <w:qFormat/>
     <w:pPr>
@@ -49188,10 +50879,10 @@
       <w:szCs w:val="28"/>
     </w:rPr>
   </w:style>
-  <w:style w:type="character" w:styleId="749" w:customStyle="1">
+  <w:style w:type="character" w:styleId="956" w:customStyle="1">
     <w:name w:val="Tiêu đề phụ Char"/>
-    <w:basedOn w:val="734"/>
-    <w:link w:val="748"/>
+    <w:basedOn w:val="941"/>
+    <w:link w:val="955"/>
     <w:uiPriority w:val="11"/>
     <w:pPr>
       <w:pBdr/>
@@ -49206,11 +50897,11 @@
       <w:szCs w:val="28"/>
     </w:rPr>
   </w:style>
-  <w:style w:type="paragraph" w:styleId="750">
+  <w:style w:type="paragraph" w:styleId="957">
     <w:name w:val="Quote"/>
-    <w:basedOn w:val="724"/>
-    <w:next w:val="724"/>
-    <w:link w:val="751"/>
+    <w:basedOn w:val="931"/>
+    <w:next w:val="931"/>
+    <w:link w:val="958"/>
     <w:uiPriority w:val="29"/>
     <w:qFormat/>
     <w:pPr>
@@ -49225,10 +50916,10 @@
       <w:color w:val="404040" w:themeColor="text1" w:themeTint="BF"/>
     </w:rPr>
   </w:style>
-  <w:style w:type="character" w:styleId="751" w:customStyle="1">
+  <w:style w:type="character" w:styleId="958" w:customStyle="1">
     <w:name w:val="Lời trích dẫn Char"/>
-    <w:basedOn w:val="734"/>
-    <w:link w:val="750"/>
+    <w:basedOn w:val="941"/>
+    <w:link w:val="957"/>
     <w:uiPriority w:val="29"/>
     <w:pPr>
       <w:pBdr/>
@@ -49241,9 +50932,9 @@
       <w:color w:val="404040" w:themeColor="text1" w:themeTint="BF"/>
     </w:rPr>
   </w:style>
-  <w:style w:type="paragraph" w:styleId="752">
+  <w:style w:type="paragraph" w:styleId="959">
     <w:name w:val="List Paragraph"/>
-    <w:basedOn w:val="724"/>
+    <w:basedOn w:val="931"/>
     <w:uiPriority w:val="34"/>
     <w:qFormat/>
     <w:pPr>
@@ -49253,9 +50944,9 @@
       <w:contextualSpacing w:val="true"/>
     </w:pPr>
   </w:style>
-  <w:style w:type="character" w:styleId="753">
+  <w:style w:type="character" w:styleId="960">
     <w:name w:val="Intense Emphasis"/>
-    <w:basedOn w:val="734"/>
+    <w:basedOn w:val="941"/>
     <w:uiPriority w:val="21"/>
     <w:qFormat/>
     <w:pPr>
@@ -49269,11 +50960,11 @@
       <w:color w:val="0f4761" w:themeColor="accent1" w:themeShade="BF"/>
     </w:rPr>
   </w:style>
-  <w:style w:type="paragraph" w:styleId="754">
+  <w:style w:type="paragraph" w:styleId="961">
     <w:name w:val="Intense Quote"/>
-    <w:basedOn w:val="724"/>
-    <w:next w:val="724"/>
-    <w:link w:val="755"/>
+    <w:basedOn w:val="931"/>
+    <w:next w:val="931"/>
+    <w:link w:val="962"/>
     <w:uiPriority w:val="30"/>
     <w:qFormat/>
     <w:pPr>
@@ -49291,10 +50982,10 @@
       <w:color w:val="0f4761" w:themeColor="accent1" w:themeShade="BF"/>
     </w:rPr>
   </w:style>
-  <w:style w:type="character" w:styleId="755" w:customStyle="1">
+  <w:style w:type="character" w:styleId="962" w:customStyle="1">
     <w:name w:val="Nháy kép Đậm Char"/>
-    <w:basedOn w:val="734"/>
-    <w:link w:val="754"/>
+    <w:basedOn w:val="941"/>
+    <w:link w:val="961"/>
     <w:uiPriority w:val="30"/>
     <w:pPr>
       <w:pBdr/>
@@ -49307,9 +50998,9 @@
       <w:color w:val="0f4761" w:themeColor="accent1" w:themeShade="BF"/>
     </w:rPr>
   </w:style>
-  <w:style w:type="character" w:styleId="756">
+  <w:style w:type="character" w:styleId="963">
     <w:name w:val="Intense Reference"/>
-    <w:basedOn w:val="734"/>
+    <w:basedOn w:val="941"/>
     <w:uiPriority w:val="32"/>
     <w:qFormat/>
     <w:pPr>

--- a/Kỹ thuật Phục hồi chức năng/01. Môn học Cơ sở (II.1)/MH09. Hóa sinh/Đề cương /4. Acid nucleic.docx
+++ b/Kỹ thuật Phục hồi chức năng/01. Môn học Cơ sở (II.1)/MH09. Hóa sinh/Đề cương /4. Acid nucleic.docx
@@ -10727,21 +10727,21 @@
       </w:pPr>
       <w:r>
         <w:rPr>
-          <w:highlight w:val="yellow"/>
+          <w:highlight w:val="none"/>
           <w:lang w:val="en-US"/>
         </w:rPr>
         <w:t xml:space="preserve">C.</w:t>
       </w:r>
       <w:r>
         <w:rPr>
-          <w:highlight w:val="yellow"/>
+          <w:highlight w:val="none"/>
           <w:lang w:val="en-US"/>
         </w:rPr>
         <w:t xml:space="preserve">Liên kết 2 chuỗ</w:t>
       </w:r>
       <w:r>
         <w:rPr>
-          <w:highlight w:val="yellow"/>
+          <w:highlight w:val="none"/>
           <w:lang w:val="en-US"/>
         </w:rPr>
         <w:t xml:space="preserve">i Nucleotid</w:t>
@@ -11842,7 +11842,7 @@
       </w:r>
       <w:r>
         <w:rPr>
-          <w:highlight w:val="yellow"/>
+          <w:highlight w:val="green"/>
           <w:lang w:val="en-US"/>
         </w:rPr>
         <w:t xml:space="preserve">D</w:t>
@@ -13614,7 +13614,7 @@
           <w:rFonts w:cs="Times New Roman"/>
           <w:b/>
           <w:szCs w:val="28"/>
-          <w:highlight w:val="green"/>
+          <w:highlight w:val="none"/>
           <w:lang w:val="en-US"/>
         </w:rPr>
         <w:t xml:space="preserve">Câu 59</w:t>
@@ -13624,7 +13624,7 @@
           <w:rFonts w:cs="Times New Roman"/>
           <w:b/>
           <w:szCs w:val="28"/>
-          <w:highlight w:val="green"/>
+          <w:highlight w:val="none"/>
           <w:lang w:val="en-US"/>
         </w:rPr>
         <w:t xml:space="preserve">:</w:t>
